--- a/Core Java.docx
+++ b/Core Java.docx
@@ -9988,57 +9988,166 @@
           <w:rFonts w:ascii="Times New Roman" w:hAnsi="Times New Roman" w:cs="Times New Roman"/>
           <w:b/>
           <w:bCs/>
-        </w:rPr>
-      </w:pPr>
-      <w:r>
-        <w:rPr>
-          <w:rFonts w:ascii="Times New Roman" w:hAnsi="Times New Roman" w:cs="Times New Roman"/>
-          <w:b/>
-          <w:bCs/>
-        </w:rPr>
-        <w:t>What is Collection in Java</w:t>
-      </w:r>
-    </w:p>
-    <w:p>
-      <w:pPr>
-        <w:jc w:val="both"/>
-        <w:rPr>
-          <w:rFonts w:ascii="Times New Roman" w:hAnsi="Times New Roman" w:cs="Times New Roman"/>
-        </w:rPr>
-      </w:pPr>
-      <w:r>
-        <w:rPr>
-          <w:rFonts w:ascii="Times New Roman" w:hAnsi="Times New Roman" w:cs="Times New Roman"/>
-        </w:rPr>
-        <w:t>A Collection in Java represents a group of objects stored together as a single unit.</w:t>
-      </w:r>
-    </w:p>
-    <w:p>
-      <w:pPr>
-        <w:jc w:val="both"/>
-        <w:rPr>
-          <w:rFonts w:ascii="Times New Roman" w:hAnsi="Times New Roman" w:cs="Times New Roman"/>
-        </w:rPr>
-      </w:pPr>
-      <w:r>
-        <w:rPr>
-          <w:rFonts w:ascii="Times New Roman" w:hAnsi="Times New Roman" w:cs="Times New Roman"/>
-        </w:rPr>
-        <w:t>It is the single entity or object which can store multiple data.</w:t>
-      </w:r>
-    </w:p>
-    <w:p>
-      <w:pPr>
-        <w:jc w:val="both"/>
-        <w:rPr>
-          <w:rFonts w:ascii="Times New Roman" w:hAnsi="Times New Roman" w:cs="Times New Roman"/>
-        </w:rPr>
-      </w:pPr>
-      <w:r>
-        <w:rPr>
-          <w:rFonts w:ascii="Times New Roman" w:hAnsi="Times New Roman" w:cs="Times New Roman"/>
-        </w:rPr>
-        <w:t xml:space="preserve"> It is used to store multiple values so that they can be managed and manipulated easily.</w:t>
+          <w:color w:val="EE0000"/>
+        </w:rPr>
+      </w:pPr>
+      <w:r>
+        <w:rPr>
+          <w:rFonts w:ascii="Times New Roman" w:hAnsi="Times New Roman" w:cs="Times New Roman"/>
+          <w:b/>
+          <w:bCs/>
+          <w:color w:val="EE0000"/>
+        </w:rPr>
+        <w:t>Collection framework</w:t>
+      </w:r>
+    </w:p>
+    <w:p>
+      <w:pPr>
+        <w:pStyle w:val="ListParagraph"/>
+        <w:numPr>
+          <w:ilvl w:val="0"/>
+          <w:numId w:val="46"/>
+        </w:numPr>
+        <w:jc w:val="both"/>
+        <w:rPr>
+          <w:rFonts w:ascii="Times New Roman" w:hAnsi="Times New Roman" w:cs="Times New Roman"/>
+        </w:rPr>
+      </w:pPr>
+      <w:r>
+        <w:rPr>
+          <w:rFonts w:ascii="Times New Roman" w:hAnsi="Times New Roman" w:cs="Times New Roman"/>
+        </w:rPr>
+        <w:t>A Collection Framework is a set of classes and interfaces used to store and manage groups of objects in Java.</w:t>
+      </w:r>
+    </w:p>
+    <w:p>
+      <w:pPr>
+        <w:pStyle w:val="ListParagraph"/>
+        <w:numPr>
+          <w:ilvl w:val="0"/>
+          <w:numId w:val="46"/>
+        </w:numPr>
+        <w:jc w:val="both"/>
+        <w:rPr>
+          <w:rFonts w:ascii="Times New Roman" w:hAnsi="Times New Roman" w:cs="Times New Roman"/>
+        </w:rPr>
+      </w:pPr>
+      <w:r>
+        <w:rPr>
+          <w:rFonts w:ascii="Times New Roman" w:hAnsi="Times New Roman" w:cs="Times New Roman"/>
+        </w:rPr>
+        <w:t>It provides ready-made data structures such as List, Set, Queue, and Map.</w:t>
+      </w:r>
+    </w:p>
+    <w:p>
+      <w:pPr>
+        <w:pStyle w:val="ListParagraph"/>
+        <w:numPr>
+          <w:ilvl w:val="0"/>
+          <w:numId w:val="46"/>
+        </w:numPr>
+        <w:jc w:val="both"/>
+        <w:rPr>
+          <w:rFonts w:ascii="Times New Roman" w:hAnsi="Times New Roman" w:cs="Times New Roman"/>
+        </w:rPr>
+      </w:pPr>
+      <w:r>
+        <w:rPr>
+          <w:rFonts w:ascii="Times New Roman" w:hAnsi="Times New Roman" w:cs="Times New Roman"/>
+        </w:rPr>
+        <w:t>It helps programmers perform operations like adding, removing, searching, and sorting data easily.</w:t>
+      </w:r>
+    </w:p>
+    <w:p>
+      <w:pPr>
+        <w:pStyle w:val="ListParagraph"/>
+        <w:numPr>
+          <w:ilvl w:val="0"/>
+          <w:numId w:val="46"/>
+        </w:numPr>
+        <w:jc w:val="both"/>
+        <w:rPr>
+          <w:rFonts w:ascii="Times New Roman" w:hAnsi="Times New Roman" w:cs="Times New Roman"/>
+        </w:rPr>
+      </w:pPr>
+      <w:r>
+        <w:rPr>
+          <w:rFonts w:ascii="Times New Roman" w:hAnsi="Times New Roman" w:cs="Times New Roman"/>
+        </w:rPr>
+        <w:t>The Java Collection Framework makes data handling efficient, organized, and reusable.</w:t>
+      </w:r>
+    </w:p>
+    <w:p>
+      <w:pPr>
+        <w:jc w:val="both"/>
+        <w:rPr>
+          <w:rFonts w:ascii="Times New Roman" w:hAnsi="Times New Roman" w:cs="Times New Roman"/>
+          <w:b/>
+          <w:bCs/>
+          <w:color w:val="EE0000"/>
+        </w:rPr>
+      </w:pPr>
+      <w:r>
+        <w:rPr>
+          <w:rFonts w:ascii="Times New Roman" w:hAnsi="Times New Roman" w:cs="Times New Roman"/>
+          <w:b/>
+          <w:bCs/>
+          <w:color w:val="EE0000"/>
+        </w:rPr>
+        <w:t>Collection vs Collections</w:t>
+      </w:r>
+    </w:p>
+    <w:p>
+      <w:pPr>
+        <w:pStyle w:val="ListParagraph"/>
+        <w:numPr>
+          <w:ilvl w:val="0"/>
+          <w:numId w:val="47"/>
+        </w:numPr>
+        <w:jc w:val="both"/>
+        <w:rPr>
+          <w:rFonts w:ascii="Times New Roman" w:hAnsi="Times New Roman" w:cs="Times New Roman"/>
+          <w:b/>
+          <w:bCs/>
+        </w:rPr>
+      </w:pPr>
+      <w:r>
+        <w:rPr>
+          <w:rFonts w:ascii="Times New Roman" w:hAnsi="Times New Roman" w:cs="Times New Roman"/>
+          <w:b/>
+          <w:bCs/>
+        </w:rPr>
+        <w:t>Collection</w:t>
+      </w:r>
+    </w:p>
+    <w:p>
+      <w:pPr>
+        <w:jc w:val="both"/>
+        <w:rPr>
+          <w:rFonts w:ascii="Times New Roman" w:hAnsi="Times New Roman" w:cs="Times New Roman"/>
+        </w:rPr>
+      </w:pPr>
+      <w:r>
+        <w:rPr>
+          <w:rFonts w:ascii="Times New Roman" w:hAnsi="Times New Roman" w:cs="Times New Roman"/>
+        </w:rPr>
+        <w:t xml:space="preserve">Collection is an interface present in </w:t>
+      </w:r>
+      <w:proofErr w:type="spellStart"/>
+      <w:proofErr w:type="gramStart"/>
+      <w:r>
+        <w:rPr>
+          <w:rFonts w:ascii="Times New Roman" w:hAnsi="Times New Roman" w:cs="Times New Roman"/>
+        </w:rPr>
+        <w:t>java.util</w:t>
+      </w:r>
+      <w:proofErr w:type="spellEnd"/>
+      <w:proofErr w:type="gramEnd"/>
+      <w:r>
+        <w:rPr>
+          <w:rFonts w:ascii="Times New Roman" w:hAnsi="Times New Roman" w:cs="Times New Roman"/>
+        </w:rPr>
+        <w:t xml:space="preserve"> package. It is used to represent a group of individual objects as a single unit.</w:t>
       </w:r>
       <w:r>
         <w:rPr>
@@ -10046,555 +10155,2111 @@
         </w:rPr>
         <w:t xml:space="preserve"> </w:t>
       </w:r>
-      <w:r>
-        <w:rPr>
-          <w:rFonts w:ascii="Times New Roman" w:hAnsi="Times New Roman" w:cs="Times New Roman"/>
-        </w:rPr>
-        <w:t>Using collections simplifies common data tasks, such as adding, removing, searching, and sorting elements.</w:t>
-      </w:r>
-      <w:r>
-        <w:rPr>
-          <w:rFonts w:ascii="Times New Roman" w:hAnsi="Times New Roman" w:cs="Times New Roman"/>
-        </w:rPr>
-        <w:t xml:space="preserve"> </w:t>
-      </w:r>
-    </w:p>
-    <w:p>
-      <w:pPr>
-        <w:jc w:val="both"/>
-        <w:rPr>
-          <w:rFonts w:ascii="Times New Roman" w:hAnsi="Times New Roman" w:cs="Times New Roman"/>
-        </w:rPr>
-      </w:pPr>
-    </w:p>
-    <w:p>
-      <w:pPr>
-        <w:jc w:val="both"/>
-        <w:rPr>
-          <w:rFonts w:ascii="Times New Roman" w:hAnsi="Times New Roman" w:cs="Times New Roman"/>
-          <w:b/>
-          <w:bCs/>
-        </w:rPr>
-      </w:pPr>
-      <w:r>
-        <w:rPr>
-          <w:rFonts w:ascii="Times New Roman" w:hAnsi="Times New Roman" w:cs="Times New Roman"/>
-          <w:b/>
-          <w:bCs/>
-        </w:rPr>
-        <w:t>Framework</w:t>
-      </w:r>
-    </w:p>
-    <w:p>
-      <w:pPr>
-        <w:jc w:val="both"/>
-        <w:rPr>
-          <w:rFonts w:ascii="Times New Roman" w:hAnsi="Times New Roman" w:cs="Times New Roman"/>
-        </w:rPr>
-      </w:pPr>
-      <w:r>
-        <w:rPr>
-          <w:rFonts w:ascii="Times New Roman" w:hAnsi="Times New Roman" w:cs="Times New Roman"/>
-        </w:rPr>
-        <w:t>A framework provides a ready-made structure of classes and interfaces for building software applications efficiently.</w:t>
-      </w:r>
-    </w:p>
-    <w:p>
-      <w:pPr>
-        <w:numPr>
-          <w:ilvl w:val="0"/>
-          <w:numId w:val="32"/>
-        </w:numPr>
-        <w:jc w:val="both"/>
-        <w:rPr>
-          <w:rFonts w:ascii="Times New Roman" w:hAnsi="Times New Roman" w:cs="Times New Roman"/>
-        </w:rPr>
-      </w:pPr>
-      <w:r>
-        <w:rPr>
-          <w:rFonts w:ascii="Times New Roman" w:hAnsi="Times New Roman" w:cs="Times New Roman"/>
-        </w:rPr>
-        <w:t>It provides a ready-made structure</w:t>
-      </w:r>
-    </w:p>
-    <w:p>
-      <w:pPr>
-        <w:numPr>
-          <w:ilvl w:val="0"/>
-          <w:numId w:val="32"/>
-        </w:numPr>
-        <w:jc w:val="both"/>
-        <w:rPr>
-          <w:rFonts w:ascii="Times New Roman" w:hAnsi="Times New Roman" w:cs="Times New Roman"/>
-        </w:rPr>
-      </w:pPr>
-      <w:r>
-        <w:rPr>
-          <w:rFonts w:ascii="Times New Roman" w:hAnsi="Times New Roman" w:cs="Times New Roman"/>
-        </w:rPr>
-        <w:t>It contains classes and interfaces</w:t>
-      </w:r>
-    </w:p>
-    <w:p>
-      <w:pPr>
-        <w:numPr>
-          <w:ilvl w:val="0"/>
-          <w:numId w:val="32"/>
-        </w:numPr>
-        <w:jc w:val="both"/>
-        <w:rPr>
-          <w:rFonts w:ascii="Times New Roman" w:hAnsi="Times New Roman" w:cs="Times New Roman"/>
-        </w:rPr>
-      </w:pPr>
-      <w:r>
-        <w:rPr>
-          <w:rFonts w:ascii="Times New Roman" w:hAnsi="Times New Roman" w:cs="Times New Roman"/>
-        </w:rPr>
-        <w:t>It helps in faster and easier development</w:t>
-      </w:r>
-    </w:p>
-    <w:p>
-      <w:pPr>
-        <w:jc w:val="both"/>
-        <w:rPr>
-          <w:rFonts w:ascii="Times New Roman" w:hAnsi="Times New Roman" w:cs="Times New Roman"/>
-        </w:rPr>
-      </w:pPr>
-    </w:p>
-    <w:p>
-      <w:pPr>
-        <w:jc w:val="both"/>
-        <w:rPr>
-          <w:rFonts w:ascii="Times New Roman" w:hAnsi="Times New Roman" w:cs="Times New Roman"/>
-          <w:b/>
-          <w:bCs/>
-        </w:rPr>
-      </w:pPr>
-      <w:r>
-        <w:rPr>
-          <w:rFonts w:ascii="Times New Roman" w:hAnsi="Times New Roman" w:cs="Times New Roman"/>
-          <w:b/>
-          <w:bCs/>
-        </w:rPr>
-        <w:t>Collection Framework</w:t>
-      </w:r>
-    </w:p>
-    <w:p>
-      <w:pPr>
-        <w:jc w:val="both"/>
-        <w:rPr>
-          <w:rFonts w:ascii="Times New Roman" w:hAnsi="Times New Roman" w:cs="Times New Roman"/>
-        </w:rPr>
-      </w:pPr>
-      <w:r>
-        <w:rPr>
-          <w:rFonts w:ascii="Times New Roman" w:hAnsi="Times New Roman" w:cs="Times New Roman"/>
-        </w:rPr>
-        <w:t>The Collection Framework is a set of classes and interfaces used to store and manage data. It provides different data structures like lists, sets, and queues.</w:t>
-      </w:r>
-    </w:p>
-    <w:p>
-      <w:pPr>
-        <w:jc w:val="both"/>
-        <w:rPr>
-          <w:rFonts w:ascii="Times New Roman" w:hAnsi="Times New Roman" w:cs="Times New Roman"/>
-        </w:rPr>
-      </w:pPr>
-    </w:p>
-    <w:p>
-      <w:pPr>
+    </w:p>
+    <w:p>
+      <w:pPr>
+        <w:jc w:val="both"/>
+        <w:rPr>
+          <w:rFonts w:ascii="Times New Roman" w:hAnsi="Times New Roman" w:cs="Times New Roman"/>
+        </w:rPr>
+      </w:pPr>
+      <w:r>
+        <w:rPr>
+          <w:rFonts w:ascii="Times New Roman" w:hAnsi="Times New Roman" w:cs="Times New Roman"/>
+        </w:rPr>
+        <w:t>The collection is considered as the root interface of the collection framework.</w:t>
+      </w:r>
+    </w:p>
+    <w:p>
+      <w:pPr>
+        <w:jc w:val="both"/>
+        <w:rPr>
+          <w:rFonts w:ascii="Times New Roman" w:hAnsi="Times New Roman" w:cs="Times New Roman"/>
+        </w:rPr>
+      </w:pPr>
+      <w:r>
+        <w:rPr>
+          <w:rFonts w:ascii="Times New Roman" w:hAnsi="Times New Roman" w:cs="Times New Roman"/>
+        </w:rPr>
+        <w:t>It provides several classes and interfaces to represent a group of individual objects as a single unit. </w:t>
+      </w:r>
+    </w:p>
+    <w:p>
+      <w:pPr>
+        <w:spacing w:after="0"/>
+        <w:jc w:val="both"/>
+        <w:rPr>
+          <w:rFonts w:ascii="Times New Roman" w:hAnsi="Times New Roman" w:cs="Times New Roman"/>
+        </w:rPr>
+      </w:pPr>
+      <w:r>
+        <w:rPr>
+          <w:rFonts w:ascii="Times New Roman" w:hAnsi="Times New Roman" w:cs="Times New Roman"/>
+        </w:rPr>
+        <w:t>The List, Set, and Queue are the main sub-interfaces of the collection interface. The map interface is also part of the java collection framework, but it doesn't inherit the collection of the interface.</w:t>
+      </w:r>
+    </w:p>
+    <w:p>
+      <w:pPr>
+        <w:spacing w:after="0"/>
+        <w:jc w:val="both"/>
+        <w:rPr>
+          <w:rFonts w:ascii="Times New Roman" w:hAnsi="Times New Roman" w:cs="Times New Roman"/>
+        </w:rPr>
+      </w:pPr>
+    </w:p>
+    <w:p>
+      <w:pPr>
+        <w:spacing w:after="0"/>
+        <w:jc w:val="both"/>
+        <w:rPr>
+          <w:rFonts w:ascii="Times New Roman" w:hAnsi="Times New Roman" w:cs="Times New Roman"/>
+        </w:rPr>
+      </w:pPr>
+      <w:r>
+        <w:rPr>
+          <w:rFonts w:ascii="Times New Roman" w:hAnsi="Times New Roman" w:cs="Times New Roman"/>
+        </w:rPr>
+        <w:t>Following are Collection interface methods:</w:t>
+      </w:r>
+    </w:p>
+    <w:p>
+      <w:pPr>
+        <w:spacing w:after="0"/>
+        <w:jc w:val="both"/>
+        <w:rPr>
+          <w:rFonts w:ascii="Times New Roman" w:hAnsi="Times New Roman" w:cs="Times New Roman"/>
+        </w:rPr>
+      </w:pPr>
+    </w:p>
+    <w:p>
+      <w:pPr>
+        <w:spacing w:after="0"/>
+        <w:jc w:val="both"/>
+        <w:rPr>
+          <w:rFonts w:ascii="Times New Roman" w:hAnsi="Times New Roman" w:cs="Times New Roman"/>
+          <w:b/>
+          <w:bCs/>
+        </w:rPr>
+      </w:pPr>
+      <w:r>
+        <w:rPr>
+          <w:rFonts w:ascii="Times New Roman" w:hAnsi="Times New Roman" w:cs="Times New Roman"/>
+          <w:b/>
+          <w:bCs/>
+        </w:rPr>
+        <w:t>Collection Interface Methods and Their Uses</w:t>
+      </w:r>
+    </w:p>
+    <w:p>
+      <w:pPr>
+        <w:numPr>
+          <w:ilvl w:val="0"/>
+          <w:numId w:val="48"/>
+        </w:numPr>
+        <w:spacing w:after="0"/>
+        <w:jc w:val="both"/>
+        <w:rPr>
+          <w:rFonts w:ascii="Times New Roman" w:hAnsi="Times New Roman" w:cs="Times New Roman"/>
+        </w:rPr>
+      </w:pPr>
+      <w:proofErr w:type="gramStart"/>
+      <w:r>
+        <w:rPr>
+          <w:rFonts w:ascii="Times New Roman" w:hAnsi="Times New Roman" w:cs="Times New Roman"/>
+          <w:b/>
+          <w:bCs/>
+        </w:rPr>
+        <w:t>add(</w:t>
+      </w:r>
+      <w:proofErr w:type="gramEnd"/>
+      <w:r>
+        <w:rPr>
+          <w:rFonts w:ascii="Times New Roman" w:hAnsi="Times New Roman" w:cs="Times New Roman"/>
+          <w:b/>
+          <w:bCs/>
+        </w:rPr>
+        <w:t>E e)</w:t>
+      </w:r>
+      <w:r>
+        <w:rPr>
+          <w:rFonts w:ascii="Times New Roman" w:hAnsi="Times New Roman" w:cs="Times New Roman"/>
+        </w:rPr>
+        <w:t xml:space="preserve"> – Adds an element to the collection.</w:t>
+      </w:r>
+    </w:p>
+    <w:p>
+      <w:pPr>
+        <w:numPr>
+          <w:ilvl w:val="0"/>
+          <w:numId w:val="48"/>
+        </w:numPr>
+        <w:spacing w:after="0"/>
+        <w:jc w:val="both"/>
+        <w:rPr>
+          <w:rFonts w:ascii="Times New Roman" w:hAnsi="Times New Roman" w:cs="Times New Roman"/>
+        </w:rPr>
+      </w:pPr>
+      <w:proofErr w:type="spellStart"/>
+      <w:proofErr w:type="gramStart"/>
+      <w:r>
+        <w:rPr>
+          <w:rFonts w:ascii="Times New Roman" w:hAnsi="Times New Roman" w:cs="Times New Roman"/>
+          <w:b/>
+          <w:bCs/>
+        </w:rPr>
+        <w:t>addAll</w:t>
+      </w:r>
+      <w:proofErr w:type="spellEnd"/>
+      <w:r>
+        <w:rPr>
+          <w:rFonts w:ascii="Times New Roman" w:hAnsi="Times New Roman" w:cs="Times New Roman"/>
+          <w:b/>
+          <w:bCs/>
+        </w:rPr>
+        <w:t>(</w:t>
+      </w:r>
+      <w:proofErr w:type="gramEnd"/>
+      <w:r>
+        <w:rPr>
+          <w:rFonts w:ascii="Times New Roman" w:hAnsi="Times New Roman" w:cs="Times New Roman"/>
+          <w:b/>
+          <w:bCs/>
+        </w:rPr>
+        <w:t>Collection c)</w:t>
+      </w:r>
+      <w:r>
+        <w:rPr>
+          <w:rFonts w:ascii="Times New Roman" w:hAnsi="Times New Roman" w:cs="Times New Roman"/>
+        </w:rPr>
+        <w:t xml:space="preserve"> – Adds all elements of another collection.</w:t>
+      </w:r>
+    </w:p>
+    <w:p>
+      <w:pPr>
+        <w:numPr>
+          <w:ilvl w:val="0"/>
+          <w:numId w:val="48"/>
+        </w:numPr>
+        <w:spacing w:after="0"/>
+        <w:jc w:val="both"/>
+        <w:rPr>
+          <w:rFonts w:ascii="Times New Roman" w:hAnsi="Times New Roman" w:cs="Times New Roman"/>
+        </w:rPr>
+      </w:pPr>
+      <w:proofErr w:type="gramStart"/>
+      <w:r>
+        <w:rPr>
+          <w:rFonts w:ascii="Times New Roman" w:hAnsi="Times New Roman" w:cs="Times New Roman"/>
+          <w:b/>
+          <w:bCs/>
+        </w:rPr>
+        <w:t>remove(</w:t>
+      </w:r>
+      <w:proofErr w:type="gramEnd"/>
+      <w:r>
+        <w:rPr>
+          <w:rFonts w:ascii="Times New Roman" w:hAnsi="Times New Roman" w:cs="Times New Roman"/>
+          <w:b/>
+          <w:bCs/>
+        </w:rPr>
+        <w:t>Object o)</w:t>
+      </w:r>
+      <w:r>
+        <w:rPr>
+          <w:rFonts w:ascii="Times New Roman" w:hAnsi="Times New Roman" w:cs="Times New Roman"/>
+        </w:rPr>
+        <w:t xml:space="preserve"> – Removes the specified element from the collection.</w:t>
+      </w:r>
+    </w:p>
+    <w:p>
+      <w:pPr>
+        <w:numPr>
+          <w:ilvl w:val="0"/>
+          <w:numId w:val="48"/>
+        </w:numPr>
+        <w:spacing w:after="0"/>
+        <w:jc w:val="both"/>
+        <w:rPr>
+          <w:rFonts w:ascii="Times New Roman" w:hAnsi="Times New Roman" w:cs="Times New Roman"/>
+        </w:rPr>
+      </w:pPr>
+      <w:proofErr w:type="spellStart"/>
+      <w:proofErr w:type="gramStart"/>
+      <w:r>
+        <w:rPr>
+          <w:rFonts w:ascii="Times New Roman" w:hAnsi="Times New Roman" w:cs="Times New Roman"/>
+          <w:b/>
+          <w:bCs/>
+        </w:rPr>
+        <w:t>removeAll</w:t>
+      </w:r>
+      <w:proofErr w:type="spellEnd"/>
+      <w:r>
+        <w:rPr>
+          <w:rFonts w:ascii="Times New Roman" w:hAnsi="Times New Roman" w:cs="Times New Roman"/>
+          <w:b/>
+          <w:bCs/>
+        </w:rPr>
+        <w:t>(</w:t>
+      </w:r>
+      <w:proofErr w:type="gramEnd"/>
+      <w:r>
+        <w:rPr>
+          <w:rFonts w:ascii="Times New Roman" w:hAnsi="Times New Roman" w:cs="Times New Roman"/>
+          <w:b/>
+          <w:bCs/>
+        </w:rPr>
+        <w:t>Collection c)</w:t>
+      </w:r>
+      <w:r>
+        <w:rPr>
+          <w:rFonts w:ascii="Times New Roman" w:hAnsi="Times New Roman" w:cs="Times New Roman"/>
+        </w:rPr>
+        <w:t xml:space="preserve"> – Removes all elements that are present in another collection.</w:t>
+      </w:r>
+    </w:p>
+    <w:p>
+      <w:pPr>
+        <w:numPr>
+          <w:ilvl w:val="0"/>
+          <w:numId w:val="48"/>
+        </w:numPr>
+        <w:spacing w:after="0"/>
+        <w:jc w:val="both"/>
+        <w:rPr>
+          <w:rFonts w:ascii="Times New Roman" w:hAnsi="Times New Roman" w:cs="Times New Roman"/>
+        </w:rPr>
+      </w:pPr>
+      <w:proofErr w:type="spellStart"/>
+      <w:proofErr w:type="gramStart"/>
+      <w:r>
+        <w:rPr>
+          <w:rFonts w:ascii="Times New Roman" w:hAnsi="Times New Roman" w:cs="Times New Roman"/>
+          <w:b/>
+          <w:bCs/>
+        </w:rPr>
+        <w:t>retainAll</w:t>
+      </w:r>
+      <w:proofErr w:type="spellEnd"/>
+      <w:r>
+        <w:rPr>
+          <w:rFonts w:ascii="Times New Roman" w:hAnsi="Times New Roman" w:cs="Times New Roman"/>
+          <w:b/>
+          <w:bCs/>
+        </w:rPr>
+        <w:t>(</w:t>
+      </w:r>
+      <w:proofErr w:type="gramEnd"/>
+      <w:r>
+        <w:rPr>
+          <w:rFonts w:ascii="Times New Roman" w:hAnsi="Times New Roman" w:cs="Times New Roman"/>
+          <w:b/>
+          <w:bCs/>
+        </w:rPr>
+        <w:t>Collection c)</w:t>
+      </w:r>
+      <w:r>
+        <w:rPr>
+          <w:rFonts w:ascii="Times New Roman" w:hAnsi="Times New Roman" w:cs="Times New Roman"/>
+        </w:rPr>
+        <w:t xml:space="preserve"> – Retains only the elements that are present in another collection.</w:t>
+      </w:r>
+    </w:p>
+    <w:p>
+      <w:pPr>
+        <w:numPr>
+          <w:ilvl w:val="0"/>
+          <w:numId w:val="48"/>
+        </w:numPr>
+        <w:spacing w:after="0"/>
+        <w:jc w:val="both"/>
+        <w:rPr>
+          <w:rFonts w:ascii="Times New Roman" w:hAnsi="Times New Roman" w:cs="Times New Roman"/>
+        </w:rPr>
+      </w:pPr>
+      <w:proofErr w:type="gramStart"/>
+      <w:r>
+        <w:rPr>
+          <w:rFonts w:ascii="Times New Roman" w:hAnsi="Times New Roman" w:cs="Times New Roman"/>
+          <w:b/>
+          <w:bCs/>
+        </w:rPr>
+        <w:t>clear(</w:t>
+      </w:r>
+      <w:proofErr w:type="gramEnd"/>
+      <w:r>
+        <w:rPr>
+          <w:rFonts w:ascii="Times New Roman" w:hAnsi="Times New Roman" w:cs="Times New Roman"/>
+          <w:b/>
+          <w:bCs/>
+        </w:rPr>
+        <w:t>)</w:t>
+      </w:r>
+      <w:r>
+        <w:rPr>
+          <w:rFonts w:ascii="Times New Roman" w:hAnsi="Times New Roman" w:cs="Times New Roman"/>
+        </w:rPr>
+        <w:t xml:space="preserve"> – Removes all elements from the collection.</w:t>
+      </w:r>
+    </w:p>
+    <w:p>
+      <w:pPr>
+        <w:numPr>
+          <w:ilvl w:val="0"/>
+          <w:numId w:val="48"/>
+        </w:numPr>
+        <w:spacing w:after="0"/>
+        <w:jc w:val="both"/>
+        <w:rPr>
+          <w:rFonts w:ascii="Times New Roman" w:hAnsi="Times New Roman" w:cs="Times New Roman"/>
+        </w:rPr>
+      </w:pPr>
+      <w:proofErr w:type="gramStart"/>
+      <w:r>
+        <w:rPr>
+          <w:rFonts w:ascii="Times New Roman" w:hAnsi="Times New Roman" w:cs="Times New Roman"/>
+          <w:b/>
+          <w:bCs/>
+        </w:rPr>
+        <w:t>contains(</w:t>
+      </w:r>
+      <w:proofErr w:type="gramEnd"/>
+      <w:r>
+        <w:rPr>
+          <w:rFonts w:ascii="Times New Roman" w:hAnsi="Times New Roman" w:cs="Times New Roman"/>
+          <w:b/>
+          <w:bCs/>
+        </w:rPr>
+        <w:t>Object o)</w:t>
+      </w:r>
+      <w:r>
+        <w:rPr>
+          <w:rFonts w:ascii="Times New Roman" w:hAnsi="Times New Roman" w:cs="Times New Roman"/>
+        </w:rPr>
+        <w:t xml:space="preserve"> – Checks whether the specified element exists in the collection.</w:t>
+      </w:r>
+    </w:p>
+    <w:p>
+      <w:pPr>
+        <w:numPr>
+          <w:ilvl w:val="0"/>
+          <w:numId w:val="48"/>
+        </w:numPr>
+        <w:spacing w:after="0"/>
+        <w:jc w:val="both"/>
+        <w:rPr>
+          <w:rFonts w:ascii="Times New Roman" w:hAnsi="Times New Roman" w:cs="Times New Roman"/>
+        </w:rPr>
+      </w:pPr>
+      <w:proofErr w:type="spellStart"/>
+      <w:proofErr w:type="gramStart"/>
+      <w:r>
+        <w:rPr>
+          <w:rFonts w:ascii="Times New Roman" w:hAnsi="Times New Roman" w:cs="Times New Roman"/>
+          <w:b/>
+          <w:bCs/>
+        </w:rPr>
+        <w:t>containsAll</w:t>
+      </w:r>
+      <w:proofErr w:type="spellEnd"/>
+      <w:r>
+        <w:rPr>
+          <w:rFonts w:ascii="Times New Roman" w:hAnsi="Times New Roman" w:cs="Times New Roman"/>
+          <w:b/>
+          <w:bCs/>
+        </w:rPr>
+        <w:t>(</w:t>
+      </w:r>
+      <w:proofErr w:type="gramEnd"/>
+      <w:r>
+        <w:rPr>
+          <w:rFonts w:ascii="Times New Roman" w:hAnsi="Times New Roman" w:cs="Times New Roman"/>
+          <w:b/>
+          <w:bCs/>
+        </w:rPr>
+        <w:t>Collection c)</w:t>
+      </w:r>
+      <w:r>
+        <w:rPr>
+          <w:rFonts w:ascii="Times New Roman" w:hAnsi="Times New Roman" w:cs="Times New Roman"/>
+        </w:rPr>
+        <w:t xml:space="preserve"> – Checks whether all elements of another collection are present.</w:t>
+      </w:r>
+    </w:p>
+    <w:p>
+      <w:pPr>
+        <w:numPr>
+          <w:ilvl w:val="0"/>
+          <w:numId w:val="48"/>
+        </w:numPr>
+        <w:spacing w:after="0"/>
+        <w:jc w:val="both"/>
+        <w:rPr>
+          <w:rFonts w:ascii="Times New Roman" w:hAnsi="Times New Roman" w:cs="Times New Roman"/>
+        </w:rPr>
+      </w:pPr>
+      <w:proofErr w:type="gramStart"/>
+      <w:r>
+        <w:rPr>
+          <w:rFonts w:ascii="Times New Roman" w:hAnsi="Times New Roman" w:cs="Times New Roman"/>
+          <w:b/>
+          <w:bCs/>
+        </w:rPr>
+        <w:t>size(</w:t>
+      </w:r>
+      <w:proofErr w:type="gramEnd"/>
+      <w:r>
+        <w:rPr>
+          <w:rFonts w:ascii="Times New Roman" w:hAnsi="Times New Roman" w:cs="Times New Roman"/>
+          <w:b/>
+          <w:bCs/>
+        </w:rPr>
+        <w:t>)</w:t>
+      </w:r>
+      <w:r>
+        <w:rPr>
+          <w:rFonts w:ascii="Times New Roman" w:hAnsi="Times New Roman" w:cs="Times New Roman"/>
+        </w:rPr>
+        <w:t xml:space="preserve"> – Returns the number of elements in the collection.</w:t>
+      </w:r>
+    </w:p>
+    <w:p>
+      <w:pPr>
+        <w:numPr>
+          <w:ilvl w:val="0"/>
+          <w:numId w:val="48"/>
+        </w:numPr>
+        <w:spacing w:after="0"/>
+        <w:jc w:val="both"/>
+        <w:rPr>
+          <w:rFonts w:ascii="Times New Roman" w:hAnsi="Times New Roman" w:cs="Times New Roman"/>
+        </w:rPr>
+      </w:pPr>
+      <w:proofErr w:type="spellStart"/>
+      <w:proofErr w:type="gramStart"/>
+      <w:r>
+        <w:rPr>
+          <w:rFonts w:ascii="Times New Roman" w:hAnsi="Times New Roman" w:cs="Times New Roman"/>
+          <w:b/>
+          <w:bCs/>
+        </w:rPr>
+        <w:t>isEmpty</w:t>
+      </w:r>
+      <w:proofErr w:type="spellEnd"/>
+      <w:r>
+        <w:rPr>
+          <w:rFonts w:ascii="Times New Roman" w:hAnsi="Times New Roman" w:cs="Times New Roman"/>
+          <w:b/>
+          <w:bCs/>
+        </w:rPr>
+        <w:t>(</w:t>
+      </w:r>
+      <w:proofErr w:type="gramEnd"/>
+      <w:r>
+        <w:rPr>
+          <w:rFonts w:ascii="Times New Roman" w:hAnsi="Times New Roman" w:cs="Times New Roman"/>
+          <w:b/>
+          <w:bCs/>
+        </w:rPr>
+        <w:t>)</w:t>
+      </w:r>
+      <w:r>
+        <w:rPr>
+          <w:rFonts w:ascii="Times New Roman" w:hAnsi="Times New Roman" w:cs="Times New Roman"/>
+        </w:rPr>
+        <w:t xml:space="preserve"> – Checks whether the collection contains no elements.</w:t>
+      </w:r>
+    </w:p>
+    <w:p>
+      <w:pPr>
+        <w:numPr>
+          <w:ilvl w:val="0"/>
+          <w:numId w:val="48"/>
+        </w:numPr>
+        <w:spacing w:after="0"/>
+        <w:jc w:val="both"/>
+        <w:rPr>
+          <w:rFonts w:ascii="Times New Roman" w:hAnsi="Times New Roman" w:cs="Times New Roman"/>
+        </w:rPr>
+      </w:pPr>
+      <w:proofErr w:type="gramStart"/>
+      <w:r>
+        <w:rPr>
+          <w:rFonts w:ascii="Times New Roman" w:hAnsi="Times New Roman" w:cs="Times New Roman"/>
+          <w:b/>
+          <w:bCs/>
+        </w:rPr>
+        <w:t>iterator(</w:t>
+      </w:r>
+      <w:proofErr w:type="gramEnd"/>
+      <w:r>
+        <w:rPr>
+          <w:rFonts w:ascii="Times New Roman" w:hAnsi="Times New Roman" w:cs="Times New Roman"/>
+          <w:b/>
+          <w:bCs/>
+        </w:rPr>
+        <w:t>)</w:t>
+      </w:r>
+      <w:r>
+        <w:rPr>
+          <w:rFonts w:ascii="Times New Roman" w:hAnsi="Times New Roman" w:cs="Times New Roman"/>
+        </w:rPr>
+        <w:t xml:space="preserve"> – Returns an iterator to traverse the elements of the collection.</w:t>
+      </w:r>
+    </w:p>
+    <w:p>
+      <w:pPr>
+        <w:numPr>
+          <w:ilvl w:val="0"/>
+          <w:numId w:val="48"/>
+        </w:numPr>
+        <w:spacing w:after="0"/>
+        <w:jc w:val="both"/>
+        <w:rPr>
+          <w:rFonts w:ascii="Times New Roman" w:hAnsi="Times New Roman" w:cs="Times New Roman"/>
+        </w:rPr>
+      </w:pPr>
+      <w:proofErr w:type="spellStart"/>
+      <w:proofErr w:type="gramStart"/>
+      <w:r>
+        <w:rPr>
+          <w:rFonts w:ascii="Times New Roman" w:hAnsi="Times New Roman" w:cs="Times New Roman"/>
+          <w:b/>
+          <w:bCs/>
+        </w:rPr>
+        <w:t>toArray</w:t>
+      </w:r>
+      <w:proofErr w:type="spellEnd"/>
+      <w:r>
+        <w:rPr>
+          <w:rFonts w:ascii="Times New Roman" w:hAnsi="Times New Roman" w:cs="Times New Roman"/>
+          <w:b/>
+          <w:bCs/>
+        </w:rPr>
+        <w:t>(</w:t>
+      </w:r>
+      <w:proofErr w:type="gramEnd"/>
+      <w:r>
+        <w:rPr>
+          <w:rFonts w:ascii="Times New Roman" w:hAnsi="Times New Roman" w:cs="Times New Roman"/>
+          <w:b/>
+          <w:bCs/>
+        </w:rPr>
+        <w:t>)</w:t>
+      </w:r>
+      <w:r>
+        <w:rPr>
+          <w:rFonts w:ascii="Times New Roman" w:hAnsi="Times New Roman" w:cs="Times New Roman"/>
+        </w:rPr>
+        <w:t xml:space="preserve"> – Converts the collection into an array.</w:t>
+      </w:r>
+    </w:p>
+    <w:p>
+      <w:pPr>
+        <w:numPr>
+          <w:ilvl w:val="0"/>
+          <w:numId w:val="48"/>
+        </w:numPr>
+        <w:spacing w:after="0"/>
+        <w:jc w:val="both"/>
+        <w:rPr>
+          <w:rFonts w:ascii="Times New Roman" w:hAnsi="Times New Roman" w:cs="Times New Roman"/>
+        </w:rPr>
+      </w:pPr>
+      <w:proofErr w:type="spellStart"/>
+      <w:r>
+        <w:rPr>
+          <w:rFonts w:ascii="Times New Roman" w:hAnsi="Times New Roman" w:cs="Times New Roman"/>
+          <w:b/>
+          <w:bCs/>
+        </w:rPr>
+        <w:t>toArray</w:t>
+      </w:r>
+      <w:proofErr w:type="spellEnd"/>
+      <w:r>
+        <w:rPr>
+          <w:rFonts w:ascii="Times New Roman" w:hAnsi="Times New Roman" w:cs="Times New Roman"/>
+          <w:b/>
+          <w:bCs/>
+        </w:rPr>
+        <w:t>(</w:t>
+      </w:r>
+      <w:proofErr w:type="gramStart"/>
+      <w:r>
+        <w:rPr>
+          <w:rFonts w:ascii="Times New Roman" w:hAnsi="Times New Roman" w:cs="Times New Roman"/>
+          <w:b/>
+          <w:bCs/>
+        </w:rPr>
+        <w:t>T[</w:t>
+      </w:r>
+      <w:proofErr w:type="gramEnd"/>
+      <w:r>
+        <w:rPr>
+          <w:rFonts w:ascii="Times New Roman" w:hAnsi="Times New Roman" w:cs="Times New Roman"/>
+          <w:b/>
+          <w:bCs/>
+        </w:rPr>
+        <w:t>] a)</w:t>
+      </w:r>
+      <w:r>
+        <w:rPr>
+          <w:rFonts w:ascii="Times New Roman" w:hAnsi="Times New Roman" w:cs="Times New Roman"/>
+        </w:rPr>
+        <w:t xml:space="preserve"> – Converts the collection into an array of the specified type.</w:t>
+      </w:r>
+    </w:p>
+    <w:p>
+      <w:pPr>
+        <w:numPr>
+          <w:ilvl w:val="0"/>
+          <w:numId w:val="48"/>
+        </w:numPr>
+        <w:spacing w:after="0"/>
+        <w:jc w:val="both"/>
+        <w:rPr>
+          <w:rFonts w:ascii="Times New Roman" w:hAnsi="Times New Roman" w:cs="Times New Roman"/>
+        </w:rPr>
+      </w:pPr>
+      <w:proofErr w:type="gramStart"/>
+      <w:r>
+        <w:rPr>
+          <w:rFonts w:ascii="Times New Roman" w:hAnsi="Times New Roman" w:cs="Times New Roman"/>
+          <w:b/>
+          <w:bCs/>
+        </w:rPr>
+        <w:t>equals(</w:t>
+      </w:r>
+      <w:proofErr w:type="gramEnd"/>
+      <w:r>
+        <w:rPr>
+          <w:rFonts w:ascii="Times New Roman" w:hAnsi="Times New Roman" w:cs="Times New Roman"/>
+          <w:b/>
+          <w:bCs/>
+        </w:rPr>
+        <w:t>Object o)</w:t>
+      </w:r>
+      <w:r>
+        <w:rPr>
+          <w:rFonts w:ascii="Times New Roman" w:hAnsi="Times New Roman" w:cs="Times New Roman"/>
+        </w:rPr>
+        <w:t xml:space="preserve"> – Compares the collection with another object.</w:t>
+      </w:r>
+    </w:p>
+    <w:p>
+      <w:pPr>
+        <w:numPr>
+          <w:ilvl w:val="0"/>
+          <w:numId w:val="48"/>
+        </w:numPr>
+        <w:spacing w:after="0"/>
+        <w:jc w:val="both"/>
+        <w:rPr>
+          <w:rFonts w:ascii="Times New Roman" w:hAnsi="Times New Roman" w:cs="Times New Roman"/>
+        </w:rPr>
+      </w:pPr>
+      <w:proofErr w:type="spellStart"/>
+      <w:proofErr w:type="gramStart"/>
+      <w:r>
+        <w:rPr>
+          <w:rFonts w:ascii="Times New Roman" w:hAnsi="Times New Roman" w:cs="Times New Roman"/>
+          <w:b/>
+          <w:bCs/>
+        </w:rPr>
+        <w:t>hashCode</w:t>
+      </w:r>
+      <w:proofErr w:type="spellEnd"/>
+      <w:r>
+        <w:rPr>
+          <w:rFonts w:ascii="Times New Roman" w:hAnsi="Times New Roman" w:cs="Times New Roman"/>
+          <w:b/>
+          <w:bCs/>
+        </w:rPr>
+        <w:t>(</w:t>
+      </w:r>
+      <w:proofErr w:type="gramEnd"/>
+      <w:r>
+        <w:rPr>
+          <w:rFonts w:ascii="Times New Roman" w:hAnsi="Times New Roman" w:cs="Times New Roman"/>
+          <w:b/>
+          <w:bCs/>
+        </w:rPr>
+        <w:t>)</w:t>
+      </w:r>
+      <w:r>
+        <w:rPr>
+          <w:rFonts w:ascii="Times New Roman" w:hAnsi="Times New Roman" w:cs="Times New Roman"/>
+        </w:rPr>
+        <w:t xml:space="preserve"> – Returns the hash code value of the collection.</w:t>
+      </w:r>
+    </w:p>
+    <w:p>
+      <w:pPr>
+        <w:numPr>
+          <w:ilvl w:val="0"/>
+          <w:numId w:val="48"/>
+        </w:numPr>
+        <w:spacing w:after="0"/>
+        <w:jc w:val="both"/>
+        <w:rPr>
+          <w:rFonts w:ascii="Times New Roman" w:hAnsi="Times New Roman" w:cs="Times New Roman"/>
+        </w:rPr>
+      </w:pPr>
+      <w:proofErr w:type="gramStart"/>
+      <w:r>
+        <w:rPr>
+          <w:rFonts w:ascii="Times New Roman" w:hAnsi="Times New Roman" w:cs="Times New Roman"/>
+          <w:b/>
+          <w:bCs/>
+        </w:rPr>
+        <w:t>stream(</w:t>
+      </w:r>
+      <w:proofErr w:type="gramEnd"/>
+      <w:r>
+        <w:rPr>
+          <w:rFonts w:ascii="Times New Roman" w:hAnsi="Times New Roman" w:cs="Times New Roman"/>
+          <w:b/>
+          <w:bCs/>
+        </w:rPr>
+        <w:t>)</w:t>
+      </w:r>
+      <w:r>
+        <w:rPr>
+          <w:rFonts w:ascii="Times New Roman" w:hAnsi="Times New Roman" w:cs="Times New Roman"/>
+        </w:rPr>
+        <w:t xml:space="preserve"> – Returns a sequential stream for processing the elements.</w:t>
+      </w:r>
+    </w:p>
+    <w:p>
+      <w:pPr>
+        <w:numPr>
+          <w:ilvl w:val="0"/>
+          <w:numId w:val="48"/>
+        </w:numPr>
+        <w:spacing w:after="0"/>
+        <w:jc w:val="both"/>
+        <w:rPr>
+          <w:rFonts w:ascii="Times New Roman" w:hAnsi="Times New Roman" w:cs="Times New Roman"/>
+        </w:rPr>
+      </w:pPr>
+      <w:proofErr w:type="spellStart"/>
+      <w:proofErr w:type="gramStart"/>
+      <w:r>
+        <w:rPr>
+          <w:rFonts w:ascii="Times New Roman" w:hAnsi="Times New Roman" w:cs="Times New Roman"/>
+          <w:b/>
+          <w:bCs/>
+        </w:rPr>
+        <w:t>parallelStream</w:t>
+      </w:r>
+      <w:proofErr w:type="spellEnd"/>
+      <w:r>
+        <w:rPr>
+          <w:rFonts w:ascii="Times New Roman" w:hAnsi="Times New Roman" w:cs="Times New Roman"/>
+          <w:b/>
+          <w:bCs/>
+        </w:rPr>
+        <w:t>(</w:t>
+      </w:r>
+      <w:proofErr w:type="gramEnd"/>
+      <w:r>
+        <w:rPr>
+          <w:rFonts w:ascii="Times New Roman" w:hAnsi="Times New Roman" w:cs="Times New Roman"/>
+          <w:b/>
+          <w:bCs/>
+        </w:rPr>
+        <w:t>)</w:t>
+      </w:r>
+      <w:r>
+        <w:rPr>
+          <w:rFonts w:ascii="Times New Roman" w:hAnsi="Times New Roman" w:cs="Times New Roman"/>
+        </w:rPr>
+        <w:t xml:space="preserve"> – Returns a parallel stream for processing the elements.</w:t>
+      </w:r>
+    </w:p>
+    <w:p>
+      <w:pPr>
+        <w:numPr>
+          <w:ilvl w:val="0"/>
+          <w:numId w:val="48"/>
+        </w:numPr>
+        <w:spacing w:after="0"/>
+        <w:jc w:val="both"/>
+        <w:rPr>
+          <w:rFonts w:ascii="Times New Roman" w:hAnsi="Times New Roman" w:cs="Times New Roman"/>
+        </w:rPr>
+      </w:pPr>
+      <w:proofErr w:type="spellStart"/>
+      <w:proofErr w:type="gramStart"/>
+      <w:r>
+        <w:rPr>
+          <w:rFonts w:ascii="Times New Roman" w:hAnsi="Times New Roman" w:cs="Times New Roman"/>
+          <w:b/>
+          <w:bCs/>
+        </w:rPr>
+        <w:t>removeIf</w:t>
+      </w:r>
+      <w:proofErr w:type="spellEnd"/>
+      <w:r>
+        <w:rPr>
+          <w:rFonts w:ascii="Times New Roman" w:hAnsi="Times New Roman" w:cs="Times New Roman"/>
+          <w:b/>
+          <w:bCs/>
+        </w:rPr>
+        <w:t>(</w:t>
+      </w:r>
+      <w:proofErr w:type="gramEnd"/>
+      <w:r>
+        <w:rPr>
+          <w:rFonts w:ascii="Times New Roman" w:hAnsi="Times New Roman" w:cs="Times New Roman"/>
+          <w:b/>
+          <w:bCs/>
+        </w:rPr>
+        <w:t>Predicate p)</w:t>
+      </w:r>
+      <w:r>
+        <w:rPr>
+          <w:rFonts w:ascii="Times New Roman" w:hAnsi="Times New Roman" w:cs="Times New Roman"/>
+        </w:rPr>
+        <w:t xml:space="preserve"> – Removes elements that satisfy the given condition.</w:t>
+      </w:r>
+    </w:p>
+    <w:p>
+      <w:pPr>
+        <w:numPr>
+          <w:ilvl w:val="0"/>
+          <w:numId w:val="48"/>
+        </w:numPr>
+        <w:spacing w:after="0"/>
+        <w:jc w:val="both"/>
+        <w:rPr>
+          <w:rFonts w:ascii="Times New Roman" w:hAnsi="Times New Roman" w:cs="Times New Roman"/>
+        </w:rPr>
+      </w:pPr>
+      <w:proofErr w:type="spellStart"/>
+      <w:proofErr w:type="gramStart"/>
+      <w:r>
+        <w:rPr>
+          <w:rFonts w:ascii="Times New Roman" w:hAnsi="Times New Roman" w:cs="Times New Roman"/>
+          <w:b/>
+          <w:bCs/>
+        </w:rPr>
+        <w:t>spliterator</w:t>
+      </w:r>
+      <w:proofErr w:type="spellEnd"/>
+      <w:r>
+        <w:rPr>
+          <w:rFonts w:ascii="Times New Roman" w:hAnsi="Times New Roman" w:cs="Times New Roman"/>
+          <w:b/>
+          <w:bCs/>
+        </w:rPr>
+        <w:t>(</w:t>
+      </w:r>
+      <w:proofErr w:type="gramEnd"/>
+      <w:r>
+        <w:rPr>
+          <w:rFonts w:ascii="Times New Roman" w:hAnsi="Times New Roman" w:cs="Times New Roman"/>
+          <w:b/>
+          <w:bCs/>
+        </w:rPr>
+        <w:t>)</w:t>
+      </w:r>
+      <w:r>
+        <w:rPr>
+          <w:rFonts w:ascii="Times New Roman" w:hAnsi="Times New Roman" w:cs="Times New Roman"/>
+        </w:rPr>
+        <w:t xml:space="preserve"> – Returns a </w:t>
+      </w:r>
+      <w:proofErr w:type="spellStart"/>
+      <w:r>
+        <w:rPr>
+          <w:rFonts w:ascii="Times New Roman" w:hAnsi="Times New Roman" w:cs="Times New Roman"/>
+        </w:rPr>
+        <w:t>Spliterator</w:t>
+      </w:r>
+      <w:proofErr w:type="spellEnd"/>
+      <w:r>
+        <w:rPr>
+          <w:rFonts w:ascii="Times New Roman" w:hAnsi="Times New Roman" w:cs="Times New Roman"/>
+        </w:rPr>
+        <w:t xml:space="preserve"> for traversing and processing elements.</w:t>
+      </w:r>
+    </w:p>
+    <w:p>
+      <w:pPr>
+        <w:spacing w:after="0"/>
+        <w:jc w:val="both"/>
+        <w:rPr>
+          <w:rFonts w:ascii="Times New Roman" w:hAnsi="Times New Roman" w:cs="Times New Roman"/>
+        </w:rPr>
+      </w:pPr>
+    </w:p>
+    <w:p>
+      <w:pPr>
+        <w:pStyle w:val="ListParagraph"/>
+        <w:numPr>
+          <w:ilvl w:val="0"/>
+          <w:numId w:val="47"/>
+        </w:numPr>
+        <w:spacing w:after="0"/>
+        <w:jc w:val="both"/>
+        <w:rPr>
+          <w:rFonts w:ascii="Times New Roman" w:hAnsi="Times New Roman" w:cs="Times New Roman"/>
+          <w:b/>
+          <w:bCs/>
+        </w:rPr>
+      </w:pPr>
+      <w:r>
+        <w:rPr>
+          <w:rFonts w:ascii="Times New Roman" w:hAnsi="Times New Roman" w:cs="Times New Roman"/>
+          <w:b/>
+          <w:bCs/>
+        </w:rPr>
+        <w:t>Collections</w:t>
+      </w:r>
+    </w:p>
+    <w:p>
+      <w:pPr>
+        <w:spacing w:after="0"/>
+        <w:jc w:val="both"/>
+        <w:rPr>
+          <w:rFonts w:ascii="Times New Roman" w:hAnsi="Times New Roman" w:cs="Times New Roman"/>
+          <w:b/>
+          <w:bCs/>
+        </w:rPr>
+      </w:pPr>
+    </w:p>
+    <w:p>
+      <w:pPr>
+        <w:spacing w:after="0"/>
+        <w:jc w:val="both"/>
+        <w:rPr>
+          <w:rFonts w:ascii="Times New Roman" w:hAnsi="Times New Roman" w:cs="Times New Roman"/>
+        </w:rPr>
+      </w:pPr>
+      <w:r>
+        <w:rPr>
+          <w:rFonts w:ascii="Times New Roman" w:hAnsi="Times New Roman" w:cs="Times New Roman"/>
+        </w:rPr>
+        <w:t xml:space="preserve">Collections is a utility class present in </w:t>
+      </w:r>
+      <w:proofErr w:type="spellStart"/>
+      <w:proofErr w:type="gramStart"/>
+      <w:r>
+        <w:rPr>
+          <w:rFonts w:ascii="Times New Roman" w:hAnsi="Times New Roman" w:cs="Times New Roman"/>
+        </w:rPr>
+        <w:t>java.util</w:t>
+      </w:r>
+      <w:proofErr w:type="spellEnd"/>
+      <w:proofErr w:type="gramEnd"/>
+      <w:r>
+        <w:rPr>
+          <w:rFonts w:ascii="Times New Roman" w:hAnsi="Times New Roman" w:cs="Times New Roman"/>
+        </w:rPr>
+        <w:t xml:space="preserve"> package. It defines several utility methods like sorting and searching which is used to operate on collection. It has all static methods. These methods provide much-needed convenience to developers, allowing them to effectively work with Collection Framework. For example, </w:t>
+      </w:r>
+      <w:proofErr w:type="gramStart"/>
+      <w:r>
+        <w:rPr>
+          <w:rFonts w:ascii="Times New Roman" w:hAnsi="Times New Roman" w:cs="Times New Roman"/>
+        </w:rPr>
+        <w:t>It</w:t>
+      </w:r>
+      <w:proofErr w:type="gramEnd"/>
+      <w:r>
+        <w:rPr>
+          <w:rFonts w:ascii="Times New Roman" w:hAnsi="Times New Roman" w:cs="Times New Roman"/>
+        </w:rPr>
+        <w:t xml:space="preserve"> has a method </w:t>
+      </w:r>
+      <w:proofErr w:type="gramStart"/>
+      <w:r>
+        <w:rPr>
+          <w:rFonts w:ascii="Times New Roman" w:hAnsi="Times New Roman" w:cs="Times New Roman"/>
+        </w:rPr>
+        <w:t>sort(</w:t>
+      </w:r>
+      <w:proofErr w:type="gramEnd"/>
+      <w:r>
+        <w:rPr>
+          <w:rFonts w:ascii="Times New Roman" w:hAnsi="Times New Roman" w:cs="Times New Roman"/>
+        </w:rPr>
+        <w:t xml:space="preserve">) to sort the collection elements according to default sorting order, and it has a method </w:t>
+      </w:r>
+      <w:proofErr w:type="gramStart"/>
+      <w:r>
+        <w:rPr>
+          <w:rFonts w:ascii="Times New Roman" w:hAnsi="Times New Roman" w:cs="Times New Roman"/>
+        </w:rPr>
+        <w:t>min(</w:t>
+      </w:r>
+      <w:proofErr w:type="gramEnd"/>
+      <w:r>
+        <w:rPr>
+          <w:rFonts w:ascii="Times New Roman" w:hAnsi="Times New Roman" w:cs="Times New Roman"/>
+        </w:rPr>
+        <w:t xml:space="preserve">), and </w:t>
+      </w:r>
+      <w:proofErr w:type="gramStart"/>
+      <w:r>
+        <w:rPr>
+          <w:rFonts w:ascii="Times New Roman" w:hAnsi="Times New Roman" w:cs="Times New Roman"/>
+        </w:rPr>
+        <w:t>max(</w:t>
+      </w:r>
+      <w:proofErr w:type="gramEnd"/>
+      <w:r>
+        <w:rPr>
+          <w:rFonts w:ascii="Times New Roman" w:hAnsi="Times New Roman" w:cs="Times New Roman"/>
+        </w:rPr>
+        <w:t>) to find the minimum and maximum value respectively in the collection elements.</w:t>
+      </w:r>
+    </w:p>
+    <w:p>
+      <w:pPr>
+        <w:spacing w:after="0"/>
+        <w:jc w:val="both"/>
+        <w:rPr>
+          <w:rFonts w:ascii="Times New Roman" w:hAnsi="Times New Roman" w:cs="Times New Roman"/>
+        </w:rPr>
+      </w:pPr>
+    </w:p>
+    <w:p>
+      <w:pPr>
+        <w:spacing w:after="0"/>
+        <w:jc w:val="both"/>
+        <w:rPr>
+          <w:rFonts w:ascii="Times New Roman" w:hAnsi="Times New Roman" w:cs="Times New Roman"/>
+          <w:b/>
+          <w:bCs/>
+        </w:rPr>
+      </w:pPr>
+      <w:r>
+        <w:rPr>
+          <w:rFonts w:ascii="Times New Roman" w:hAnsi="Times New Roman" w:cs="Times New Roman"/>
+          <w:b/>
+          <w:bCs/>
+        </w:rPr>
+        <w:t>Collections Class Methods and Their Uses</w:t>
+      </w:r>
+    </w:p>
+    <w:p>
+      <w:pPr>
+        <w:spacing w:after="0"/>
+        <w:jc w:val="both"/>
+        <w:rPr>
+          <w:rFonts w:ascii="Times New Roman" w:hAnsi="Times New Roman" w:cs="Times New Roman"/>
+        </w:rPr>
+      </w:pPr>
+      <w:r>
+        <w:rPr>
+          <w:rFonts w:ascii="Times New Roman" w:hAnsi="Times New Roman" w:cs="Times New Roman"/>
+        </w:rPr>
+        <w:t xml:space="preserve">The </w:t>
+      </w:r>
+      <w:r>
+        <w:rPr>
+          <w:rFonts w:ascii="Times New Roman" w:hAnsi="Times New Roman" w:cs="Times New Roman"/>
+          <w:b/>
+          <w:bCs/>
+        </w:rPr>
+        <w:t>Collections class</w:t>
+      </w:r>
+      <w:r>
+        <w:rPr>
+          <w:rFonts w:ascii="Times New Roman" w:hAnsi="Times New Roman" w:cs="Times New Roman"/>
+        </w:rPr>
+        <w:t xml:space="preserve"> is a utility class in Java that provides static methods for operating on collections such as List, Set, and other collection types.</w:t>
+      </w:r>
+    </w:p>
+    <w:p>
+      <w:pPr>
+        <w:numPr>
+          <w:ilvl w:val="0"/>
+          <w:numId w:val="49"/>
+        </w:numPr>
+        <w:spacing w:after="0"/>
+        <w:jc w:val="both"/>
+        <w:rPr>
+          <w:rFonts w:ascii="Times New Roman" w:hAnsi="Times New Roman" w:cs="Times New Roman"/>
+        </w:rPr>
+      </w:pPr>
+      <w:proofErr w:type="gramStart"/>
+      <w:r>
+        <w:rPr>
+          <w:rFonts w:ascii="Times New Roman" w:hAnsi="Times New Roman" w:cs="Times New Roman"/>
+          <w:b/>
+          <w:bCs/>
+        </w:rPr>
+        <w:t>sort(</w:t>
+      </w:r>
+      <w:proofErr w:type="gramEnd"/>
+      <w:r>
+        <w:rPr>
+          <w:rFonts w:ascii="Times New Roman" w:hAnsi="Times New Roman" w:cs="Times New Roman"/>
+          <w:b/>
+          <w:bCs/>
+        </w:rPr>
+        <w:t>List&lt;T&gt; list)</w:t>
+      </w:r>
+      <w:r>
+        <w:rPr>
+          <w:rFonts w:ascii="Times New Roman" w:hAnsi="Times New Roman" w:cs="Times New Roman"/>
+        </w:rPr>
+        <w:t xml:space="preserve"> – Sorts the elements of a list in ascending order.</w:t>
+      </w:r>
+    </w:p>
+    <w:p>
+      <w:pPr>
+        <w:numPr>
+          <w:ilvl w:val="0"/>
+          <w:numId w:val="49"/>
+        </w:numPr>
+        <w:spacing w:after="0"/>
+        <w:jc w:val="both"/>
+        <w:rPr>
+          <w:rFonts w:ascii="Times New Roman" w:hAnsi="Times New Roman" w:cs="Times New Roman"/>
+        </w:rPr>
+      </w:pPr>
+      <w:proofErr w:type="gramStart"/>
+      <w:r>
+        <w:rPr>
+          <w:rFonts w:ascii="Times New Roman" w:hAnsi="Times New Roman" w:cs="Times New Roman"/>
+          <w:b/>
+          <w:bCs/>
+        </w:rPr>
+        <w:t>sort(</w:t>
+      </w:r>
+      <w:proofErr w:type="gramEnd"/>
+      <w:r>
+        <w:rPr>
+          <w:rFonts w:ascii="Times New Roman" w:hAnsi="Times New Roman" w:cs="Times New Roman"/>
+          <w:b/>
+          <w:bCs/>
+        </w:rPr>
+        <w:t>List&lt;T&gt; list, Comparator c)</w:t>
+      </w:r>
+      <w:r>
+        <w:rPr>
+          <w:rFonts w:ascii="Times New Roman" w:hAnsi="Times New Roman" w:cs="Times New Roman"/>
+        </w:rPr>
+        <w:t xml:space="preserve"> – Sorts the list according to the specified comparator.</w:t>
+      </w:r>
+    </w:p>
+    <w:p>
+      <w:pPr>
+        <w:numPr>
+          <w:ilvl w:val="0"/>
+          <w:numId w:val="49"/>
+        </w:numPr>
+        <w:spacing w:after="0"/>
+        <w:jc w:val="both"/>
+        <w:rPr>
+          <w:rFonts w:ascii="Times New Roman" w:hAnsi="Times New Roman" w:cs="Times New Roman"/>
+        </w:rPr>
+      </w:pPr>
+      <w:proofErr w:type="gramStart"/>
+      <w:r>
+        <w:rPr>
+          <w:rFonts w:ascii="Times New Roman" w:hAnsi="Times New Roman" w:cs="Times New Roman"/>
+          <w:b/>
+          <w:bCs/>
+        </w:rPr>
+        <w:t>reverse(</w:t>
+      </w:r>
+      <w:proofErr w:type="gramEnd"/>
+      <w:r>
+        <w:rPr>
+          <w:rFonts w:ascii="Times New Roman" w:hAnsi="Times New Roman" w:cs="Times New Roman"/>
+          <w:b/>
+          <w:bCs/>
+        </w:rPr>
+        <w:t>List&lt;?&gt; list)</w:t>
+      </w:r>
+      <w:r>
+        <w:rPr>
+          <w:rFonts w:ascii="Times New Roman" w:hAnsi="Times New Roman" w:cs="Times New Roman"/>
+        </w:rPr>
+        <w:t xml:space="preserve"> – Reverses the order of elements in a list.</w:t>
+      </w:r>
+    </w:p>
+    <w:p>
+      <w:pPr>
+        <w:numPr>
+          <w:ilvl w:val="0"/>
+          <w:numId w:val="49"/>
+        </w:numPr>
+        <w:spacing w:after="0"/>
+        <w:jc w:val="both"/>
+        <w:rPr>
+          <w:rFonts w:ascii="Times New Roman" w:hAnsi="Times New Roman" w:cs="Times New Roman"/>
+        </w:rPr>
+      </w:pPr>
+      <w:proofErr w:type="gramStart"/>
+      <w:r>
+        <w:rPr>
+          <w:rFonts w:ascii="Times New Roman" w:hAnsi="Times New Roman" w:cs="Times New Roman"/>
+          <w:b/>
+          <w:bCs/>
+        </w:rPr>
+        <w:t>shuffle(</w:t>
+      </w:r>
+      <w:proofErr w:type="gramEnd"/>
+      <w:r>
+        <w:rPr>
+          <w:rFonts w:ascii="Times New Roman" w:hAnsi="Times New Roman" w:cs="Times New Roman"/>
+          <w:b/>
+          <w:bCs/>
+        </w:rPr>
+        <w:t>List&lt;?&gt; list)</w:t>
+      </w:r>
+      <w:r>
+        <w:rPr>
+          <w:rFonts w:ascii="Times New Roman" w:hAnsi="Times New Roman" w:cs="Times New Roman"/>
+        </w:rPr>
+        <w:t xml:space="preserve"> – Randomly rearranges the elements of a list.</w:t>
+      </w:r>
+    </w:p>
+    <w:p>
+      <w:pPr>
+        <w:numPr>
+          <w:ilvl w:val="0"/>
+          <w:numId w:val="49"/>
+        </w:numPr>
+        <w:spacing w:after="0"/>
+        <w:jc w:val="both"/>
+        <w:rPr>
+          <w:rFonts w:ascii="Times New Roman" w:hAnsi="Times New Roman" w:cs="Times New Roman"/>
+        </w:rPr>
+      </w:pPr>
+      <w:proofErr w:type="gramStart"/>
+      <w:r>
+        <w:rPr>
+          <w:rFonts w:ascii="Times New Roman" w:hAnsi="Times New Roman" w:cs="Times New Roman"/>
+          <w:b/>
+          <w:bCs/>
+        </w:rPr>
+        <w:t>swap(</w:t>
+      </w:r>
+      <w:proofErr w:type="gramEnd"/>
+      <w:r>
+        <w:rPr>
+          <w:rFonts w:ascii="Times New Roman" w:hAnsi="Times New Roman" w:cs="Times New Roman"/>
+          <w:b/>
+          <w:bCs/>
+        </w:rPr>
+        <w:t xml:space="preserve">List&lt;?&gt; list, int </w:t>
+      </w:r>
+      <w:proofErr w:type="spellStart"/>
+      <w:r>
+        <w:rPr>
+          <w:rFonts w:ascii="Times New Roman" w:hAnsi="Times New Roman" w:cs="Times New Roman"/>
+          <w:b/>
+          <w:bCs/>
+        </w:rPr>
+        <w:t>i</w:t>
+      </w:r>
+      <w:proofErr w:type="spellEnd"/>
+      <w:r>
+        <w:rPr>
+          <w:rFonts w:ascii="Times New Roman" w:hAnsi="Times New Roman" w:cs="Times New Roman"/>
+          <w:b/>
+          <w:bCs/>
+        </w:rPr>
+        <w:t>, int j)</w:t>
+      </w:r>
+      <w:r>
+        <w:rPr>
+          <w:rFonts w:ascii="Times New Roman" w:hAnsi="Times New Roman" w:cs="Times New Roman"/>
+        </w:rPr>
+        <w:t xml:space="preserve"> – Swaps two elements at the specified positions.</w:t>
+      </w:r>
+    </w:p>
+    <w:p>
+      <w:pPr>
+        <w:numPr>
+          <w:ilvl w:val="0"/>
+          <w:numId w:val="49"/>
+        </w:numPr>
+        <w:spacing w:after="0"/>
+        <w:jc w:val="both"/>
+        <w:rPr>
+          <w:rFonts w:ascii="Times New Roman" w:hAnsi="Times New Roman" w:cs="Times New Roman"/>
+        </w:rPr>
+      </w:pPr>
+      <w:proofErr w:type="gramStart"/>
+      <w:r>
+        <w:rPr>
+          <w:rFonts w:ascii="Times New Roman" w:hAnsi="Times New Roman" w:cs="Times New Roman"/>
+          <w:b/>
+          <w:bCs/>
+        </w:rPr>
+        <w:t>max(</w:t>
+      </w:r>
+      <w:proofErr w:type="gramEnd"/>
+      <w:r>
+        <w:rPr>
+          <w:rFonts w:ascii="Times New Roman" w:hAnsi="Times New Roman" w:cs="Times New Roman"/>
+          <w:b/>
+          <w:bCs/>
+        </w:rPr>
+        <w:t>Collection c)</w:t>
+      </w:r>
+      <w:r>
+        <w:rPr>
+          <w:rFonts w:ascii="Times New Roman" w:hAnsi="Times New Roman" w:cs="Times New Roman"/>
+        </w:rPr>
+        <w:t xml:space="preserve"> – Returns the largest element in a collection.</w:t>
+      </w:r>
+    </w:p>
+    <w:p>
+      <w:pPr>
+        <w:numPr>
+          <w:ilvl w:val="0"/>
+          <w:numId w:val="49"/>
+        </w:numPr>
+        <w:spacing w:after="0"/>
+        <w:jc w:val="both"/>
+        <w:rPr>
+          <w:rFonts w:ascii="Times New Roman" w:hAnsi="Times New Roman" w:cs="Times New Roman"/>
+        </w:rPr>
+      </w:pPr>
+      <w:proofErr w:type="gramStart"/>
+      <w:r>
+        <w:rPr>
+          <w:rFonts w:ascii="Times New Roman" w:hAnsi="Times New Roman" w:cs="Times New Roman"/>
+          <w:b/>
+          <w:bCs/>
+        </w:rPr>
+        <w:t>min(</w:t>
+      </w:r>
+      <w:proofErr w:type="gramEnd"/>
+      <w:r>
+        <w:rPr>
+          <w:rFonts w:ascii="Times New Roman" w:hAnsi="Times New Roman" w:cs="Times New Roman"/>
+          <w:b/>
+          <w:bCs/>
+        </w:rPr>
+        <w:t>Collection c)</w:t>
+      </w:r>
+      <w:r>
+        <w:rPr>
+          <w:rFonts w:ascii="Times New Roman" w:hAnsi="Times New Roman" w:cs="Times New Roman"/>
+        </w:rPr>
+        <w:t xml:space="preserve"> – Returns the smallest element in a collection.</w:t>
+      </w:r>
+    </w:p>
+    <w:p>
+      <w:pPr>
+        <w:numPr>
+          <w:ilvl w:val="0"/>
+          <w:numId w:val="49"/>
+        </w:numPr>
+        <w:spacing w:after="0"/>
+        <w:jc w:val="both"/>
+        <w:rPr>
+          <w:rFonts w:ascii="Times New Roman" w:hAnsi="Times New Roman" w:cs="Times New Roman"/>
+        </w:rPr>
+      </w:pPr>
+      <w:proofErr w:type="gramStart"/>
+      <w:r>
+        <w:rPr>
+          <w:rFonts w:ascii="Times New Roman" w:hAnsi="Times New Roman" w:cs="Times New Roman"/>
+          <w:b/>
+          <w:bCs/>
+        </w:rPr>
+        <w:t>frequency(</w:t>
+      </w:r>
+      <w:proofErr w:type="gramEnd"/>
+      <w:r>
+        <w:rPr>
+          <w:rFonts w:ascii="Times New Roman" w:hAnsi="Times New Roman" w:cs="Times New Roman"/>
+          <w:b/>
+          <w:bCs/>
+        </w:rPr>
+        <w:t>Collection c, Object o)</w:t>
+      </w:r>
+      <w:r>
+        <w:rPr>
+          <w:rFonts w:ascii="Times New Roman" w:hAnsi="Times New Roman" w:cs="Times New Roman"/>
+        </w:rPr>
+        <w:t xml:space="preserve"> – Returns the number of times an element occurs in a collection.</w:t>
+      </w:r>
+    </w:p>
+    <w:p>
+      <w:pPr>
+        <w:numPr>
+          <w:ilvl w:val="0"/>
+          <w:numId w:val="49"/>
+        </w:numPr>
+        <w:spacing w:after="0"/>
+        <w:jc w:val="both"/>
+        <w:rPr>
+          <w:rFonts w:ascii="Times New Roman" w:hAnsi="Times New Roman" w:cs="Times New Roman"/>
+        </w:rPr>
+      </w:pPr>
+      <w:proofErr w:type="spellStart"/>
+      <w:proofErr w:type="gramStart"/>
+      <w:r>
+        <w:rPr>
+          <w:rFonts w:ascii="Times New Roman" w:hAnsi="Times New Roman" w:cs="Times New Roman"/>
+          <w:b/>
+          <w:bCs/>
+        </w:rPr>
+        <w:t>binarySearch</w:t>
+      </w:r>
+      <w:proofErr w:type="spellEnd"/>
+      <w:r>
+        <w:rPr>
+          <w:rFonts w:ascii="Times New Roman" w:hAnsi="Times New Roman" w:cs="Times New Roman"/>
+          <w:b/>
+          <w:bCs/>
+        </w:rPr>
+        <w:t>(</w:t>
+      </w:r>
+      <w:proofErr w:type="gramEnd"/>
+      <w:r>
+        <w:rPr>
+          <w:rFonts w:ascii="Times New Roman" w:hAnsi="Times New Roman" w:cs="Times New Roman"/>
+          <w:b/>
+          <w:bCs/>
+        </w:rPr>
+        <w:t>List&lt;? extends Comparable&gt; list, T key)</w:t>
+      </w:r>
+      <w:r>
+        <w:rPr>
+          <w:rFonts w:ascii="Times New Roman" w:hAnsi="Times New Roman" w:cs="Times New Roman"/>
+        </w:rPr>
+        <w:t xml:space="preserve"> – Searches for an element in a sorted list using binary search.</w:t>
+      </w:r>
+    </w:p>
+    <w:p>
+      <w:pPr>
+        <w:numPr>
+          <w:ilvl w:val="0"/>
+          <w:numId w:val="49"/>
+        </w:numPr>
+        <w:spacing w:after="0"/>
+        <w:jc w:val="both"/>
+        <w:rPr>
+          <w:rFonts w:ascii="Times New Roman" w:hAnsi="Times New Roman" w:cs="Times New Roman"/>
+        </w:rPr>
+      </w:pPr>
+      <w:proofErr w:type="gramStart"/>
+      <w:r>
+        <w:rPr>
+          <w:rFonts w:ascii="Times New Roman" w:hAnsi="Times New Roman" w:cs="Times New Roman"/>
+          <w:b/>
+          <w:bCs/>
+        </w:rPr>
+        <w:t>fill(</w:t>
+      </w:r>
+      <w:proofErr w:type="gramEnd"/>
+      <w:r>
+        <w:rPr>
+          <w:rFonts w:ascii="Times New Roman" w:hAnsi="Times New Roman" w:cs="Times New Roman"/>
+          <w:b/>
+          <w:bCs/>
+        </w:rPr>
+        <w:t xml:space="preserve">List&lt;? super T&gt; list, T </w:t>
+      </w:r>
+      <w:proofErr w:type="spellStart"/>
+      <w:r>
+        <w:rPr>
+          <w:rFonts w:ascii="Times New Roman" w:hAnsi="Times New Roman" w:cs="Times New Roman"/>
+          <w:b/>
+          <w:bCs/>
+        </w:rPr>
+        <w:t>obj</w:t>
+      </w:r>
+      <w:proofErr w:type="spellEnd"/>
+      <w:r>
+        <w:rPr>
+          <w:rFonts w:ascii="Times New Roman" w:hAnsi="Times New Roman" w:cs="Times New Roman"/>
+          <w:b/>
+          <w:bCs/>
+        </w:rPr>
+        <w:t>)</w:t>
+      </w:r>
+      <w:r>
+        <w:rPr>
+          <w:rFonts w:ascii="Times New Roman" w:hAnsi="Times New Roman" w:cs="Times New Roman"/>
+        </w:rPr>
+        <w:t xml:space="preserve"> – Replaces all elements of a list with the specified element.</w:t>
+      </w:r>
+    </w:p>
+    <w:p>
+      <w:pPr>
+        <w:numPr>
+          <w:ilvl w:val="0"/>
+          <w:numId w:val="49"/>
+        </w:numPr>
+        <w:spacing w:after="0"/>
+        <w:jc w:val="both"/>
+        <w:rPr>
+          <w:rFonts w:ascii="Times New Roman" w:hAnsi="Times New Roman" w:cs="Times New Roman"/>
+        </w:rPr>
+      </w:pPr>
+      <w:proofErr w:type="gramStart"/>
+      <w:r>
+        <w:rPr>
+          <w:rFonts w:ascii="Times New Roman" w:hAnsi="Times New Roman" w:cs="Times New Roman"/>
+          <w:b/>
+          <w:bCs/>
+        </w:rPr>
+        <w:t>copy(</w:t>
+      </w:r>
+      <w:proofErr w:type="gramEnd"/>
+      <w:r>
+        <w:rPr>
+          <w:rFonts w:ascii="Times New Roman" w:hAnsi="Times New Roman" w:cs="Times New Roman"/>
+          <w:b/>
+          <w:bCs/>
+        </w:rPr>
+        <w:t xml:space="preserve">List&lt;? super T&gt; </w:t>
+      </w:r>
+      <w:proofErr w:type="spellStart"/>
+      <w:r>
+        <w:rPr>
+          <w:rFonts w:ascii="Times New Roman" w:hAnsi="Times New Roman" w:cs="Times New Roman"/>
+          <w:b/>
+          <w:bCs/>
+        </w:rPr>
+        <w:t>dest</w:t>
+      </w:r>
+      <w:proofErr w:type="spellEnd"/>
+      <w:r>
+        <w:rPr>
+          <w:rFonts w:ascii="Times New Roman" w:hAnsi="Times New Roman" w:cs="Times New Roman"/>
+          <w:b/>
+          <w:bCs/>
+        </w:rPr>
+        <w:t xml:space="preserve">, List&lt;? extends T&gt; </w:t>
+      </w:r>
+      <w:proofErr w:type="spellStart"/>
+      <w:r>
+        <w:rPr>
+          <w:rFonts w:ascii="Times New Roman" w:hAnsi="Times New Roman" w:cs="Times New Roman"/>
+          <w:b/>
+          <w:bCs/>
+        </w:rPr>
+        <w:t>src</w:t>
+      </w:r>
+      <w:proofErr w:type="spellEnd"/>
+      <w:r>
+        <w:rPr>
+          <w:rFonts w:ascii="Times New Roman" w:hAnsi="Times New Roman" w:cs="Times New Roman"/>
+          <w:b/>
+          <w:bCs/>
+        </w:rPr>
+        <w:t>)</w:t>
+      </w:r>
+      <w:r>
+        <w:rPr>
+          <w:rFonts w:ascii="Times New Roman" w:hAnsi="Times New Roman" w:cs="Times New Roman"/>
+        </w:rPr>
+        <w:t xml:space="preserve"> – Copies elements from one list to another.</w:t>
+      </w:r>
+    </w:p>
+    <w:p>
+      <w:pPr>
+        <w:numPr>
+          <w:ilvl w:val="0"/>
+          <w:numId w:val="49"/>
+        </w:numPr>
+        <w:spacing w:after="0"/>
+        <w:jc w:val="both"/>
+        <w:rPr>
+          <w:rFonts w:ascii="Times New Roman" w:hAnsi="Times New Roman" w:cs="Times New Roman"/>
+        </w:rPr>
+      </w:pPr>
+      <w:proofErr w:type="spellStart"/>
+      <w:proofErr w:type="gramStart"/>
+      <w:r>
+        <w:rPr>
+          <w:rFonts w:ascii="Times New Roman" w:hAnsi="Times New Roman" w:cs="Times New Roman"/>
+          <w:b/>
+          <w:bCs/>
+        </w:rPr>
+        <w:t>replaceAll</w:t>
+      </w:r>
+      <w:proofErr w:type="spellEnd"/>
+      <w:r>
+        <w:rPr>
+          <w:rFonts w:ascii="Times New Roman" w:hAnsi="Times New Roman" w:cs="Times New Roman"/>
+          <w:b/>
+          <w:bCs/>
+        </w:rPr>
+        <w:t>(</w:t>
+      </w:r>
+      <w:proofErr w:type="gramEnd"/>
+      <w:r>
+        <w:rPr>
+          <w:rFonts w:ascii="Times New Roman" w:hAnsi="Times New Roman" w:cs="Times New Roman"/>
+          <w:b/>
+          <w:bCs/>
+        </w:rPr>
+        <w:t xml:space="preserve">List&lt;T&gt; list, T </w:t>
+      </w:r>
+      <w:proofErr w:type="spellStart"/>
+      <w:r>
+        <w:rPr>
+          <w:rFonts w:ascii="Times New Roman" w:hAnsi="Times New Roman" w:cs="Times New Roman"/>
+          <w:b/>
+          <w:bCs/>
+        </w:rPr>
+        <w:t>oldVal</w:t>
+      </w:r>
+      <w:proofErr w:type="spellEnd"/>
+      <w:r>
+        <w:rPr>
+          <w:rFonts w:ascii="Times New Roman" w:hAnsi="Times New Roman" w:cs="Times New Roman"/>
+          <w:b/>
+          <w:bCs/>
+        </w:rPr>
+        <w:t xml:space="preserve">, T </w:t>
+      </w:r>
+      <w:proofErr w:type="spellStart"/>
+      <w:r>
+        <w:rPr>
+          <w:rFonts w:ascii="Times New Roman" w:hAnsi="Times New Roman" w:cs="Times New Roman"/>
+          <w:b/>
+          <w:bCs/>
+        </w:rPr>
+        <w:t>newVal</w:t>
+      </w:r>
+      <w:proofErr w:type="spellEnd"/>
+      <w:r>
+        <w:rPr>
+          <w:rFonts w:ascii="Times New Roman" w:hAnsi="Times New Roman" w:cs="Times New Roman"/>
+          <w:b/>
+          <w:bCs/>
+        </w:rPr>
+        <w:t>)</w:t>
+      </w:r>
+      <w:r>
+        <w:rPr>
+          <w:rFonts w:ascii="Times New Roman" w:hAnsi="Times New Roman" w:cs="Times New Roman"/>
+        </w:rPr>
+        <w:t xml:space="preserve"> – Replaces all occurrences of one value with another.</w:t>
+      </w:r>
+    </w:p>
+    <w:p>
+      <w:pPr>
+        <w:numPr>
+          <w:ilvl w:val="0"/>
+          <w:numId w:val="49"/>
+        </w:numPr>
+        <w:spacing w:after="0"/>
+        <w:jc w:val="both"/>
+        <w:rPr>
+          <w:rFonts w:ascii="Times New Roman" w:hAnsi="Times New Roman" w:cs="Times New Roman"/>
+        </w:rPr>
+      </w:pPr>
+      <w:proofErr w:type="gramStart"/>
+      <w:r>
+        <w:rPr>
+          <w:rFonts w:ascii="Times New Roman" w:hAnsi="Times New Roman" w:cs="Times New Roman"/>
+          <w:b/>
+          <w:bCs/>
+        </w:rPr>
+        <w:t>rotate(</w:t>
+      </w:r>
+      <w:proofErr w:type="gramEnd"/>
+      <w:r>
+        <w:rPr>
+          <w:rFonts w:ascii="Times New Roman" w:hAnsi="Times New Roman" w:cs="Times New Roman"/>
+          <w:b/>
+          <w:bCs/>
+        </w:rPr>
+        <w:t>List&lt;?&gt; list, int distance)</w:t>
+      </w:r>
+      <w:r>
+        <w:rPr>
+          <w:rFonts w:ascii="Times New Roman" w:hAnsi="Times New Roman" w:cs="Times New Roman"/>
+        </w:rPr>
+        <w:t xml:space="preserve"> – Rotates the elements of a list by the specified distance.</w:t>
+      </w:r>
+    </w:p>
+    <w:p>
+      <w:pPr>
+        <w:numPr>
+          <w:ilvl w:val="0"/>
+          <w:numId w:val="49"/>
+        </w:numPr>
+        <w:spacing w:after="0"/>
+        <w:jc w:val="both"/>
+        <w:rPr>
+          <w:rFonts w:ascii="Times New Roman" w:hAnsi="Times New Roman" w:cs="Times New Roman"/>
+        </w:rPr>
+      </w:pPr>
+      <w:proofErr w:type="spellStart"/>
+      <w:proofErr w:type="gramStart"/>
+      <w:r>
+        <w:rPr>
+          <w:rFonts w:ascii="Times New Roman" w:hAnsi="Times New Roman" w:cs="Times New Roman"/>
+          <w:b/>
+          <w:bCs/>
+        </w:rPr>
+        <w:t>reverseOrder</w:t>
+      </w:r>
+      <w:proofErr w:type="spellEnd"/>
+      <w:r>
+        <w:rPr>
+          <w:rFonts w:ascii="Times New Roman" w:hAnsi="Times New Roman" w:cs="Times New Roman"/>
+          <w:b/>
+          <w:bCs/>
+        </w:rPr>
+        <w:t>(</w:t>
+      </w:r>
+      <w:proofErr w:type="gramEnd"/>
+      <w:r>
+        <w:rPr>
+          <w:rFonts w:ascii="Times New Roman" w:hAnsi="Times New Roman" w:cs="Times New Roman"/>
+          <w:b/>
+          <w:bCs/>
+        </w:rPr>
+        <w:t>)</w:t>
+      </w:r>
+      <w:r>
+        <w:rPr>
+          <w:rFonts w:ascii="Times New Roman" w:hAnsi="Times New Roman" w:cs="Times New Roman"/>
+        </w:rPr>
+        <w:t xml:space="preserve"> – Returns a comparator that sorts elements in descending order.</w:t>
+      </w:r>
+    </w:p>
+    <w:p>
+      <w:pPr>
+        <w:numPr>
+          <w:ilvl w:val="0"/>
+          <w:numId w:val="49"/>
+        </w:numPr>
+        <w:spacing w:after="0"/>
+        <w:jc w:val="both"/>
+        <w:rPr>
+          <w:rFonts w:ascii="Times New Roman" w:hAnsi="Times New Roman" w:cs="Times New Roman"/>
+        </w:rPr>
+      </w:pPr>
+      <w:proofErr w:type="gramStart"/>
+      <w:r>
+        <w:rPr>
+          <w:rFonts w:ascii="Times New Roman" w:hAnsi="Times New Roman" w:cs="Times New Roman"/>
+          <w:b/>
+          <w:bCs/>
+        </w:rPr>
+        <w:t>disjoint(</w:t>
+      </w:r>
+      <w:proofErr w:type="gramEnd"/>
+      <w:r>
+        <w:rPr>
+          <w:rFonts w:ascii="Times New Roman" w:hAnsi="Times New Roman" w:cs="Times New Roman"/>
+          <w:b/>
+          <w:bCs/>
+        </w:rPr>
+        <w:t>Collection&lt;?&gt; c1, Collection&lt;?&gt; c2)</w:t>
+      </w:r>
+      <w:r>
+        <w:rPr>
+          <w:rFonts w:ascii="Times New Roman" w:hAnsi="Times New Roman" w:cs="Times New Roman"/>
+        </w:rPr>
+        <w:t xml:space="preserve"> – Checks whether two collections have no common elements.</w:t>
+      </w:r>
+    </w:p>
+    <w:p>
+      <w:pPr>
+        <w:numPr>
+          <w:ilvl w:val="0"/>
+          <w:numId w:val="49"/>
+        </w:numPr>
+        <w:spacing w:after="0"/>
+        <w:jc w:val="both"/>
+        <w:rPr>
+          <w:rFonts w:ascii="Times New Roman" w:hAnsi="Times New Roman" w:cs="Times New Roman"/>
+        </w:rPr>
+      </w:pPr>
+      <w:proofErr w:type="spellStart"/>
+      <w:proofErr w:type="gramStart"/>
+      <w:r>
+        <w:rPr>
+          <w:rFonts w:ascii="Times New Roman" w:hAnsi="Times New Roman" w:cs="Times New Roman"/>
+          <w:b/>
+          <w:bCs/>
+        </w:rPr>
+        <w:t>addAll</w:t>
+      </w:r>
+      <w:proofErr w:type="spellEnd"/>
+      <w:r>
+        <w:rPr>
+          <w:rFonts w:ascii="Times New Roman" w:hAnsi="Times New Roman" w:cs="Times New Roman"/>
+          <w:b/>
+          <w:bCs/>
+        </w:rPr>
+        <w:t>(</w:t>
+      </w:r>
+      <w:proofErr w:type="gramEnd"/>
+      <w:r>
+        <w:rPr>
+          <w:rFonts w:ascii="Times New Roman" w:hAnsi="Times New Roman" w:cs="Times New Roman"/>
+          <w:b/>
+          <w:bCs/>
+        </w:rPr>
+        <w:t>Collection&lt;? super T&gt; c, T... elements)</w:t>
+      </w:r>
+      <w:r>
+        <w:rPr>
+          <w:rFonts w:ascii="Times New Roman" w:hAnsi="Times New Roman" w:cs="Times New Roman"/>
+        </w:rPr>
+        <w:t xml:space="preserve"> – Adds multiple elements to a collection.</w:t>
+      </w:r>
+    </w:p>
+    <w:p>
+      <w:pPr>
+        <w:numPr>
+          <w:ilvl w:val="0"/>
+          <w:numId w:val="49"/>
+        </w:numPr>
+        <w:spacing w:after="0"/>
+        <w:jc w:val="both"/>
+        <w:rPr>
+          <w:rFonts w:ascii="Times New Roman" w:hAnsi="Times New Roman" w:cs="Times New Roman"/>
+        </w:rPr>
+      </w:pPr>
+      <w:proofErr w:type="spellStart"/>
+      <w:proofErr w:type="gramStart"/>
+      <w:r>
+        <w:rPr>
+          <w:rFonts w:ascii="Times New Roman" w:hAnsi="Times New Roman" w:cs="Times New Roman"/>
+          <w:b/>
+          <w:bCs/>
+        </w:rPr>
+        <w:t>unmodifiableList</w:t>
+      </w:r>
+      <w:proofErr w:type="spellEnd"/>
+      <w:r>
+        <w:rPr>
+          <w:rFonts w:ascii="Times New Roman" w:hAnsi="Times New Roman" w:cs="Times New Roman"/>
+          <w:b/>
+          <w:bCs/>
+        </w:rPr>
+        <w:t>(</w:t>
+      </w:r>
+      <w:proofErr w:type="gramEnd"/>
+      <w:r>
+        <w:rPr>
+          <w:rFonts w:ascii="Times New Roman" w:hAnsi="Times New Roman" w:cs="Times New Roman"/>
+          <w:b/>
+          <w:bCs/>
+        </w:rPr>
+        <w:t>List&lt;? extends T&gt; list)</w:t>
+      </w:r>
+      <w:r>
+        <w:rPr>
+          <w:rFonts w:ascii="Times New Roman" w:hAnsi="Times New Roman" w:cs="Times New Roman"/>
+        </w:rPr>
+        <w:t xml:space="preserve"> – Returns an unmodifiable view of the specified list.</w:t>
+      </w:r>
+    </w:p>
+    <w:p>
+      <w:pPr>
+        <w:numPr>
+          <w:ilvl w:val="0"/>
+          <w:numId w:val="49"/>
+        </w:numPr>
+        <w:spacing w:after="0"/>
+        <w:jc w:val="both"/>
+        <w:rPr>
+          <w:rFonts w:ascii="Times New Roman" w:hAnsi="Times New Roman" w:cs="Times New Roman"/>
+        </w:rPr>
+      </w:pPr>
+      <w:proofErr w:type="spellStart"/>
+      <w:proofErr w:type="gramStart"/>
+      <w:r>
+        <w:rPr>
+          <w:rFonts w:ascii="Times New Roman" w:hAnsi="Times New Roman" w:cs="Times New Roman"/>
+          <w:b/>
+          <w:bCs/>
+        </w:rPr>
+        <w:t>synchronizedList</w:t>
+      </w:r>
+      <w:proofErr w:type="spellEnd"/>
+      <w:r>
+        <w:rPr>
+          <w:rFonts w:ascii="Times New Roman" w:hAnsi="Times New Roman" w:cs="Times New Roman"/>
+          <w:b/>
+          <w:bCs/>
+        </w:rPr>
+        <w:t>(</w:t>
+      </w:r>
+      <w:proofErr w:type="gramEnd"/>
+      <w:r>
+        <w:rPr>
+          <w:rFonts w:ascii="Times New Roman" w:hAnsi="Times New Roman" w:cs="Times New Roman"/>
+          <w:b/>
+          <w:bCs/>
+        </w:rPr>
+        <w:t>List&lt;T&gt; list)</w:t>
+      </w:r>
+      <w:r>
+        <w:rPr>
+          <w:rFonts w:ascii="Times New Roman" w:hAnsi="Times New Roman" w:cs="Times New Roman"/>
+        </w:rPr>
+        <w:t xml:space="preserve"> – Returns a synchronized (thread-safe) list.</w:t>
+      </w:r>
+    </w:p>
+    <w:p>
+      <w:pPr>
+        <w:numPr>
+          <w:ilvl w:val="0"/>
+          <w:numId w:val="49"/>
+        </w:numPr>
+        <w:spacing w:after="0"/>
+        <w:jc w:val="both"/>
+        <w:rPr>
+          <w:rFonts w:ascii="Times New Roman" w:hAnsi="Times New Roman" w:cs="Times New Roman"/>
+        </w:rPr>
+      </w:pPr>
+      <w:proofErr w:type="spellStart"/>
+      <w:proofErr w:type="gramStart"/>
+      <w:r>
+        <w:rPr>
+          <w:rFonts w:ascii="Times New Roman" w:hAnsi="Times New Roman" w:cs="Times New Roman"/>
+          <w:b/>
+          <w:bCs/>
+        </w:rPr>
+        <w:t>singletonList</w:t>
+      </w:r>
+      <w:proofErr w:type="spellEnd"/>
+      <w:r>
+        <w:rPr>
+          <w:rFonts w:ascii="Times New Roman" w:hAnsi="Times New Roman" w:cs="Times New Roman"/>
+          <w:b/>
+          <w:bCs/>
+        </w:rPr>
+        <w:t>(</w:t>
+      </w:r>
+      <w:proofErr w:type="spellStart"/>
+      <w:proofErr w:type="gramEnd"/>
+      <w:r>
+        <w:rPr>
+          <w:rFonts w:ascii="Times New Roman" w:hAnsi="Times New Roman" w:cs="Times New Roman"/>
+          <w:b/>
+          <w:bCs/>
+        </w:rPr>
+        <w:t>T o</w:t>
+      </w:r>
+      <w:proofErr w:type="spellEnd"/>
+      <w:r>
+        <w:rPr>
+          <w:rFonts w:ascii="Times New Roman" w:hAnsi="Times New Roman" w:cs="Times New Roman"/>
+          <w:b/>
+          <w:bCs/>
+        </w:rPr>
+        <w:t>)</w:t>
+      </w:r>
+      <w:r>
+        <w:rPr>
+          <w:rFonts w:ascii="Times New Roman" w:hAnsi="Times New Roman" w:cs="Times New Roman"/>
+        </w:rPr>
+        <w:t xml:space="preserve"> – Returns an immutable list containing only one element.</w:t>
+      </w:r>
+    </w:p>
+    <w:p>
+      <w:pPr>
+        <w:numPr>
+          <w:ilvl w:val="0"/>
+          <w:numId w:val="49"/>
+        </w:numPr>
+        <w:spacing w:after="0"/>
+        <w:jc w:val="both"/>
+        <w:rPr>
+          <w:rFonts w:ascii="Times New Roman" w:hAnsi="Times New Roman" w:cs="Times New Roman"/>
+        </w:rPr>
+      </w:pPr>
+      <w:proofErr w:type="spellStart"/>
+      <w:proofErr w:type="gramStart"/>
+      <w:r>
+        <w:rPr>
+          <w:rFonts w:ascii="Times New Roman" w:hAnsi="Times New Roman" w:cs="Times New Roman"/>
+          <w:b/>
+          <w:bCs/>
+        </w:rPr>
+        <w:t>emptyList</w:t>
+      </w:r>
+      <w:proofErr w:type="spellEnd"/>
+      <w:r>
+        <w:rPr>
+          <w:rFonts w:ascii="Times New Roman" w:hAnsi="Times New Roman" w:cs="Times New Roman"/>
+          <w:b/>
+          <w:bCs/>
+        </w:rPr>
+        <w:t>(</w:t>
+      </w:r>
+      <w:proofErr w:type="gramEnd"/>
+      <w:r>
+        <w:rPr>
+          <w:rFonts w:ascii="Times New Roman" w:hAnsi="Times New Roman" w:cs="Times New Roman"/>
+          <w:b/>
+          <w:bCs/>
+        </w:rPr>
+        <w:t>)</w:t>
+      </w:r>
+      <w:r>
+        <w:rPr>
+          <w:rFonts w:ascii="Times New Roman" w:hAnsi="Times New Roman" w:cs="Times New Roman"/>
+        </w:rPr>
+        <w:t xml:space="preserve"> – Returns an empty immutable list.</w:t>
+      </w:r>
+    </w:p>
+    <w:p>
+      <w:pPr>
+        <w:spacing w:after="0"/>
+        <w:jc w:val="both"/>
+        <w:rPr>
+          <w:rFonts w:ascii="Times New Roman" w:hAnsi="Times New Roman" w:cs="Times New Roman"/>
+        </w:rPr>
+      </w:pPr>
+    </w:p>
+    <w:p>
+      <w:pPr>
+        <w:spacing w:after="0"/>
         <w:jc w:val="both"/>
         <w:rPr>
           <w:rFonts w:ascii="Times New Roman" w:hAnsi="Times New Roman" w:cs="Times New Roman"/>
           <w:b/>
           <w:bCs/>
           <w:color w:val="EE0000"/>
-        </w:rPr>
-      </w:pPr>
-      <w:proofErr w:type="gramStart"/>
+          <w:sz w:val="28"/>
+          <w:szCs w:val="28"/>
+        </w:rPr>
+      </w:pPr>
       <w:r>
         <w:rPr>
           <w:rFonts w:ascii="Times New Roman" w:hAnsi="Times New Roman" w:cs="Times New Roman"/>
           <w:b/>
           <w:bCs/>
           <w:color w:val="EE0000"/>
-        </w:rPr>
-        <w:t>Note</w:t>
-      </w:r>
-      <w:r>
-        <w:rPr>
-          <w:rFonts w:ascii="Times New Roman" w:hAnsi="Times New Roman" w:cs="Times New Roman"/>
-          <w:b/>
-          <w:bCs/>
-          <w:color w:val="EE0000"/>
-        </w:rPr>
-        <w:t>:-</w:t>
-      </w:r>
-      <w:proofErr w:type="gramEnd"/>
-      <w:r>
-        <w:rPr>
-          <w:rFonts w:ascii="Times New Roman" w:hAnsi="Times New Roman" w:cs="Times New Roman"/>
-          <w:b/>
-          <w:bCs/>
-          <w:color w:val="EE0000"/>
-        </w:rPr>
-        <w:t xml:space="preserve"> </w:t>
-      </w:r>
-    </w:p>
-    <w:p>
-      <w:pPr>
-        <w:pStyle w:val="ListParagraph"/>
-        <w:numPr>
-          <w:ilvl w:val="0"/>
-          <w:numId w:val="42"/>
-        </w:numPr>
-        <w:jc w:val="both"/>
-        <w:rPr>
-          <w:rFonts w:ascii="Times New Roman" w:hAnsi="Times New Roman" w:cs="Times New Roman"/>
-        </w:rPr>
-      </w:pPr>
-      <w:r>
-        <w:rPr>
-          <w:rFonts w:ascii="Times New Roman" w:hAnsi="Times New Roman" w:cs="Times New Roman"/>
-        </w:rPr>
-        <w:t xml:space="preserve">Collection (interface): It is the root interface (present in </w:t>
-      </w:r>
-      <w:proofErr w:type="gramStart"/>
-      <w:r>
-        <w:rPr>
-          <w:rFonts w:ascii="Times New Roman" w:hAnsi="Times New Roman" w:cs="Times New Roman"/>
-        </w:rPr>
-        <w:t>java.util</w:t>
-      </w:r>
-      <w:proofErr w:type="gramEnd"/>
-      <w:r>
-        <w:rPr>
-          <w:rFonts w:ascii="Times New Roman" w:hAnsi="Times New Roman" w:cs="Times New Roman"/>
-        </w:rPr>
-        <w:t xml:space="preserve"> package) of all collection object.</w:t>
-      </w:r>
-    </w:p>
-    <w:p>
-      <w:pPr>
-        <w:pStyle w:val="ListParagraph"/>
-        <w:numPr>
-          <w:ilvl w:val="0"/>
-          <w:numId w:val="42"/>
-        </w:numPr>
-        <w:jc w:val="both"/>
-        <w:rPr>
-          <w:rFonts w:ascii="Times New Roman" w:hAnsi="Times New Roman" w:cs="Times New Roman"/>
-        </w:rPr>
-      </w:pPr>
-      <w:r>
-        <w:rPr>
-          <w:rFonts w:ascii="Times New Roman" w:hAnsi="Times New Roman" w:cs="Times New Roman"/>
-        </w:rPr>
-        <w:t>Collections (Utility Class): It is the utility class which contains only static methods.</w:t>
-      </w:r>
-    </w:p>
-    <w:p>
-      <w:pPr>
-        <w:jc w:val="both"/>
-        <w:rPr>
-          <w:rFonts w:ascii="Times New Roman" w:hAnsi="Times New Roman" w:cs="Times New Roman"/>
-        </w:rPr>
-      </w:pPr>
-    </w:p>
-    <w:p>
-      <w:pPr>
-        <w:jc w:val="both"/>
-        <w:rPr>
-          <w:rFonts w:ascii="Times New Roman" w:hAnsi="Times New Roman" w:cs="Times New Roman"/>
-        </w:rPr>
-      </w:pPr>
-    </w:p>
-    <w:p>
-      <w:pPr>
-        <w:jc w:val="both"/>
-        <w:rPr>
-          <w:rFonts w:ascii="Times New Roman" w:hAnsi="Times New Roman" w:cs="Times New Roman"/>
-          <w:b/>
-          <w:bCs/>
-        </w:rPr>
-      </w:pPr>
-      <w:r>
-        <w:rPr>
-          <w:rFonts w:ascii="Times New Roman" w:hAnsi="Times New Roman" w:cs="Times New Roman"/>
-          <w:b/>
-          <w:bCs/>
-        </w:rPr>
-        <w:t>Types of Collections in Java</w:t>
-      </w:r>
-    </w:p>
-    <w:p>
-      <w:pPr>
-        <w:jc w:val="both"/>
-        <w:rPr>
-          <w:rFonts w:ascii="Times New Roman" w:hAnsi="Times New Roman" w:cs="Times New Roman"/>
-        </w:rPr>
-      </w:pPr>
-      <w:r>
-        <w:rPr>
-          <w:rFonts w:ascii="Times New Roman" w:hAnsi="Times New Roman" w:cs="Times New Roman"/>
-        </w:rPr>
-        <w:t>Java Collection Framework provides different types of interfaces and classes:</w:t>
-      </w:r>
-    </w:p>
-    <w:p>
-      <w:pPr>
-        <w:jc w:val="both"/>
-        <w:rPr>
-          <w:rFonts w:ascii="Times New Roman" w:hAnsi="Times New Roman" w:cs="Times New Roman"/>
-        </w:rPr>
-      </w:pPr>
-      <w:r>
-        <w:rPr>
-          <w:rFonts w:ascii="Times New Roman" w:hAnsi="Times New Roman" w:cs="Times New Roman"/>
-          <w:b/>
-          <w:bCs/>
-        </w:rPr>
-        <w:t>Interfaces:</w:t>
-      </w:r>
-    </w:p>
-    <w:p>
-      <w:pPr>
-        <w:numPr>
-          <w:ilvl w:val="0"/>
-          <w:numId w:val="33"/>
-        </w:numPr>
-        <w:jc w:val="both"/>
-        <w:rPr>
-          <w:rFonts w:ascii="Times New Roman" w:hAnsi="Times New Roman" w:cs="Times New Roman"/>
-        </w:rPr>
-      </w:pPr>
-      <w:r>
-        <w:rPr>
-          <w:rFonts w:ascii="Times New Roman" w:hAnsi="Times New Roman" w:cs="Times New Roman"/>
-        </w:rPr>
-        <w:t>List</w:t>
-      </w:r>
-    </w:p>
-    <w:p>
-      <w:pPr>
-        <w:numPr>
-          <w:ilvl w:val="0"/>
-          <w:numId w:val="33"/>
-        </w:numPr>
-        <w:jc w:val="both"/>
-        <w:rPr>
-          <w:rFonts w:ascii="Times New Roman" w:hAnsi="Times New Roman" w:cs="Times New Roman"/>
-        </w:rPr>
-      </w:pPr>
-      <w:r>
-        <w:rPr>
-          <w:rFonts w:ascii="Times New Roman" w:hAnsi="Times New Roman" w:cs="Times New Roman"/>
-        </w:rPr>
-        <w:t>Set</w:t>
-      </w:r>
-    </w:p>
-    <w:p>
-      <w:pPr>
-        <w:numPr>
-          <w:ilvl w:val="0"/>
-          <w:numId w:val="33"/>
-        </w:numPr>
-        <w:jc w:val="both"/>
-        <w:rPr>
-          <w:rFonts w:ascii="Times New Roman" w:hAnsi="Times New Roman" w:cs="Times New Roman"/>
-        </w:rPr>
-      </w:pPr>
-      <w:r>
-        <w:rPr>
-          <w:rFonts w:ascii="Times New Roman" w:hAnsi="Times New Roman" w:cs="Times New Roman"/>
-        </w:rPr>
-        <w:t>Queue</w:t>
-      </w:r>
-    </w:p>
-    <w:p>
-      <w:pPr>
-        <w:numPr>
-          <w:ilvl w:val="0"/>
-          <w:numId w:val="33"/>
-        </w:numPr>
-        <w:jc w:val="both"/>
-        <w:rPr>
-          <w:rFonts w:ascii="Times New Roman" w:hAnsi="Times New Roman" w:cs="Times New Roman"/>
-        </w:rPr>
-      </w:pPr>
-      <w:r>
-        <w:rPr>
-          <w:rFonts w:ascii="Times New Roman" w:hAnsi="Times New Roman" w:cs="Times New Roman"/>
-        </w:rPr>
-        <w:t>Deque</w:t>
-      </w:r>
-    </w:p>
-    <w:p>
-      <w:pPr>
-        <w:jc w:val="both"/>
-        <w:rPr>
-          <w:rFonts w:ascii="Times New Roman" w:hAnsi="Times New Roman" w:cs="Times New Roman"/>
-        </w:rPr>
-      </w:pPr>
-      <w:r>
-        <w:rPr>
-          <w:rFonts w:ascii="Times New Roman" w:hAnsi="Times New Roman" w:cs="Times New Roman"/>
-          <w:b/>
-          <w:bCs/>
-        </w:rPr>
-        <w:t>Classes:</w:t>
-      </w:r>
-    </w:p>
-    <w:p>
-      <w:pPr>
-        <w:numPr>
-          <w:ilvl w:val="0"/>
-          <w:numId w:val="34"/>
-        </w:numPr>
-        <w:jc w:val="both"/>
-        <w:rPr>
-          <w:rFonts w:ascii="Times New Roman" w:hAnsi="Times New Roman" w:cs="Times New Roman"/>
-        </w:rPr>
-      </w:pPr>
-      <w:r>
-        <w:rPr>
-          <w:rFonts w:ascii="Times New Roman" w:hAnsi="Times New Roman" w:cs="Times New Roman"/>
-        </w:rPr>
-        <w:t>ArrayList</w:t>
-      </w:r>
-    </w:p>
-    <w:p>
-      <w:pPr>
-        <w:numPr>
-          <w:ilvl w:val="0"/>
-          <w:numId w:val="34"/>
-        </w:numPr>
-        <w:jc w:val="both"/>
-        <w:rPr>
-          <w:rFonts w:ascii="Times New Roman" w:hAnsi="Times New Roman" w:cs="Times New Roman"/>
-        </w:rPr>
-      </w:pPr>
-      <w:r>
-        <w:rPr>
-          <w:rFonts w:ascii="Times New Roman" w:hAnsi="Times New Roman" w:cs="Times New Roman"/>
-        </w:rPr>
-        <w:t>Vector</w:t>
-      </w:r>
-    </w:p>
-    <w:p>
-      <w:pPr>
-        <w:numPr>
-          <w:ilvl w:val="0"/>
-          <w:numId w:val="34"/>
-        </w:numPr>
-        <w:jc w:val="both"/>
-        <w:rPr>
-          <w:rFonts w:ascii="Times New Roman" w:hAnsi="Times New Roman" w:cs="Times New Roman"/>
-        </w:rPr>
-      </w:pPr>
-      <w:r>
-        <w:rPr>
-          <w:rFonts w:ascii="Times New Roman" w:hAnsi="Times New Roman" w:cs="Times New Roman"/>
-        </w:rPr>
-        <w:t>LinkedList</w:t>
-      </w:r>
-    </w:p>
-    <w:p>
-      <w:pPr>
-        <w:numPr>
-          <w:ilvl w:val="0"/>
-          <w:numId w:val="34"/>
-        </w:numPr>
-        <w:jc w:val="both"/>
-        <w:rPr>
-          <w:rFonts w:ascii="Times New Roman" w:hAnsi="Times New Roman" w:cs="Times New Roman"/>
-        </w:rPr>
-      </w:pPr>
-      <w:proofErr w:type="spellStart"/>
-      <w:r>
-        <w:rPr>
-          <w:rFonts w:ascii="Times New Roman" w:hAnsi="Times New Roman" w:cs="Times New Roman"/>
-        </w:rPr>
-        <w:t>PriorityQueue</w:t>
-      </w:r>
-      <w:proofErr w:type="spellEnd"/>
-    </w:p>
-    <w:p>
-      <w:pPr>
-        <w:numPr>
-          <w:ilvl w:val="0"/>
-          <w:numId w:val="34"/>
-        </w:numPr>
-        <w:jc w:val="both"/>
-        <w:rPr>
-          <w:rFonts w:ascii="Times New Roman" w:hAnsi="Times New Roman" w:cs="Times New Roman"/>
-        </w:rPr>
-      </w:pPr>
-      <w:r>
-        <w:rPr>
-          <w:rFonts w:ascii="Times New Roman" w:hAnsi="Times New Roman" w:cs="Times New Roman"/>
-        </w:rPr>
-        <w:t>HashSet</w:t>
-      </w:r>
-    </w:p>
-    <w:p>
-      <w:pPr>
-        <w:numPr>
-          <w:ilvl w:val="0"/>
-          <w:numId w:val="34"/>
-        </w:numPr>
-        <w:jc w:val="both"/>
-        <w:rPr>
-          <w:rFonts w:ascii="Times New Roman" w:hAnsi="Times New Roman" w:cs="Times New Roman"/>
-        </w:rPr>
-      </w:pPr>
-      <w:proofErr w:type="spellStart"/>
-      <w:r>
-        <w:rPr>
-          <w:rFonts w:ascii="Times New Roman" w:hAnsi="Times New Roman" w:cs="Times New Roman"/>
-        </w:rPr>
-        <w:t>LinkedHashSet</w:t>
-      </w:r>
-      <w:proofErr w:type="spellEnd"/>
-    </w:p>
-    <w:p>
-      <w:pPr>
-        <w:numPr>
-          <w:ilvl w:val="0"/>
-          <w:numId w:val="34"/>
-        </w:numPr>
-        <w:jc w:val="both"/>
-        <w:rPr>
-          <w:rFonts w:ascii="Times New Roman" w:hAnsi="Times New Roman" w:cs="Times New Roman"/>
-        </w:rPr>
-      </w:pPr>
-      <w:proofErr w:type="spellStart"/>
-      <w:r>
-        <w:rPr>
-          <w:rFonts w:ascii="Times New Roman" w:hAnsi="Times New Roman" w:cs="Times New Roman"/>
-        </w:rPr>
-        <w:t>TreeSet</w:t>
-      </w:r>
-      <w:proofErr w:type="spellEnd"/>
-    </w:p>
-    <w:p>
-      <w:pPr>
-        <w:jc w:val="both"/>
-        <w:rPr>
-          <w:rFonts w:ascii="Times New Roman" w:hAnsi="Times New Roman" w:cs="Times New Roman"/>
-        </w:rPr>
-      </w:pPr>
-    </w:p>
-    <w:p>
-      <w:pPr>
-        <w:jc w:val="both"/>
-        <w:rPr>
-          <w:rFonts w:ascii="Times New Roman" w:hAnsi="Times New Roman" w:cs="Times New Roman"/>
-        </w:rPr>
-      </w:pPr>
-    </w:p>
-    <w:p>
-      <w:pPr>
+          <w:sz w:val="28"/>
+          <w:szCs w:val="28"/>
+        </w:rPr>
+        <w:t>Java Collection Hierarchy</w:t>
+      </w:r>
+    </w:p>
+    <w:p>
+      <w:pPr>
+        <w:spacing w:after="0"/>
+        <w:jc w:val="both"/>
+        <w:rPr>
+          <w:rFonts w:ascii="Times New Roman" w:hAnsi="Times New Roman" w:cs="Times New Roman"/>
+          <w:b/>
+          <w:bCs/>
+        </w:rPr>
+      </w:pPr>
+    </w:p>
+    <w:p>
+      <w:pPr>
+        <w:spacing w:after="0"/>
         <w:jc w:val="both"/>
         <w:rPr>
           <w:rFonts w:ascii="Times New Roman" w:hAnsi="Times New Roman" w:cs="Times New Roman"/>
@@ -10606,9 +12271,9 @@
           <w:noProof/>
         </w:rPr>
         <w:drawing>
-          <wp:inline distT="0" distB="0" distL="0" distR="0" wp14:anchorId="0D375117" wp14:editId="240D63FD">
-            <wp:extent cx="5731510" cy="3935095"/>
-            <wp:effectExtent l="0" t="0" r="2540" b="8255"/>
+          <wp:inline distT="0" distB="0" distL="0" distR="0" wp14:anchorId="27D1F84F" wp14:editId="3A3A1120">
+            <wp:extent cx="4208585" cy="2889497"/>
+            <wp:effectExtent l="0" t="0" r="1905" b="6350"/>
             <wp:docPr id="1734927168" name="Picture 1"/>
             <wp:cNvGraphicFramePr>
               <a:graphicFrameLocks xmlns:a="http://schemas.openxmlformats.org/drawingml/2006/main" noChangeAspect="1"/>
@@ -10629,7 +12294,7 @@
                   <pic:spPr>
                     <a:xfrm>
                       <a:off x="0" y="0"/>
-                      <a:ext cx="5731510" cy="3935095"/>
+                      <a:ext cx="4215616" cy="2894324"/>
                     </a:xfrm>
                     <a:prstGeom prst="rect">
                       <a:avLst/>
@@ -10644,18 +12309,340 @@
     </w:p>
     <w:p>
       <w:pPr>
-        <w:jc w:val="both"/>
-        <w:rPr>
-          <w:rFonts w:ascii="Times New Roman" w:hAnsi="Times New Roman" w:cs="Times New Roman"/>
-        </w:rPr>
-      </w:pPr>
-    </w:p>
-    <w:p>
-      <w:pPr>
-        <w:rPr>
-          <w:rFonts w:ascii="Times New Roman" w:hAnsi="Times New Roman" w:cs="Times New Roman"/>
-          <w:b/>
-          <w:bCs/>
+        <w:spacing w:after="0"/>
+        <w:jc w:val="both"/>
+        <w:rPr>
+          <w:rFonts w:ascii="Times New Roman" w:hAnsi="Times New Roman" w:cs="Times New Roman"/>
+        </w:rPr>
+      </w:pPr>
+    </w:p>
+    <w:p>
+      <w:pPr>
+        <w:spacing w:after="0"/>
+        <w:jc w:val="both"/>
+        <w:rPr>
+          <w:rFonts w:ascii="Times New Roman" w:hAnsi="Times New Roman" w:cs="Times New Roman"/>
+        </w:rPr>
+      </w:pPr>
+    </w:p>
+    <w:p>
+      <w:pPr>
+        <w:spacing w:after="0"/>
+        <w:jc w:val="both"/>
+        <w:rPr>
+          <w:rFonts w:ascii="Times New Roman" w:hAnsi="Times New Roman" w:cs="Times New Roman"/>
+        </w:rPr>
+      </w:pPr>
+    </w:p>
+    <w:p>
+      <w:pPr>
+        <w:spacing w:after="0"/>
+        <w:jc w:val="both"/>
+        <w:rPr>
+          <w:rFonts w:ascii="Times New Roman" w:hAnsi="Times New Roman" w:cs="Times New Roman"/>
+        </w:rPr>
+      </w:pPr>
+    </w:p>
+    <w:p>
+      <w:pPr>
+        <w:jc w:val="both"/>
+        <w:rPr>
+          <w:rFonts w:ascii="Times New Roman" w:hAnsi="Times New Roman" w:cs="Times New Roman"/>
+        </w:rPr>
+      </w:pPr>
+    </w:p>
+    <w:p>
+      <w:pPr>
+        <w:jc w:val="both"/>
+        <w:rPr>
+          <w:rFonts w:ascii="Times New Roman" w:hAnsi="Times New Roman" w:cs="Times New Roman"/>
+        </w:rPr>
+      </w:pPr>
+    </w:p>
+    <w:p>
+      <w:pPr>
+        <w:jc w:val="both"/>
+        <w:rPr>
+          <w:rFonts w:ascii="Times New Roman" w:hAnsi="Times New Roman" w:cs="Times New Roman"/>
+          <w:b/>
+          <w:bCs/>
+        </w:rPr>
+      </w:pPr>
+      <w:r>
+        <w:rPr>
+          <w:rFonts w:ascii="Times New Roman" w:hAnsi="Times New Roman" w:cs="Times New Roman"/>
+          <w:b/>
+          <w:bCs/>
+        </w:rPr>
+        <w:t>Types of Collections in Java</w:t>
+      </w:r>
+    </w:p>
+    <w:p>
+      <w:pPr>
+        <w:jc w:val="both"/>
+        <w:rPr>
+          <w:rFonts w:ascii="Times New Roman" w:hAnsi="Times New Roman" w:cs="Times New Roman"/>
+        </w:rPr>
+      </w:pPr>
+      <w:r>
+        <w:rPr>
+          <w:rFonts w:ascii="Times New Roman" w:hAnsi="Times New Roman" w:cs="Times New Roman"/>
+        </w:rPr>
+        <w:t>Java Collection Framework provides different types of interfaces and classes:</w:t>
+      </w:r>
+    </w:p>
+    <w:p>
+      <w:pPr>
+        <w:jc w:val="both"/>
+        <w:rPr>
+          <w:rFonts w:ascii="Times New Roman" w:hAnsi="Times New Roman" w:cs="Times New Roman"/>
+        </w:rPr>
+      </w:pPr>
+      <w:r>
+        <w:rPr>
+          <w:rFonts w:ascii="Times New Roman" w:hAnsi="Times New Roman" w:cs="Times New Roman"/>
+          <w:b/>
+          <w:bCs/>
+        </w:rPr>
+        <w:t>Interfaces:</w:t>
+      </w:r>
+    </w:p>
+    <w:p>
+      <w:pPr>
+        <w:numPr>
+          <w:ilvl w:val="0"/>
+          <w:numId w:val="33"/>
+        </w:numPr>
+        <w:jc w:val="both"/>
+        <w:rPr>
+          <w:rFonts w:ascii="Times New Roman" w:hAnsi="Times New Roman" w:cs="Times New Roman"/>
+        </w:rPr>
+      </w:pPr>
+      <w:r>
+        <w:rPr>
+          <w:rFonts w:ascii="Times New Roman" w:hAnsi="Times New Roman" w:cs="Times New Roman"/>
+        </w:rPr>
+        <w:t>List</w:t>
+      </w:r>
+    </w:p>
+    <w:p>
+      <w:pPr>
+        <w:numPr>
+          <w:ilvl w:val="0"/>
+          <w:numId w:val="33"/>
+        </w:numPr>
+        <w:jc w:val="both"/>
+        <w:rPr>
+          <w:rFonts w:ascii="Times New Roman" w:hAnsi="Times New Roman" w:cs="Times New Roman"/>
+        </w:rPr>
+      </w:pPr>
+      <w:r>
+        <w:rPr>
+          <w:rFonts w:ascii="Times New Roman" w:hAnsi="Times New Roman" w:cs="Times New Roman"/>
+        </w:rPr>
+        <w:t>Set</w:t>
+      </w:r>
+    </w:p>
+    <w:p>
+      <w:pPr>
+        <w:numPr>
+          <w:ilvl w:val="0"/>
+          <w:numId w:val="33"/>
+        </w:numPr>
+        <w:jc w:val="both"/>
+        <w:rPr>
+          <w:rFonts w:ascii="Times New Roman" w:hAnsi="Times New Roman" w:cs="Times New Roman"/>
+        </w:rPr>
+      </w:pPr>
+      <w:r>
+        <w:rPr>
+          <w:rFonts w:ascii="Times New Roman" w:hAnsi="Times New Roman" w:cs="Times New Roman"/>
+        </w:rPr>
+        <w:t>Queue</w:t>
+      </w:r>
+    </w:p>
+    <w:p>
+      <w:pPr>
+        <w:numPr>
+          <w:ilvl w:val="0"/>
+          <w:numId w:val="33"/>
+        </w:numPr>
+        <w:jc w:val="both"/>
+        <w:rPr>
+          <w:rFonts w:ascii="Times New Roman" w:hAnsi="Times New Roman" w:cs="Times New Roman"/>
+        </w:rPr>
+      </w:pPr>
+      <w:r>
+        <w:rPr>
+          <w:rFonts w:ascii="Times New Roman" w:hAnsi="Times New Roman" w:cs="Times New Roman"/>
+        </w:rPr>
+        <w:t>Deque</w:t>
+      </w:r>
+    </w:p>
+    <w:p>
+      <w:pPr>
+        <w:jc w:val="both"/>
+        <w:rPr>
+          <w:rFonts w:ascii="Times New Roman" w:hAnsi="Times New Roman" w:cs="Times New Roman"/>
+        </w:rPr>
+      </w:pPr>
+      <w:r>
+        <w:rPr>
+          <w:rFonts w:ascii="Times New Roman" w:hAnsi="Times New Roman" w:cs="Times New Roman"/>
+          <w:b/>
+          <w:bCs/>
+        </w:rPr>
+        <w:t>Classes:</w:t>
+      </w:r>
+    </w:p>
+    <w:p>
+      <w:pPr>
+        <w:numPr>
+          <w:ilvl w:val="0"/>
+          <w:numId w:val="34"/>
+        </w:numPr>
+        <w:jc w:val="both"/>
+        <w:rPr>
+          <w:rFonts w:ascii="Times New Roman" w:hAnsi="Times New Roman" w:cs="Times New Roman"/>
+        </w:rPr>
+      </w:pPr>
+      <w:r>
+        <w:rPr>
+          <w:rFonts w:ascii="Times New Roman" w:hAnsi="Times New Roman" w:cs="Times New Roman"/>
+        </w:rPr>
+        <w:t>ArrayList</w:t>
+      </w:r>
+    </w:p>
+    <w:p>
+      <w:pPr>
+        <w:numPr>
+          <w:ilvl w:val="0"/>
+          <w:numId w:val="34"/>
+        </w:numPr>
+        <w:jc w:val="both"/>
+        <w:rPr>
+          <w:rFonts w:ascii="Times New Roman" w:hAnsi="Times New Roman" w:cs="Times New Roman"/>
+        </w:rPr>
+      </w:pPr>
+      <w:r>
+        <w:rPr>
+          <w:rFonts w:ascii="Times New Roman" w:hAnsi="Times New Roman" w:cs="Times New Roman"/>
+        </w:rPr>
+        <w:t>Vector</w:t>
+      </w:r>
+    </w:p>
+    <w:p>
+      <w:pPr>
+        <w:numPr>
+          <w:ilvl w:val="0"/>
+          <w:numId w:val="34"/>
+        </w:numPr>
+        <w:jc w:val="both"/>
+        <w:rPr>
+          <w:rFonts w:ascii="Times New Roman" w:hAnsi="Times New Roman" w:cs="Times New Roman"/>
+        </w:rPr>
+      </w:pPr>
+      <w:r>
+        <w:rPr>
+          <w:rFonts w:ascii="Times New Roman" w:hAnsi="Times New Roman" w:cs="Times New Roman"/>
+        </w:rPr>
+        <w:t>LinkedList</w:t>
+      </w:r>
+    </w:p>
+    <w:p>
+      <w:pPr>
+        <w:numPr>
+          <w:ilvl w:val="0"/>
+          <w:numId w:val="34"/>
+        </w:numPr>
+        <w:jc w:val="both"/>
+        <w:rPr>
+          <w:rFonts w:ascii="Times New Roman" w:hAnsi="Times New Roman" w:cs="Times New Roman"/>
+        </w:rPr>
+      </w:pPr>
+      <w:proofErr w:type="spellStart"/>
+      <w:r>
+        <w:rPr>
+          <w:rFonts w:ascii="Times New Roman" w:hAnsi="Times New Roman" w:cs="Times New Roman"/>
+        </w:rPr>
+        <w:t>PriorityQueue</w:t>
+      </w:r>
+      <w:proofErr w:type="spellEnd"/>
+    </w:p>
+    <w:p>
+      <w:pPr>
+        <w:numPr>
+          <w:ilvl w:val="0"/>
+          <w:numId w:val="34"/>
+        </w:numPr>
+        <w:jc w:val="both"/>
+        <w:rPr>
+          <w:rFonts w:ascii="Times New Roman" w:hAnsi="Times New Roman" w:cs="Times New Roman"/>
+        </w:rPr>
+      </w:pPr>
+      <w:r>
+        <w:rPr>
+          <w:rFonts w:ascii="Times New Roman" w:hAnsi="Times New Roman" w:cs="Times New Roman"/>
+        </w:rPr>
+        <w:t>HashSet</w:t>
+      </w:r>
+    </w:p>
+    <w:p>
+      <w:pPr>
+        <w:numPr>
+          <w:ilvl w:val="0"/>
+          <w:numId w:val="34"/>
+        </w:numPr>
+        <w:jc w:val="both"/>
+        <w:rPr>
+          <w:rFonts w:ascii="Times New Roman" w:hAnsi="Times New Roman" w:cs="Times New Roman"/>
+        </w:rPr>
+      </w:pPr>
+      <w:proofErr w:type="spellStart"/>
+      <w:r>
+        <w:rPr>
+          <w:rFonts w:ascii="Times New Roman" w:hAnsi="Times New Roman" w:cs="Times New Roman"/>
+        </w:rPr>
+        <w:t>LinkedHashSet</w:t>
+      </w:r>
+      <w:proofErr w:type="spellEnd"/>
+    </w:p>
+    <w:p>
+      <w:pPr>
+        <w:numPr>
+          <w:ilvl w:val="0"/>
+          <w:numId w:val="34"/>
+        </w:numPr>
+        <w:jc w:val="both"/>
+        <w:rPr>
+          <w:rFonts w:ascii="Times New Roman" w:hAnsi="Times New Roman" w:cs="Times New Roman"/>
+        </w:rPr>
+      </w:pPr>
+      <w:proofErr w:type="spellStart"/>
+      <w:r>
+        <w:rPr>
+          <w:rFonts w:ascii="Times New Roman" w:hAnsi="Times New Roman" w:cs="Times New Roman"/>
+        </w:rPr>
+        <w:t>TreeSet</w:t>
+      </w:r>
+      <w:proofErr w:type="spellEnd"/>
+    </w:p>
+    <w:p>
+      <w:pPr>
+        <w:jc w:val="both"/>
+        <w:rPr>
+          <w:rFonts w:ascii="Times New Roman" w:hAnsi="Times New Roman" w:cs="Times New Roman"/>
+        </w:rPr>
+      </w:pPr>
+    </w:p>
+    <w:p>
+      <w:pPr>
+        <w:jc w:val="both"/>
+        <w:rPr>
+          <w:rFonts w:ascii="Times New Roman" w:hAnsi="Times New Roman" w:cs="Times New Roman"/>
+          <w:b/>
+          <w:bCs/>
+          <w:color w:val="EE0000"/>
           <w:sz w:val="28"/>
           <w:szCs w:val="28"/>
         </w:rPr>
@@ -10665,99 +12652,228 @@
           <w:rFonts w:ascii="Times New Roman" w:hAnsi="Times New Roman" w:cs="Times New Roman"/>
           <w:b/>
           <w:bCs/>
+          <w:color w:val="EE0000"/>
           <w:sz w:val="28"/>
           <w:szCs w:val="28"/>
         </w:rPr>
-        <w:t>Collection Interface and its methods</w:t>
-      </w:r>
-    </w:p>
-    <w:p>
-      <w:pPr>
-        <w:rPr>
-          <w:rFonts w:ascii="Times New Roman" w:hAnsi="Times New Roman" w:cs="Times New Roman"/>
-        </w:rPr>
-      </w:pPr>
-      <w:r>
-        <w:rPr>
-          <w:rFonts w:ascii="Times New Roman" w:hAnsi="Times New Roman" w:cs="Times New Roman"/>
-        </w:rPr>
-        <w:t xml:space="preserve">The </w:t>
-      </w:r>
-      <w:r>
-        <w:rPr>
-          <w:rFonts w:ascii="Times New Roman" w:hAnsi="Times New Roman" w:cs="Times New Roman"/>
-          <w:b/>
-          <w:bCs/>
-        </w:rPr>
-        <w:t>Collection interface</w:t>
-      </w:r>
-      <w:r>
-        <w:rPr>
-          <w:rFonts w:ascii="Times New Roman" w:hAnsi="Times New Roman" w:cs="Times New Roman"/>
-        </w:rPr>
-        <w:t xml:space="preserve"> is the root interface of the Java Collection Framework for representing a group of objects, also called </w:t>
-      </w:r>
-      <w:r>
-        <w:rPr>
-          <w:rFonts w:ascii="Times New Roman" w:hAnsi="Times New Roman" w:cs="Times New Roman"/>
-          <w:b/>
-          <w:bCs/>
-        </w:rPr>
-        <w:t>elements</w:t>
-      </w:r>
-      <w:r>
-        <w:rPr>
-          <w:rFonts w:ascii="Times New Roman" w:hAnsi="Times New Roman" w:cs="Times New Roman"/>
-        </w:rPr>
-        <w:t>. It provides a common set of operations such as adding, removing, searching, and checking the number of elements in a collection.</w:t>
-      </w:r>
-    </w:p>
-    <w:p>
-      <w:pPr>
-        <w:rPr>
-          <w:rFonts w:ascii="Times New Roman" w:hAnsi="Times New Roman" w:cs="Times New Roman"/>
-        </w:rPr>
-      </w:pPr>
-    </w:p>
-    <w:p>
-      <w:pPr>
-        <w:rPr>
-          <w:rFonts w:ascii="Times New Roman" w:hAnsi="Times New Roman" w:cs="Times New Roman"/>
-          <w:b/>
-          <w:bCs/>
-        </w:rPr>
-      </w:pPr>
-      <w:r>
-        <w:rPr>
-          <w:rFonts w:ascii="Times New Roman" w:hAnsi="Times New Roman" w:cs="Times New Roman"/>
-          <w:b/>
-          <w:bCs/>
-        </w:rPr>
-        <w:t>Important Methods of Collection Interface</w:t>
-      </w:r>
-    </w:p>
-    <w:p>
-      <w:pPr>
-        <w:rPr>
-          <w:rFonts w:ascii="Times New Roman" w:hAnsi="Times New Roman" w:cs="Times New Roman"/>
-          <w:b/>
-          <w:bCs/>
-        </w:rPr>
-      </w:pPr>
-      <w:r>
-        <w:rPr>
-          <w:rFonts w:ascii="Times New Roman" w:hAnsi="Times New Roman" w:cs="Times New Roman"/>
-          <w:b/>
-          <w:bCs/>
-        </w:rPr>
-        <w:t xml:space="preserve">1. </w:t>
-      </w:r>
+        <w:t>List interface</w:t>
+      </w:r>
+    </w:p>
+    <w:p>
+      <w:pPr>
+        <w:jc w:val="both"/>
+        <w:rPr>
+          <w:rFonts w:ascii="Times New Roman" w:hAnsi="Times New Roman" w:cs="Times New Roman"/>
+        </w:rPr>
+      </w:pPr>
+      <w:r>
+        <w:rPr>
+          <w:rFonts w:ascii="Times New Roman" w:hAnsi="Times New Roman" w:cs="Times New Roman"/>
+        </w:rPr>
+        <w:t>List is an interface in the Java Collection Framework that represents an ordered collection of elements. It allows duplicate elements and provides index-based access to elements.</w:t>
+      </w:r>
+    </w:p>
+    <w:p>
+      <w:pPr>
+        <w:jc w:val="both"/>
+        <w:rPr>
+          <w:rFonts w:ascii="Times New Roman" w:hAnsi="Times New Roman" w:cs="Times New Roman"/>
+        </w:rPr>
+      </w:pPr>
+      <w:r>
+        <w:rPr>
+          <w:rFonts w:ascii="Times New Roman" w:hAnsi="Times New Roman" w:cs="Times New Roman"/>
+        </w:rPr>
+        <w:t>Common implementations are ArrayList, LinkedList, Vector, and Stack.</w:t>
+      </w:r>
+    </w:p>
+    <w:p>
+      <w:pPr>
+        <w:jc w:val="both"/>
+        <w:rPr>
+          <w:rFonts w:ascii="Times New Roman" w:hAnsi="Times New Roman" w:cs="Times New Roman"/>
+          <w:b/>
+          <w:bCs/>
+        </w:rPr>
+      </w:pPr>
+      <w:r>
+        <w:rPr>
+          <w:rFonts w:ascii="Times New Roman" w:hAnsi="Times New Roman" w:cs="Times New Roman"/>
+          <w:b/>
+          <w:bCs/>
+        </w:rPr>
+        <w:t>Properties:</w:t>
+      </w:r>
+    </w:p>
+    <w:p>
+      <w:pPr>
+        <w:pStyle w:val="ListParagraph"/>
+        <w:numPr>
+          <w:ilvl w:val="0"/>
+          <w:numId w:val="50"/>
+        </w:numPr>
+        <w:spacing w:line="360" w:lineRule="auto"/>
+        <w:jc w:val="both"/>
+        <w:rPr>
+          <w:rFonts w:ascii="Times New Roman" w:hAnsi="Times New Roman" w:cs="Times New Roman"/>
+        </w:rPr>
+      </w:pPr>
+      <w:r>
+        <w:rPr>
+          <w:rFonts w:ascii="Times New Roman" w:hAnsi="Times New Roman" w:cs="Times New Roman"/>
+        </w:rPr>
+        <w:t>Maintains Insertion Order</w:t>
+      </w:r>
+      <w:r>
+        <w:rPr>
+          <w:rFonts w:ascii="Times New Roman" w:hAnsi="Times New Roman" w:cs="Times New Roman"/>
+        </w:rPr>
+        <w:t>:</w:t>
+      </w:r>
+      <w:r>
+        <w:rPr>
+          <w:rFonts w:ascii="Times New Roman" w:hAnsi="Times New Roman" w:cs="Times New Roman"/>
+        </w:rPr>
+        <w:t xml:space="preserve"> </w:t>
+      </w:r>
+      <w:r>
+        <w:rPr>
+          <w:rFonts w:ascii="Times New Roman" w:hAnsi="Times New Roman" w:cs="Times New Roman"/>
+        </w:rPr>
+        <w:t>Elements are stored in the order in which they are inserted.</w:t>
+      </w:r>
+    </w:p>
+    <w:p>
+      <w:pPr>
+        <w:pStyle w:val="ListParagraph"/>
+        <w:numPr>
+          <w:ilvl w:val="0"/>
+          <w:numId w:val="50"/>
+        </w:numPr>
+        <w:spacing w:line="360" w:lineRule="auto"/>
+        <w:jc w:val="both"/>
+        <w:rPr>
+          <w:rFonts w:ascii="Times New Roman" w:hAnsi="Times New Roman" w:cs="Times New Roman"/>
+        </w:rPr>
+      </w:pPr>
+      <w:r>
+        <w:rPr>
+          <w:rFonts w:ascii="Times New Roman" w:hAnsi="Times New Roman" w:cs="Times New Roman"/>
+        </w:rPr>
+        <w:t>Allows Duplicate Elements</w:t>
+      </w:r>
+      <w:r>
+        <w:rPr>
+          <w:rFonts w:ascii="Times New Roman" w:hAnsi="Times New Roman" w:cs="Times New Roman"/>
+        </w:rPr>
+        <w:t xml:space="preserve">: </w:t>
+      </w:r>
+      <w:r>
+        <w:rPr>
+          <w:rFonts w:ascii="Times New Roman" w:hAnsi="Times New Roman" w:cs="Times New Roman"/>
+        </w:rPr>
+        <w:t>A List can contain duplicate values.</w:t>
+      </w:r>
+    </w:p>
+    <w:p>
+      <w:pPr>
+        <w:pStyle w:val="ListParagraph"/>
+        <w:numPr>
+          <w:ilvl w:val="0"/>
+          <w:numId w:val="50"/>
+        </w:numPr>
+        <w:spacing w:line="360" w:lineRule="auto"/>
+        <w:jc w:val="both"/>
+        <w:rPr>
+          <w:rFonts w:ascii="Times New Roman" w:hAnsi="Times New Roman" w:cs="Times New Roman"/>
+        </w:rPr>
+      </w:pPr>
+      <w:r>
+        <w:rPr>
+          <w:rFonts w:ascii="Times New Roman" w:hAnsi="Times New Roman" w:cs="Times New Roman"/>
+        </w:rPr>
+        <w:t>Allows Null Values</w:t>
+      </w:r>
+      <w:r>
+        <w:rPr>
+          <w:rFonts w:ascii="Times New Roman" w:hAnsi="Times New Roman" w:cs="Times New Roman"/>
+        </w:rPr>
+        <w:t xml:space="preserve">: </w:t>
+      </w:r>
+      <w:r>
+        <w:rPr>
+          <w:rFonts w:ascii="Times New Roman" w:hAnsi="Times New Roman" w:cs="Times New Roman"/>
+        </w:rPr>
+        <w:t>List implementations generally allow null values.</w:t>
+      </w:r>
+    </w:p>
+    <w:p>
+      <w:pPr>
+        <w:pStyle w:val="ListParagraph"/>
+        <w:numPr>
+          <w:ilvl w:val="0"/>
+          <w:numId w:val="50"/>
+        </w:numPr>
+        <w:spacing w:line="360" w:lineRule="auto"/>
+        <w:jc w:val="both"/>
+        <w:rPr>
+          <w:rFonts w:ascii="Times New Roman" w:hAnsi="Times New Roman" w:cs="Times New Roman"/>
+        </w:rPr>
+      </w:pPr>
+      <w:r>
+        <w:rPr>
+          <w:rFonts w:ascii="Times New Roman" w:hAnsi="Times New Roman" w:cs="Times New Roman"/>
+        </w:rPr>
+        <w:t>Index-Based Access</w:t>
+      </w:r>
+      <w:r>
+        <w:rPr>
+          <w:rFonts w:ascii="Times New Roman" w:hAnsi="Times New Roman" w:cs="Times New Roman"/>
+        </w:rPr>
+        <w:t xml:space="preserve">: </w:t>
+      </w:r>
+      <w:r>
+        <w:rPr>
+          <w:rFonts w:ascii="Times New Roman" w:hAnsi="Times New Roman" w:cs="Times New Roman"/>
+        </w:rPr>
+        <w:t>Elements can be accessed using their index.</w:t>
+      </w:r>
+    </w:p>
+    <w:p>
+      <w:pPr>
+        <w:spacing w:line="360" w:lineRule="auto"/>
+        <w:jc w:val="both"/>
+        <w:rPr>
+          <w:rFonts w:ascii="Times New Roman" w:hAnsi="Times New Roman" w:cs="Times New Roman"/>
+          <w:b/>
+          <w:bCs/>
+        </w:rPr>
+      </w:pPr>
+      <w:r>
+        <w:rPr>
+          <w:rFonts w:ascii="Times New Roman" w:hAnsi="Times New Roman" w:cs="Times New Roman"/>
+          <w:b/>
+          <w:bCs/>
+        </w:rPr>
+        <w:t>IMPORTANT LIST METHODS IN JAVA COLLECTION FRAMEWORK</w:t>
+      </w:r>
+    </w:p>
+    <w:p>
+      <w:pPr>
+        <w:numPr>
+          <w:ilvl w:val="0"/>
+          <w:numId w:val="51"/>
+        </w:numPr>
+        <w:spacing w:line="360" w:lineRule="auto"/>
+        <w:jc w:val="both"/>
+        <w:rPr>
+          <w:rFonts w:ascii="Times New Roman" w:hAnsi="Times New Roman" w:cs="Times New Roman"/>
+        </w:rPr>
+      </w:pPr>
       <w:proofErr w:type="gramStart"/>
       <w:r>
         <w:rPr>
           <w:rFonts w:ascii="Times New Roman" w:hAnsi="Times New Roman" w:cs="Times New Roman"/>
-          <w:b/>
-          <w:bCs/>
         </w:rPr>
         <w:t>add(</w:t>
       </w:r>
@@ -10765,133 +12881,125 @@
       <w:r>
         <w:rPr>
           <w:rFonts w:ascii="Times New Roman" w:hAnsi="Times New Roman" w:cs="Times New Roman"/>
-          <w:b/>
-          <w:bCs/>
         </w:rPr>
         <w:t>E e)</w:t>
       </w:r>
     </w:p>
     <w:p>
       <w:pPr>
-        <w:rPr>
-          <w:rFonts w:ascii="Times New Roman" w:hAnsi="Times New Roman" w:cs="Times New Roman"/>
-        </w:rPr>
-      </w:pPr>
-      <w:r>
-        <w:rPr>
-          <w:rFonts w:ascii="Times New Roman" w:hAnsi="Times New Roman" w:cs="Times New Roman"/>
-        </w:rPr>
-        <w:t>Adds a single element to the collection.</w:t>
-      </w:r>
-    </w:p>
-    <w:p>
-      <w:pPr>
-        <w:rPr>
-          <w:rFonts w:ascii="Times New Roman" w:hAnsi="Times New Roman" w:cs="Times New Roman"/>
-        </w:rPr>
-      </w:pPr>
-      <w:r>
-        <w:rPr>
-          <w:rFonts w:ascii="Times New Roman" w:hAnsi="Times New Roman" w:cs="Times New Roman"/>
-        </w:rPr>
-        <w:t>Collection&lt;String&gt; names = new ArrayList&lt;</w:t>
-      </w:r>
+        <w:numPr>
+          <w:ilvl w:val="1"/>
+          <w:numId w:val="51"/>
+        </w:numPr>
+        <w:spacing w:line="360" w:lineRule="auto"/>
+        <w:jc w:val="both"/>
+        <w:rPr>
+          <w:rFonts w:ascii="Times New Roman" w:hAnsi="Times New Roman" w:cs="Times New Roman"/>
+        </w:rPr>
+      </w:pPr>
+      <w:r>
+        <w:rPr>
+          <w:rFonts w:ascii="Times New Roman" w:hAnsi="Times New Roman" w:cs="Times New Roman"/>
+        </w:rPr>
+        <w:t>Adds an element to the list.</w:t>
+      </w:r>
+    </w:p>
+    <w:p>
+      <w:pPr>
+        <w:numPr>
+          <w:ilvl w:val="1"/>
+          <w:numId w:val="51"/>
+        </w:numPr>
+        <w:spacing w:line="360" w:lineRule="auto"/>
+        <w:jc w:val="both"/>
+        <w:rPr>
+          <w:rFonts w:ascii="Times New Roman" w:hAnsi="Times New Roman" w:cs="Times New Roman"/>
+        </w:rPr>
+      </w:pPr>
+      <w:r>
+        <w:rPr>
+          <w:rFonts w:ascii="Times New Roman" w:hAnsi="Times New Roman" w:cs="Times New Roman"/>
+        </w:rPr>
+        <w:t xml:space="preserve">Example: </w:t>
+      </w:r>
+      <w:proofErr w:type="spellStart"/>
+      <w:r>
+        <w:rPr>
+          <w:rFonts w:ascii="Times New Roman" w:hAnsi="Times New Roman" w:cs="Times New Roman"/>
+        </w:rPr>
+        <w:t>list.add</w:t>
+      </w:r>
+      <w:proofErr w:type="spellEnd"/>
+      <w:r>
+        <w:rPr>
+          <w:rFonts w:ascii="Times New Roman" w:hAnsi="Times New Roman" w:cs="Times New Roman"/>
+        </w:rPr>
+        <w:t>("Java");</w:t>
+      </w:r>
+    </w:p>
+    <w:p>
+      <w:pPr>
+        <w:numPr>
+          <w:ilvl w:val="0"/>
+          <w:numId w:val="51"/>
+        </w:numPr>
+        <w:spacing w:line="360" w:lineRule="auto"/>
+        <w:jc w:val="both"/>
+        <w:rPr>
+          <w:rFonts w:ascii="Times New Roman" w:hAnsi="Times New Roman" w:cs="Times New Roman"/>
+        </w:rPr>
+      </w:pPr>
       <w:proofErr w:type="gramStart"/>
       <w:r>
         <w:rPr>
           <w:rFonts w:ascii="Times New Roman" w:hAnsi="Times New Roman" w:cs="Times New Roman"/>
         </w:rPr>
-        <w:t>&gt;(</w:t>
+        <w:t>add(</w:t>
       </w:r>
       <w:proofErr w:type="gramEnd"/>
       <w:r>
         <w:rPr>
           <w:rFonts w:ascii="Times New Roman" w:hAnsi="Times New Roman" w:cs="Times New Roman"/>
         </w:rPr>
-        <w:t>);</w:t>
-      </w:r>
-    </w:p>
-    <w:p>
-      <w:pPr>
-        <w:rPr>
-          <w:rFonts w:ascii="Times New Roman" w:hAnsi="Times New Roman" w:cs="Times New Roman"/>
-        </w:rPr>
-      </w:pPr>
-    </w:p>
-    <w:p>
-      <w:pPr>
-        <w:rPr>
-          <w:rFonts w:ascii="Times New Roman" w:hAnsi="Times New Roman" w:cs="Times New Roman"/>
-        </w:rPr>
-      </w:pPr>
-      <w:proofErr w:type="spellStart"/>
-      <w:r>
-        <w:rPr>
-          <w:rFonts w:ascii="Times New Roman" w:hAnsi="Times New Roman" w:cs="Times New Roman"/>
-        </w:rPr>
-        <w:t>names.add</w:t>
-      </w:r>
-      <w:proofErr w:type="spellEnd"/>
-      <w:r>
-        <w:rPr>
-          <w:rFonts w:ascii="Times New Roman" w:hAnsi="Times New Roman" w:cs="Times New Roman"/>
-        </w:rPr>
-        <w:t>("Dhiraj");</w:t>
-      </w:r>
-    </w:p>
-    <w:p>
-      <w:pPr>
-        <w:rPr>
-          <w:rFonts w:ascii="Times New Roman" w:hAnsi="Times New Roman" w:cs="Times New Roman"/>
-        </w:rPr>
-      </w:pPr>
-      <w:proofErr w:type="spellStart"/>
-      <w:r>
-        <w:rPr>
-          <w:rFonts w:ascii="Times New Roman" w:hAnsi="Times New Roman" w:cs="Times New Roman"/>
-        </w:rPr>
-        <w:t>names.add</w:t>
-      </w:r>
-      <w:proofErr w:type="spellEnd"/>
-      <w:r>
-        <w:rPr>
-          <w:rFonts w:ascii="Times New Roman" w:hAnsi="Times New Roman" w:cs="Times New Roman"/>
-        </w:rPr>
-        <w:t>("Rahul");</w:t>
-      </w:r>
-    </w:p>
-    <w:p>
-      <w:pPr>
-        <w:rPr>
-          <w:rFonts w:ascii="Times New Roman" w:hAnsi="Times New Roman" w:cs="Times New Roman"/>
-        </w:rPr>
-      </w:pPr>
-      <w:r>
-        <w:rPr>
-          <w:rFonts w:ascii="Times New Roman" w:hAnsi="Times New Roman" w:cs="Times New Roman"/>
-        </w:rPr>
-        <w:t>It returns true if the collection was changed as a result of the operation.</w:t>
-      </w:r>
-    </w:p>
-    <w:p>
-      <w:pPr>
-        <w:rPr>
-          <w:rFonts w:ascii="Times New Roman" w:hAnsi="Times New Roman" w:cs="Times New Roman"/>
-        </w:rPr>
-      </w:pPr>
-      <w:r>
-        <w:rPr>
-          <w:rFonts w:ascii="Times New Roman" w:hAnsi="Times New Roman" w:cs="Times New Roman"/>
-          <w:b/>
-          <w:bCs/>
-        </w:rPr>
-        <w:t>Interview point:</w:t>
-      </w:r>
-      <w:r>
-        <w:rPr>
-          <w:rFonts w:ascii="Times New Roman" w:hAnsi="Times New Roman" w:cs="Times New Roman"/>
-        </w:rPr>
-        <w:t xml:space="preserve"> Some collections may not allow duplicate elements. For example, </w:t>
+        <w:t>int index, E element)</w:t>
+      </w:r>
+    </w:p>
+    <w:p>
+      <w:pPr>
+        <w:numPr>
+          <w:ilvl w:val="1"/>
+          <w:numId w:val="51"/>
+        </w:numPr>
+        <w:spacing w:line="360" w:lineRule="auto"/>
+        <w:jc w:val="both"/>
+        <w:rPr>
+          <w:rFonts w:ascii="Times New Roman" w:hAnsi="Times New Roman" w:cs="Times New Roman"/>
+        </w:rPr>
+      </w:pPr>
+      <w:r>
+        <w:rPr>
+          <w:rFonts w:ascii="Times New Roman" w:hAnsi="Times New Roman" w:cs="Times New Roman"/>
+        </w:rPr>
+        <w:t>Adds an element at a specific index.</w:t>
+      </w:r>
+    </w:p>
+    <w:p>
+      <w:pPr>
+        <w:numPr>
+          <w:ilvl w:val="1"/>
+          <w:numId w:val="51"/>
+        </w:numPr>
+        <w:spacing w:line="360" w:lineRule="auto"/>
+        <w:jc w:val="both"/>
+        <w:rPr>
+          <w:rFonts w:ascii="Times New Roman" w:hAnsi="Times New Roman" w:cs="Times New Roman"/>
+        </w:rPr>
+      </w:pPr>
+      <w:r>
+        <w:rPr>
+          <w:rFonts w:ascii="Times New Roman" w:hAnsi="Times New Roman" w:cs="Times New Roman"/>
+        </w:rPr>
+        <w:t xml:space="preserve">Example: </w:t>
       </w:r>
       <w:proofErr w:type="spellStart"/>
       <w:proofErr w:type="gramStart"/>
@@ -10899,7 +13007,7 @@
         <w:rPr>
           <w:rFonts w:ascii="Times New Roman" w:hAnsi="Times New Roman" w:cs="Times New Roman"/>
         </w:rPr>
-        <w:t>Set.add</w:t>
+        <w:t>list.add</w:t>
       </w:r>
       <w:proofErr w:type="spellEnd"/>
       <w:r>
@@ -10913,47 +13021,26 @@
         <w:rPr>
           <w:rFonts w:ascii="Times New Roman" w:hAnsi="Times New Roman" w:cs="Times New Roman"/>
         </w:rPr>
-        <w:t>) returns false when the element already exists.</w:t>
-      </w:r>
-    </w:p>
-    <w:p>
-      <w:pPr>
-        <w:rPr>
-          <w:rFonts w:ascii="Times New Roman" w:hAnsi="Times New Roman" w:cs="Times New Roman"/>
-        </w:rPr>
-      </w:pPr>
-      <w:r>
-        <w:rPr>
-          <w:rFonts w:ascii="Times New Roman" w:hAnsi="Times New Roman" w:cs="Times New Roman"/>
-        </w:rPr>
-        <w:pict w14:anchorId="30A56FC9">
-          <v:rect id="_x0000_i1109" style="width:0;height:1.5pt" o:hralign="center" o:hrstd="t" o:hr="t" fillcolor="#a0a0a0" stroked="f"/>
-        </w:pict>
-      </w:r>
-    </w:p>
-    <w:p>
-      <w:pPr>
-        <w:rPr>
-          <w:rFonts w:ascii="Times New Roman" w:hAnsi="Times New Roman" w:cs="Times New Roman"/>
-          <w:b/>
-          <w:bCs/>
-        </w:rPr>
-      </w:pPr>
-      <w:r>
-        <w:rPr>
-          <w:rFonts w:ascii="Times New Roman" w:hAnsi="Times New Roman" w:cs="Times New Roman"/>
-          <w:b/>
-          <w:bCs/>
-        </w:rPr>
-        <w:t xml:space="preserve">2. </w:t>
-      </w:r>
+        <w:t>1, "Python");</w:t>
+      </w:r>
+    </w:p>
+    <w:p>
+      <w:pPr>
+        <w:numPr>
+          <w:ilvl w:val="0"/>
+          <w:numId w:val="51"/>
+        </w:numPr>
+        <w:spacing w:line="360" w:lineRule="auto"/>
+        <w:jc w:val="both"/>
+        <w:rPr>
+          <w:rFonts w:ascii="Times New Roman" w:hAnsi="Times New Roman" w:cs="Times New Roman"/>
+        </w:rPr>
+      </w:pPr>
       <w:proofErr w:type="spellStart"/>
       <w:proofErr w:type="gramStart"/>
       <w:r>
         <w:rPr>
           <w:rFonts w:ascii="Times New Roman" w:hAnsi="Times New Roman" w:cs="Times New Roman"/>
-          <w:b/>
-          <w:bCs/>
         </w:rPr>
         <w:t>addAll</w:t>
       </w:r>
@@ -10961,8 +13048,6 @@
       <w:r>
         <w:rPr>
           <w:rFonts w:ascii="Times New Roman" w:hAnsi="Times New Roman" w:cs="Times New Roman"/>
-          <w:b/>
-          <w:bCs/>
         </w:rPr>
         <w:t>(</w:t>
       </w:r>
@@ -10970,127 +13055,54 @@
       <w:r>
         <w:rPr>
           <w:rFonts w:ascii="Times New Roman" w:hAnsi="Times New Roman" w:cs="Times New Roman"/>
-          <w:b/>
-          <w:bCs/>
-        </w:rPr>
-        <w:t>Collection&lt;? extends E&gt; c)</w:t>
-      </w:r>
-    </w:p>
-    <w:p>
-      <w:pPr>
-        <w:rPr>
-          <w:rFonts w:ascii="Times New Roman" w:hAnsi="Times New Roman" w:cs="Times New Roman"/>
-        </w:rPr>
-      </w:pPr>
-      <w:r>
-        <w:rPr>
-          <w:rFonts w:ascii="Times New Roman" w:hAnsi="Times New Roman" w:cs="Times New Roman"/>
-        </w:rPr>
-        <w:t>Adds all elements from another collection to the current collection.</w:t>
-      </w:r>
-    </w:p>
-    <w:p>
-      <w:pPr>
-        <w:rPr>
-          <w:rFonts w:ascii="Times New Roman" w:hAnsi="Times New Roman" w:cs="Times New Roman"/>
-        </w:rPr>
-      </w:pPr>
-      <w:r>
-        <w:rPr>
-          <w:rFonts w:ascii="Times New Roman" w:hAnsi="Times New Roman" w:cs="Times New Roman"/>
-        </w:rPr>
-        <w:t>list1.addAll(list2);</w:t>
-      </w:r>
-    </w:p>
-    <w:p>
-      <w:pPr>
-        <w:rPr>
-          <w:rFonts w:ascii="Times New Roman" w:hAnsi="Times New Roman" w:cs="Times New Roman"/>
-        </w:rPr>
-      </w:pPr>
-      <w:r>
-        <w:rPr>
-          <w:rFonts w:ascii="Times New Roman" w:hAnsi="Times New Roman" w:cs="Times New Roman"/>
-        </w:rPr>
-        <w:t>It returns true if the collection was modified.</w:t>
-      </w:r>
-    </w:p>
-    <w:p>
-      <w:pPr>
-        <w:rPr>
-          <w:rFonts w:ascii="Times New Roman" w:hAnsi="Times New Roman" w:cs="Times New Roman"/>
-        </w:rPr>
-      </w:pPr>
-      <w:r>
-        <w:rPr>
-          <w:rFonts w:ascii="Times New Roman" w:hAnsi="Times New Roman" w:cs="Times New Roman"/>
-        </w:rPr>
-        <w:pict w14:anchorId="55BE3741">
-          <v:rect id="_x0000_i1110" style="width:0;height:1.5pt" o:hralign="center" o:hrstd="t" o:hr="t" fillcolor="#a0a0a0" stroked="f"/>
-        </w:pict>
-      </w:r>
-    </w:p>
-    <w:p>
-      <w:pPr>
-        <w:rPr>
-          <w:rFonts w:ascii="Times New Roman" w:hAnsi="Times New Roman" w:cs="Times New Roman"/>
-          <w:b/>
-          <w:bCs/>
-        </w:rPr>
-      </w:pPr>
-      <w:r>
-        <w:rPr>
-          <w:rFonts w:ascii="Times New Roman" w:hAnsi="Times New Roman" w:cs="Times New Roman"/>
-          <w:b/>
-          <w:bCs/>
-        </w:rPr>
-        <w:t xml:space="preserve">3. </w:t>
-      </w:r>
-      <w:proofErr w:type="gramStart"/>
-      <w:r>
-        <w:rPr>
-          <w:rFonts w:ascii="Times New Roman" w:hAnsi="Times New Roman" w:cs="Times New Roman"/>
-          <w:b/>
-          <w:bCs/>
-        </w:rPr>
-        <w:t>remove(</w:t>
-      </w:r>
-      <w:proofErr w:type="gramEnd"/>
-      <w:r>
-        <w:rPr>
-          <w:rFonts w:ascii="Times New Roman" w:hAnsi="Times New Roman" w:cs="Times New Roman"/>
-          <w:b/>
-          <w:bCs/>
-        </w:rPr>
-        <w:t>Object o)</w:t>
-      </w:r>
-    </w:p>
-    <w:p>
-      <w:pPr>
-        <w:rPr>
-          <w:rFonts w:ascii="Times New Roman" w:hAnsi="Times New Roman" w:cs="Times New Roman"/>
-        </w:rPr>
-      </w:pPr>
-      <w:r>
-        <w:rPr>
-          <w:rFonts w:ascii="Times New Roman" w:hAnsi="Times New Roman" w:cs="Times New Roman"/>
-        </w:rPr>
-        <w:t>Removes a single occurrence of the specified element from the collection.</w:t>
-      </w:r>
-    </w:p>
-    <w:p>
-      <w:pPr>
-        <w:rPr>
-          <w:rFonts w:ascii="Times New Roman" w:hAnsi="Times New Roman" w:cs="Times New Roman"/>
-        </w:rPr>
-      </w:pPr>
+        </w:rPr>
+        <w:t>Collection c)</w:t>
+      </w:r>
+    </w:p>
+    <w:p>
+      <w:pPr>
+        <w:numPr>
+          <w:ilvl w:val="1"/>
+          <w:numId w:val="51"/>
+        </w:numPr>
+        <w:spacing w:line="360" w:lineRule="auto"/>
+        <w:jc w:val="both"/>
+        <w:rPr>
+          <w:rFonts w:ascii="Times New Roman" w:hAnsi="Times New Roman" w:cs="Times New Roman"/>
+        </w:rPr>
+      </w:pPr>
+      <w:r>
+        <w:rPr>
+          <w:rFonts w:ascii="Times New Roman" w:hAnsi="Times New Roman" w:cs="Times New Roman"/>
+        </w:rPr>
+        <w:t>Adds all elements of another collection.</w:t>
+      </w:r>
+    </w:p>
+    <w:p>
+      <w:pPr>
+        <w:numPr>
+          <w:ilvl w:val="1"/>
+          <w:numId w:val="51"/>
+        </w:numPr>
+        <w:spacing w:line="360" w:lineRule="auto"/>
+        <w:jc w:val="both"/>
+        <w:rPr>
+          <w:rFonts w:ascii="Times New Roman" w:hAnsi="Times New Roman" w:cs="Times New Roman"/>
+        </w:rPr>
+      </w:pPr>
+      <w:r>
+        <w:rPr>
+          <w:rFonts w:ascii="Times New Roman" w:hAnsi="Times New Roman" w:cs="Times New Roman"/>
+        </w:rPr>
+        <w:t xml:space="preserve">Example: </w:t>
+      </w:r>
       <w:proofErr w:type="spellStart"/>
       <w:proofErr w:type="gramStart"/>
       <w:r>
         <w:rPr>
           <w:rFonts w:ascii="Times New Roman" w:hAnsi="Times New Roman" w:cs="Times New Roman"/>
         </w:rPr>
-        <w:t>names.remove</w:t>
+        <w:t>list.addAll</w:t>
       </w:r>
       <w:proofErr w:type="spellEnd"/>
       <w:proofErr w:type="gramEnd"/>
@@ -11098,69 +13110,85 @@
         <w:rPr>
           <w:rFonts w:ascii="Times New Roman" w:hAnsi="Times New Roman" w:cs="Times New Roman"/>
         </w:rPr>
-        <w:t>("Dhiraj");</w:t>
-      </w:r>
-    </w:p>
-    <w:p>
-      <w:pPr>
-        <w:rPr>
-          <w:rFonts w:ascii="Times New Roman" w:hAnsi="Times New Roman" w:cs="Times New Roman"/>
-        </w:rPr>
-      </w:pPr>
-      <w:r>
-        <w:rPr>
-          <w:rFonts w:ascii="Times New Roman" w:hAnsi="Times New Roman" w:cs="Times New Roman"/>
-        </w:rPr>
-        <w:t>It returns true if the specified element was successfully removed.</w:t>
-      </w:r>
-    </w:p>
-    <w:p>
-      <w:pPr>
-        <w:rPr>
-          <w:rFonts w:ascii="Times New Roman" w:hAnsi="Times New Roman" w:cs="Times New Roman"/>
-        </w:rPr>
-      </w:pPr>
-      <w:r>
-        <w:rPr>
-          <w:rFonts w:ascii="Times New Roman" w:hAnsi="Times New Roman" w:cs="Times New Roman"/>
-        </w:rPr>
-        <w:pict w14:anchorId="7D5A8C28">
-          <v:rect id="_x0000_i1111" style="width:0;height:1.5pt" o:hralign="center" o:hrstd="t" o:hr="t" fillcolor="#a0a0a0" stroked="f"/>
-        </w:pict>
-      </w:r>
-    </w:p>
-    <w:p>
-      <w:pPr>
-        <w:rPr>
-          <w:rFonts w:ascii="Times New Roman" w:hAnsi="Times New Roman" w:cs="Times New Roman"/>
-          <w:b/>
-          <w:bCs/>
-        </w:rPr>
-      </w:pPr>
-      <w:r>
-        <w:rPr>
-          <w:rFonts w:ascii="Times New Roman" w:hAnsi="Times New Roman" w:cs="Times New Roman"/>
-          <w:b/>
-          <w:bCs/>
-        </w:rPr>
-        <w:t xml:space="preserve">4. </w:t>
+        <w:t>(list2);</w:t>
+      </w:r>
+    </w:p>
+    <w:p>
+      <w:pPr>
+        <w:numPr>
+          <w:ilvl w:val="0"/>
+          <w:numId w:val="51"/>
+        </w:numPr>
+        <w:spacing w:line="360" w:lineRule="auto"/>
+        <w:jc w:val="both"/>
+        <w:rPr>
+          <w:rFonts w:ascii="Times New Roman" w:hAnsi="Times New Roman" w:cs="Times New Roman"/>
+        </w:rPr>
+      </w:pPr>
+      <w:proofErr w:type="gramStart"/>
+      <w:r>
+        <w:rPr>
+          <w:rFonts w:ascii="Times New Roman" w:hAnsi="Times New Roman" w:cs="Times New Roman"/>
+        </w:rPr>
+        <w:t>get(</w:t>
+      </w:r>
+      <w:proofErr w:type="gramEnd"/>
+      <w:r>
+        <w:rPr>
+          <w:rFonts w:ascii="Times New Roman" w:hAnsi="Times New Roman" w:cs="Times New Roman"/>
+        </w:rPr>
+        <w:t>int index)</w:t>
+      </w:r>
+    </w:p>
+    <w:p>
+      <w:pPr>
+        <w:numPr>
+          <w:ilvl w:val="1"/>
+          <w:numId w:val="51"/>
+        </w:numPr>
+        <w:spacing w:line="360" w:lineRule="auto"/>
+        <w:jc w:val="both"/>
+        <w:rPr>
+          <w:rFonts w:ascii="Times New Roman" w:hAnsi="Times New Roman" w:cs="Times New Roman"/>
+        </w:rPr>
+      </w:pPr>
+      <w:r>
+        <w:rPr>
+          <w:rFonts w:ascii="Times New Roman" w:hAnsi="Times New Roman" w:cs="Times New Roman"/>
+        </w:rPr>
+        <w:t>Returns the element at the specified index.</w:t>
+      </w:r>
+    </w:p>
+    <w:p>
+      <w:pPr>
+        <w:numPr>
+          <w:ilvl w:val="1"/>
+          <w:numId w:val="51"/>
+        </w:numPr>
+        <w:spacing w:line="360" w:lineRule="auto"/>
+        <w:jc w:val="both"/>
+        <w:rPr>
+          <w:rFonts w:ascii="Times New Roman" w:hAnsi="Times New Roman" w:cs="Times New Roman"/>
+        </w:rPr>
+      </w:pPr>
+      <w:r>
+        <w:rPr>
+          <w:rFonts w:ascii="Times New Roman" w:hAnsi="Times New Roman" w:cs="Times New Roman"/>
+        </w:rPr>
+        <w:t xml:space="preserve">Example: </w:t>
       </w:r>
       <w:proofErr w:type="spellStart"/>
       <w:proofErr w:type="gramStart"/>
       <w:r>
         <w:rPr>
           <w:rFonts w:ascii="Times New Roman" w:hAnsi="Times New Roman" w:cs="Times New Roman"/>
-          <w:b/>
-          <w:bCs/>
-        </w:rPr>
-        <w:t>removeAll</w:t>
+        </w:rPr>
+        <w:t>list.get</w:t>
       </w:r>
       <w:proofErr w:type="spellEnd"/>
       <w:r>
         <w:rPr>
           <w:rFonts w:ascii="Times New Roman" w:hAnsi="Times New Roman" w:cs="Times New Roman"/>
-          <w:b/>
-          <w:bCs/>
         </w:rPr>
         <w:t>(</w:t>
       </w:r>
@@ -11168,98 +13196,86 @@
       <w:r>
         <w:rPr>
           <w:rFonts w:ascii="Times New Roman" w:hAnsi="Times New Roman" w:cs="Times New Roman"/>
-          <w:b/>
-          <w:bCs/>
-        </w:rPr>
-        <w:t>Collection&lt;?&gt; c)</w:t>
-      </w:r>
-    </w:p>
-    <w:p>
-      <w:pPr>
-        <w:rPr>
-          <w:rFonts w:ascii="Times New Roman" w:hAnsi="Times New Roman" w:cs="Times New Roman"/>
-        </w:rPr>
-      </w:pPr>
-      <w:r>
-        <w:rPr>
-          <w:rFonts w:ascii="Times New Roman" w:hAnsi="Times New Roman" w:cs="Times New Roman"/>
-        </w:rPr>
-        <w:t>Removes all elements from the current collection that are also present in the specified collection.</w:t>
-      </w:r>
-    </w:p>
-    <w:p>
-      <w:pPr>
-        <w:rPr>
-          <w:rFonts w:ascii="Times New Roman" w:hAnsi="Times New Roman" w:cs="Times New Roman"/>
-        </w:rPr>
-      </w:pPr>
-      <w:r>
-        <w:rPr>
-          <w:rFonts w:ascii="Times New Roman" w:hAnsi="Times New Roman" w:cs="Times New Roman"/>
-        </w:rPr>
-        <w:t>list1.removeAll(list2);</w:t>
-      </w:r>
-    </w:p>
-    <w:p>
-      <w:pPr>
-        <w:rPr>
-          <w:rFonts w:ascii="Times New Roman" w:hAnsi="Times New Roman" w:cs="Times New Roman"/>
-        </w:rPr>
-      </w:pPr>
-      <w:r>
-        <w:rPr>
-          <w:rFonts w:ascii="Times New Roman" w:hAnsi="Times New Roman" w:cs="Times New Roman"/>
-        </w:rPr>
-        <w:t>It is useful when we want to remove a group of elements.</w:t>
-      </w:r>
-    </w:p>
-    <w:p>
-      <w:pPr>
-        <w:rPr>
-          <w:rFonts w:ascii="Times New Roman" w:hAnsi="Times New Roman" w:cs="Times New Roman"/>
-        </w:rPr>
-      </w:pPr>
-      <w:r>
-        <w:rPr>
-          <w:rFonts w:ascii="Times New Roman" w:hAnsi="Times New Roman" w:cs="Times New Roman"/>
-        </w:rPr>
-        <w:pict w14:anchorId="15BFC8AE">
-          <v:rect id="_x0000_i1112" style="width:0;height:1.5pt" o:hralign="center" o:hrstd="t" o:hr="t" fillcolor="#a0a0a0" stroked="f"/>
-        </w:pict>
-      </w:r>
-    </w:p>
-    <w:p>
-      <w:pPr>
-        <w:rPr>
-          <w:rFonts w:ascii="Times New Roman" w:hAnsi="Times New Roman" w:cs="Times New Roman"/>
-          <w:b/>
-          <w:bCs/>
-        </w:rPr>
-      </w:pPr>
-      <w:r>
-        <w:rPr>
-          <w:rFonts w:ascii="Times New Roman" w:hAnsi="Times New Roman" w:cs="Times New Roman"/>
-          <w:b/>
-          <w:bCs/>
-        </w:rPr>
-        <w:t xml:space="preserve">5. </w:t>
+        </w:rPr>
+        <w:t>0);</w:t>
+      </w:r>
+    </w:p>
+    <w:p>
+      <w:pPr>
+        <w:numPr>
+          <w:ilvl w:val="0"/>
+          <w:numId w:val="51"/>
+        </w:numPr>
+        <w:spacing w:line="360" w:lineRule="auto"/>
+        <w:jc w:val="both"/>
+        <w:rPr>
+          <w:rFonts w:ascii="Times New Roman" w:hAnsi="Times New Roman" w:cs="Times New Roman"/>
+        </w:rPr>
+      </w:pPr>
+      <w:proofErr w:type="gramStart"/>
+      <w:r>
+        <w:rPr>
+          <w:rFonts w:ascii="Times New Roman" w:hAnsi="Times New Roman" w:cs="Times New Roman"/>
+        </w:rPr>
+        <w:t>set(</w:t>
+      </w:r>
+      <w:proofErr w:type="gramEnd"/>
+      <w:r>
+        <w:rPr>
+          <w:rFonts w:ascii="Times New Roman" w:hAnsi="Times New Roman" w:cs="Times New Roman"/>
+        </w:rPr>
+        <w:t>int index, E element)</w:t>
+      </w:r>
+    </w:p>
+    <w:p>
+      <w:pPr>
+        <w:numPr>
+          <w:ilvl w:val="1"/>
+          <w:numId w:val="51"/>
+        </w:numPr>
+        <w:spacing w:line="360" w:lineRule="auto"/>
+        <w:jc w:val="both"/>
+        <w:rPr>
+          <w:rFonts w:ascii="Times New Roman" w:hAnsi="Times New Roman" w:cs="Times New Roman"/>
+        </w:rPr>
+      </w:pPr>
+      <w:r>
+        <w:rPr>
+          <w:rFonts w:ascii="Times New Roman" w:hAnsi="Times New Roman" w:cs="Times New Roman"/>
+        </w:rPr>
+        <w:t>Replaces an element at the specified index.</w:t>
+      </w:r>
+    </w:p>
+    <w:p>
+      <w:pPr>
+        <w:numPr>
+          <w:ilvl w:val="1"/>
+          <w:numId w:val="51"/>
+        </w:numPr>
+        <w:spacing w:line="360" w:lineRule="auto"/>
+        <w:jc w:val="both"/>
+        <w:rPr>
+          <w:rFonts w:ascii="Times New Roman" w:hAnsi="Times New Roman" w:cs="Times New Roman"/>
+        </w:rPr>
+      </w:pPr>
+      <w:r>
+        <w:rPr>
+          <w:rFonts w:ascii="Times New Roman" w:hAnsi="Times New Roman" w:cs="Times New Roman"/>
+        </w:rPr>
+        <w:t xml:space="preserve">Example: </w:t>
       </w:r>
       <w:proofErr w:type="spellStart"/>
       <w:proofErr w:type="gramStart"/>
       <w:r>
         <w:rPr>
           <w:rFonts w:ascii="Times New Roman" w:hAnsi="Times New Roman" w:cs="Times New Roman"/>
-          <w:b/>
-          <w:bCs/>
-        </w:rPr>
-        <w:t>removeIf</w:t>
+        </w:rPr>
+        <w:t>list.set</w:t>
       </w:r>
       <w:proofErr w:type="spellEnd"/>
       <w:r>
         <w:rPr>
           <w:rFonts w:ascii="Times New Roman" w:hAnsi="Times New Roman" w:cs="Times New Roman"/>
-          <w:b/>
-          <w:bCs/>
         </w:rPr>
         <w:t>(</w:t>
       </w:r>
@@ -11267,38 +13283,81 @@
       <w:r>
         <w:rPr>
           <w:rFonts w:ascii="Times New Roman" w:hAnsi="Times New Roman" w:cs="Times New Roman"/>
-          <w:b/>
-          <w:bCs/>
-        </w:rPr>
-        <w:t>Predicate&lt;? super E&gt; filter)</w:t>
-      </w:r>
-    </w:p>
-    <w:p>
-      <w:pPr>
-        <w:rPr>
-          <w:rFonts w:ascii="Times New Roman" w:hAnsi="Times New Roman" w:cs="Times New Roman"/>
-        </w:rPr>
-      </w:pPr>
-      <w:r>
-        <w:rPr>
-          <w:rFonts w:ascii="Times New Roman" w:hAnsi="Times New Roman" w:cs="Times New Roman"/>
-        </w:rPr>
-        <w:t>Removes all elements that satisfy the given condition.</w:t>
-      </w:r>
-    </w:p>
-    <w:p>
-      <w:pPr>
-        <w:rPr>
-          <w:rFonts w:ascii="Times New Roman" w:hAnsi="Times New Roman" w:cs="Times New Roman"/>
-        </w:rPr>
-      </w:pPr>
+        </w:rPr>
+        <w:t>0, "C++");</w:t>
+      </w:r>
+    </w:p>
+    <w:p>
+      <w:pPr>
+        <w:numPr>
+          <w:ilvl w:val="0"/>
+          <w:numId w:val="51"/>
+        </w:numPr>
+        <w:spacing w:line="360" w:lineRule="auto"/>
+        <w:jc w:val="both"/>
+        <w:rPr>
+          <w:rFonts w:ascii="Times New Roman" w:hAnsi="Times New Roman" w:cs="Times New Roman"/>
+        </w:rPr>
+      </w:pPr>
+      <w:proofErr w:type="gramStart"/>
+      <w:r>
+        <w:rPr>
+          <w:rFonts w:ascii="Times New Roman" w:hAnsi="Times New Roman" w:cs="Times New Roman"/>
+        </w:rPr>
+        <w:t>remove(</w:t>
+      </w:r>
+      <w:proofErr w:type="gramEnd"/>
+      <w:r>
+        <w:rPr>
+          <w:rFonts w:ascii="Times New Roman" w:hAnsi="Times New Roman" w:cs="Times New Roman"/>
+        </w:rPr>
+        <w:t>int index)</w:t>
+      </w:r>
+    </w:p>
+    <w:p>
+      <w:pPr>
+        <w:numPr>
+          <w:ilvl w:val="1"/>
+          <w:numId w:val="51"/>
+        </w:numPr>
+        <w:spacing w:line="360" w:lineRule="auto"/>
+        <w:jc w:val="both"/>
+        <w:rPr>
+          <w:rFonts w:ascii="Times New Roman" w:hAnsi="Times New Roman" w:cs="Times New Roman"/>
+        </w:rPr>
+      </w:pPr>
+      <w:r>
+        <w:rPr>
+          <w:rFonts w:ascii="Times New Roman" w:hAnsi="Times New Roman" w:cs="Times New Roman"/>
+        </w:rPr>
+        <w:t>Removes the element at the specified index.</w:t>
+      </w:r>
+    </w:p>
+    <w:p>
+      <w:pPr>
+        <w:numPr>
+          <w:ilvl w:val="1"/>
+          <w:numId w:val="51"/>
+        </w:numPr>
+        <w:spacing w:line="360" w:lineRule="auto"/>
+        <w:jc w:val="both"/>
+        <w:rPr>
+          <w:rFonts w:ascii="Times New Roman" w:hAnsi="Times New Roman" w:cs="Times New Roman"/>
+        </w:rPr>
+      </w:pPr>
+      <w:r>
+        <w:rPr>
+          <w:rFonts w:ascii="Times New Roman" w:hAnsi="Times New Roman" w:cs="Times New Roman"/>
+        </w:rPr>
+        <w:t xml:space="preserve">Example: </w:t>
+      </w:r>
       <w:proofErr w:type="spellStart"/>
       <w:proofErr w:type="gramStart"/>
       <w:r>
         <w:rPr>
           <w:rFonts w:ascii="Times New Roman" w:hAnsi="Times New Roman" w:cs="Times New Roman"/>
         </w:rPr>
-        <w:t>list.removeIf</w:t>
+        <w:t>list.remove</w:t>
       </w:r>
       <w:proofErr w:type="spellEnd"/>
       <w:proofErr w:type="gramEnd"/>
@@ -11306,7 +13365,72 @@
         <w:rPr>
           <w:rFonts w:ascii="Times New Roman" w:hAnsi="Times New Roman" w:cs="Times New Roman"/>
         </w:rPr>
-        <w:t xml:space="preserve">(name -&gt; </w:t>
+        <w:t>(0);</w:t>
+      </w:r>
+    </w:p>
+    <w:p>
+      <w:pPr>
+        <w:numPr>
+          <w:ilvl w:val="0"/>
+          <w:numId w:val="51"/>
+        </w:numPr>
+        <w:spacing w:line="360" w:lineRule="auto"/>
+        <w:jc w:val="both"/>
+        <w:rPr>
+          <w:rFonts w:ascii="Times New Roman" w:hAnsi="Times New Roman" w:cs="Times New Roman"/>
+        </w:rPr>
+      </w:pPr>
+      <w:proofErr w:type="gramStart"/>
+      <w:r>
+        <w:rPr>
+          <w:rFonts w:ascii="Times New Roman" w:hAnsi="Times New Roman" w:cs="Times New Roman"/>
+        </w:rPr>
+        <w:t>remove(</w:t>
+      </w:r>
+      <w:proofErr w:type="gramEnd"/>
+      <w:r>
+        <w:rPr>
+          <w:rFonts w:ascii="Times New Roman" w:hAnsi="Times New Roman" w:cs="Times New Roman"/>
+        </w:rPr>
+        <w:t>Object o)</w:t>
+      </w:r>
+    </w:p>
+    <w:p>
+      <w:pPr>
+        <w:numPr>
+          <w:ilvl w:val="1"/>
+          <w:numId w:val="51"/>
+        </w:numPr>
+        <w:spacing w:line="360" w:lineRule="auto"/>
+        <w:jc w:val="both"/>
+        <w:rPr>
+          <w:rFonts w:ascii="Times New Roman" w:hAnsi="Times New Roman" w:cs="Times New Roman"/>
+        </w:rPr>
+      </w:pPr>
+      <w:r>
+        <w:rPr>
+          <w:rFonts w:ascii="Times New Roman" w:hAnsi="Times New Roman" w:cs="Times New Roman"/>
+        </w:rPr>
+        <w:t>Removes the first occurrence of the specified element.</w:t>
+      </w:r>
+    </w:p>
+    <w:p>
+      <w:pPr>
+        <w:numPr>
+          <w:ilvl w:val="1"/>
+          <w:numId w:val="51"/>
+        </w:numPr>
+        <w:spacing w:line="360" w:lineRule="auto"/>
+        <w:jc w:val="both"/>
+        <w:rPr>
+          <w:rFonts w:ascii="Times New Roman" w:hAnsi="Times New Roman" w:cs="Times New Roman"/>
+        </w:rPr>
+      </w:pPr>
+      <w:r>
+        <w:rPr>
+          <w:rFonts w:ascii="Times New Roman" w:hAnsi="Times New Roman" w:cs="Times New Roman"/>
+        </w:rPr>
+        <w:t xml:space="preserve">Example: </w:t>
       </w:r>
       <w:proofErr w:type="spellStart"/>
       <w:proofErr w:type="gramStart"/>
@@ -11314,7 +13438,7 @@
         <w:rPr>
           <w:rFonts w:ascii="Times New Roman" w:hAnsi="Times New Roman" w:cs="Times New Roman"/>
         </w:rPr>
-        <w:t>name.length</w:t>
+        <w:t>list.remove</w:t>
       </w:r>
       <w:proofErr w:type="spellEnd"/>
       <w:proofErr w:type="gramEnd"/>
@@ -11322,115 +13446,17 @@
         <w:rPr>
           <w:rFonts w:ascii="Times New Roman" w:hAnsi="Times New Roman" w:cs="Times New Roman"/>
         </w:rPr>
-        <w:t>() &gt; 5);</w:t>
-      </w:r>
-    </w:p>
-    <w:p>
-      <w:pPr>
-        <w:rPr>
-          <w:rFonts w:ascii="Times New Roman" w:hAnsi="Times New Roman" w:cs="Times New Roman"/>
-        </w:rPr>
-      </w:pPr>
-      <w:r>
-        <w:rPr>
-          <w:rFonts w:ascii="Times New Roman" w:hAnsi="Times New Roman" w:cs="Times New Roman"/>
-        </w:rPr>
-        <w:t xml:space="preserve">This method uses a </w:t>
-      </w:r>
-      <w:r>
-        <w:rPr>
-          <w:rFonts w:ascii="Times New Roman" w:hAnsi="Times New Roman" w:cs="Times New Roman"/>
-          <w:b/>
-          <w:bCs/>
-        </w:rPr>
-        <w:t>Predicate</w:t>
-      </w:r>
-      <w:r>
-        <w:rPr>
-          <w:rFonts w:ascii="Times New Roman" w:hAnsi="Times New Roman" w:cs="Times New Roman"/>
-        </w:rPr>
-        <w:t xml:space="preserve"> and was introduced in </w:t>
-      </w:r>
-      <w:r>
-        <w:rPr>
-          <w:rFonts w:ascii="Times New Roman" w:hAnsi="Times New Roman" w:cs="Times New Roman"/>
-          <w:b/>
-          <w:bCs/>
-        </w:rPr>
-        <w:t>Java 8</w:t>
-      </w:r>
-      <w:r>
-        <w:rPr>
-          <w:rFonts w:ascii="Times New Roman" w:hAnsi="Times New Roman" w:cs="Times New Roman"/>
-        </w:rPr>
-        <w:t>.</w:t>
-      </w:r>
-    </w:p>
-    <w:p>
-      <w:pPr>
-        <w:rPr>
-          <w:rFonts w:ascii="Times New Roman" w:hAnsi="Times New Roman" w:cs="Times New Roman"/>
-        </w:rPr>
-      </w:pPr>
-      <w:r>
-        <w:rPr>
-          <w:rFonts w:ascii="Times New Roman" w:hAnsi="Times New Roman" w:cs="Times New Roman"/>
-        </w:rPr>
-        <w:pict w14:anchorId="79826F48">
-          <v:rect id="_x0000_i1113" style="width:0;height:1.5pt" o:hralign="center" o:hrstd="t" o:hr="t" fillcolor="#a0a0a0" stroked="f"/>
-        </w:pict>
-      </w:r>
-    </w:p>
-    <w:p>
-      <w:pPr>
-        <w:rPr>
-          <w:rFonts w:ascii="Times New Roman" w:hAnsi="Times New Roman" w:cs="Times New Roman"/>
-          <w:b/>
-          <w:bCs/>
-        </w:rPr>
-      </w:pPr>
-      <w:r>
-        <w:rPr>
-          <w:rFonts w:ascii="Times New Roman" w:hAnsi="Times New Roman" w:cs="Times New Roman"/>
-          <w:b/>
-          <w:bCs/>
-        </w:rPr>
-        <w:t xml:space="preserve">6. </w:t>
-      </w:r>
-      <w:proofErr w:type="gramStart"/>
-      <w:r>
-        <w:rPr>
-          <w:rFonts w:ascii="Times New Roman" w:hAnsi="Times New Roman" w:cs="Times New Roman"/>
-          <w:b/>
-          <w:bCs/>
-        </w:rPr>
-        <w:t>contains(</w:t>
-      </w:r>
-      <w:proofErr w:type="gramEnd"/>
-      <w:r>
-        <w:rPr>
-          <w:rFonts w:ascii="Times New Roman" w:hAnsi="Times New Roman" w:cs="Times New Roman"/>
-          <w:b/>
-          <w:bCs/>
-        </w:rPr>
-        <w:t>Object o)</w:t>
-      </w:r>
-    </w:p>
-    <w:p>
-      <w:pPr>
-        <w:rPr>
-          <w:rFonts w:ascii="Times New Roman" w:hAnsi="Times New Roman" w:cs="Times New Roman"/>
-        </w:rPr>
-      </w:pPr>
-      <w:r>
-        <w:rPr>
-          <w:rFonts w:ascii="Times New Roman" w:hAnsi="Times New Roman" w:cs="Times New Roman"/>
-        </w:rPr>
-        <w:t>Checks whether the collection contains the specified element.</w:t>
-      </w:r>
-    </w:p>
-    <w:p>
-      <w:pPr>
+        <w:t>("Java");</w:t>
+      </w:r>
+    </w:p>
+    <w:p>
+      <w:pPr>
+        <w:numPr>
+          <w:ilvl w:val="0"/>
+          <w:numId w:val="51"/>
+        </w:numPr>
+        <w:spacing w:line="360" w:lineRule="auto"/>
+        <w:jc w:val="both"/>
         <w:rPr>
           <w:rFonts w:ascii="Times New Roman" w:hAnsi="Times New Roman" w:cs="Times New Roman"/>
         </w:rPr>
@@ -11441,7 +13467,67 @@
         <w:rPr>
           <w:rFonts w:ascii="Times New Roman" w:hAnsi="Times New Roman" w:cs="Times New Roman"/>
         </w:rPr>
-        <w:t>names.contains</w:t>
+        <w:t>removeAll</w:t>
+      </w:r>
+      <w:proofErr w:type="spellEnd"/>
+      <w:r>
+        <w:rPr>
+          <w:rFonts w:ascii="Times New Roman" w:hAnsi="Times New Roman" w:cs="Times New Roman"/>
+        </w:rPr>
+        <w:t>(</w:t>
+      </w:r>
+      <w:proofErr w:type="gramEnd"/>
+      <w:r>
+        <w:rPr>
+          <w:rFonts w:ascii="Times New Roman" w:hAnsi="Times New Roman" w:cs="Times New Roman"/>
+        </w:rPr>
+        <w:t>Collection c)</w:t>
+      </w:r>
+    </w:p>
+    <w:p>
+      <w:pPr>
+        <w:numPr>
+          <w:ilvl w:val="1"/>
+          <w:numId w:val="51"/>
+        </w:numPr>
+        <w:spacing w:line="360" w:lineRule="auto"/>
+        <w:jc w:val="both"/>
+        <w:rPr>
+          <w:rFonts w:ascii="Times New Roman" w:hAnsi="Times New Roman" w:cs="Times New Roman"/>
+        </w:rPr>
+      </w:pPr>
+      <w:r>
+        <w:rPr>
+          <w:rFonts w:ascii="Times New Roman" w:hAnsi="Times New Roman" w:cs="Times New Roman"/>
+        </w:rPr>
+        <w:t>Removes all elements that are present in another collection.</w:t>
+      </w:r>
+    </w:p>
+    <w:p>
+      <w:pPr>
+        <w:numPr>
+          <w:ilvl w:val="1"/>
+          <w:numId w:val="51"/>
+        </w:numPr>
+        <w:spacing w:line="360" w:lineRule="auto"/>
+        <w:jc w:val="both"/>
+        <w:rPr>
+          <w:rFonts w:ascii="Times New Roman" w:hAnsi="Times New Roman" w:cs="Times New Roman"/>
+        </w:rPr>
+      </w:pPr>
+      <w:r>
+        <w:rPr>
+          <w:rFonts w:ascii="Times New Roman" w:hAnsi="Times New Roman" w:cs="Times New Roman"/>
+        </w:rPr>
+        <w:t xml:space="preserve">Example: </w:t>
+      </w:r>
+      <w:proofErr w:type="spellStart"/>
+      <w:proofErr w:type="gramStart"/>
+      <w:r>
+        <w:rPr>
+          <w:rFonts w:ascii="Times New Roman" w:hAnsi="Times New Roman" w:cs="Times New Roman"/>
+        </w:rPr>
+        <w:t>list.removeAll</w:t>
       </w:r>
       <w:proofErr w:type="spellEnd"/>
       <w:proofErr w:type="gramEnd"/>
@@ -11449,253 +13535,98 @@
         <w:rPr>
           <w:rFonts w:ascii="Times New Roman" w:hAnsi="Times New Roman" w:cs="Times New Roman"/>
         </w:rPr>
-        <w:t>("Dhiraj");</w:t>
-      </w:r>
-    </w:p>
-    <w:p>
-      <w:pPr>
-        <w:rPr>
-          <w:rFonts w:ascii="Times New Roman" w:hAnsi="Times New Roman" w:cs="Times New Roman"/>
-        </w:rPr>
-      </w:pPr>
-      <w:r>
-        <w:rPr>
-          <w:rFonts w:ascii="Times New Roman" w:hAnsi="Times New Roman" w:cs="Times New Roman"/>
-        </w:rPr>
-        <w:t>Returns:</w:t>
-      </w:r>
-    </w:p>
-    <w:p>
-      <w:pPr>
-        <w:rPr>
-          <w:rFonts w:ascii="Times New Roman" w:hAnsi="Times New Roman" w:cs="Times New Roman"/>
-        </w:rPr>
-      </w:pPr>
-      <w:r>
-        <w:rPr>
-          <w:rFonts w:ascii="Times New Roman" w:hAnsi="Times New Roman" w:cs="Times New Roman"/>
-        </w:rPr>
-        <w:t>true</w:t>
-      </w:r>
-    </w:p>
-    <w:p>
-      <w:pPr>
-        <w:rPr>
-          <w:rFonts w:ascii="Times New Roman" w:hAnsi="Times New Roman" w:cs="Times New Roman"/>
-        </w:rPr>
-      </w:pPr>
-      <w:r>
-        <w:rPr>
-          <w:rFonts w:ascii="Times New Roman" w:hAnsi="Times New Roman" w:cs="Times New Roman"/>
-        </w:rPr>
-        <w:t>if the element exists; otherwise:</w:t>
-      </w:r>
-    </w:p>
-    <w:p>
-      <w:pPr>
-        <w:rPr>
-          <w:rFonts w:ascii="Times New Roman" w:hAnsi="Times New Roman" w:cs="Times New Roman"/>
-        </w:rPr>
-      </w:pPr>
-      <w:r>
-        <w:rPr>
-          <w:rFonts w:ascii="Times New Roman" w:hAnsi="Times New Roman" w:cs="Times New Roman"/>
-        </w:rPr>
-        <w:t>false</w:t>
-      </w:r>
-    </w:p>
-    <w:p>
-      <w:pPr>
-        <w:rPr>
-          <w:rFonts w:ascii="Times New Roman" w:hAnsi="Times New Roman" w:cs="Times New Roman"/>
-        </w:rPr>
-      </w:pPr>
-      <w:r>
-        <w:rPr>
-          <w:rFonts w:ascii="Times New Roman" w:hAnsi="Times New Roman" w:cs="Times New Roman"/>
-        </w:rPr>
-        <w:pict w14:anchorId="1BF42694">
-          <v:rect id="_x0000_i1114" style="width:0;height:1.5pt" o:hralign="center" o:hrstd="t" o:hr="t" fillcolor="#a0a0a0" stroked="f"/>
-        </w:pict>
-      </w:r>
-    </w:p>
-    <w:p>
-      <w:pPr>
-        <w:rPr>
-          <w:rFonts w:ascii="Times New Roman" w:hAnsi="Times New Roman" w:cs="Times New Roman"/>
-          <w:b/>
-          <w:bCs/>
-        </w:rPr>
-      </w:pPr>
-      <w:r>
-        <w:rPr>
-          <w:rFonts w:ascii="Times New Roman" w:hAnsi="Times New Roman" w:cs="Times New Roman"/>
-          <w:b/>
-          <w:bCs/>
-        </w:rPr>
-        <w:t xml:space="preserve">7. </w:t>
+        <w:t>(list2);</w:t>
+      </w:r>
+    </w:p>
+    <w:p>
+      <w:pPr>
+        <w:numPr>
+          <w:ilvl w:val="0"/>
+          <w:numId w:val="51"/>
+        </w:numPr>
+        <w:spacing w:line="360" w:lineRule="auto"/>
+        <w:jc w:val="both"/>
+        <w:rPr>
+          <w:rFonts w:ascii="Times New Roman" w:hAnsi="Times New Roman" w:cs="Times New Roman"/>
+        </w:rPr>
+      </w:pPr>
+      <w:proofErr w:type="gramStart"/>
+      <w:r>
+        <w:rPr>
+          <w:rFonts w:ascii="Times New Roman" w:hAnsi="Times New Roman" w:cs="Times New Roman"/>
+        </w:rPr>
+        <w:t>contains(</w:t>
+      </w:r>
+      <w:proofErr w:type="gramEnd"/>
+      <w:r>
+        <w:rPr>
+          <w:rFonts w:ascii="Times New Roman" w:hAnsi="Times New Roman" w:cs="Times New Roman"/>
+        </w:rPr>
+        <w:t>Object o)</w:t>
+      </w:r>
+    </w:p>
+    <w:p>
+      <w:pPr>
+        <w:numPr>
+          <w:ilvl w:val="1"/>
+          <w:numId w:val="51"/>
+        </w:numPr>
+        <w:spacing w:line="360" w:lineRule="auto"/>
+        <w:jc w:val="both"/>
+        <w:rPr>
+          <w:rFonts w:ascii="Times New Roman" w:hAnsi="Times New Roman" w:cs="Times New Roman"/>
+        </w:rPr>
+      </w:pPr>
+      <w:r>
+        <w:rPr>
+          <w:rFonts w:ascii="Times New Roman" w:hAnsi="Times New Roman" w:cs="Times New Roman"/>
+        </w:rPr>
+        <w:t>Checks whether the list contains the specified element.</w:t>
+      </w:r>
+    </w:p>
+    <w:p>
+      <w:pPr>
+        <w:numPr>
+          <w:ilvl w:val="1"/>
+          <w:numId w:val="51"/>
+        </w:numPr>
+        <w:spacing w:line="360" w:lineRule="auto"/>
+        <w:jc w:val="both"/>
+        <w:rPr>
+          <w:rFonts w:ascii="Times New Roman" w:hAnsi="Times New Roman" w:cs="Times New Roman"/>
+        </w:rPr>
+      </w:pPr>
+      <w:r>
+        <w:rPr>
+          <w:rFonts w:ascii="Times New Roman" w:hAnsi="Times New Roman" w:cs="Times New Roman"/>
+        </w:rPr>
+        <w:t xml:space="preserve">Example: </w:t>
       </w:r>
       <w:proofErr w:type="spellStart"/>
       <w:proofErr w:type="gramStart"/>
       <w:r>
         <w:rPr>
           <w:rFonts w:ascii="Times New Roman" w:hAnsi="Times New Roman" w:cs="Times New Roman"/>
-          <w:b/>
-          <w:bCs/>
-        </w:rPr>
-        <w:t>containsAll</w:t>
+        </w:rPr>
+        <w:t>list.contains</w:t>
       </w:r>
       <w:proofErr w:type="spellEnd"/>
-      <w:r>
-        <w:rPr>
-          <w:rFonts w:ascii="Times New Roman" w:hAnsi="Times New Roman" w:cs="Times New Roman"/>
-          <w:b/>
-          <w:bCs/>
-        </w:rPr>
-        <w:t>(</w:t>
-      </w:r>
       <w:proofErr w:type="gramEnd"/>
       <w:r>
         <w:rPr>
           <w:rFonts w:ascii="Times New Roman" w:hAnsi="Times New Roman" w:cs="Times New Roman"/>
-          <w:b/>
-          <w:bCs/>
-        </w:rPr>
-        <w:t>Collection&lt;?&gt; c)</w:t>
-      </w:r>
-    </w:p>
-    <w:p>
-      <w:pPr>
-        <w:rPr>
-          <w:rFonts w:ascii="Times New Roman" w:hAnsi="Times New Roman" w:cs="Times New Roman"/>
-        </w:rPr>
-      </w:pPr>
-      <w:r>
-        <w:rPr>
-          <w:rFonts w:ascii="Times New Roman" w:hAnsi="Times New Roman" w:cs="Times New Roman"/>
-        </w:rPr>
-        <w:t xml:space="preserve">Checks whether the current collection contains </w:t>
-      </w:r>
-      <w:r>
-        <w:rPr>
-          <w:rFonts w:ascii="Times New Roman" w:hAnsi="Times New Roman" w:cs="Times New Roman"/>
-          <w:b/>
-          <w:bCs/>
-        </w:rPr>
-        <w:t>all elements</w:t>
-      </w:r>
-      <w:r>
-        <w:rPr>
-          <w:rFonts w:ascii="Times New Roman" w:hAnsi="Times New Roman" w:cs="Times New Roman"/>
-        </w:rPr>
-        <w:t xml:space="preserve"> of another collection.</w:t>
-      </w:r>
-    </w:p>
-    <w:p>
-      <w:pPr>
-        <w:rPr>
-          <w:rFonts w:ascii="Times New Roman" w:hAnsi="Times New Roman" w:cs="Times New Roman"/>
-        </w:rPr>
-      </w:pPr>
-      <w:r>
-        <w:rPr>
-          <w:rFonts w:ascii="Times New Roman" w:hAnsi="Times New Roman" w:cs="Times New Roman"/>
-        </w:rPr>
-        <w:t>list1.containsAll(list2);</w:t>
-      </w:r>
-    </w:p>
-    <w:p>
-      <w:pPr>
-        <w:rPr>
-          <w:rFonts w:ascii="Times New Roman" w:hAnsi="Times New Roman" w:cs="Times New Roman"/>
-        </w:rPr>
-      </w:pPr>
-      <w:r>
-        <w:rPr>
-          <w:rFonts w:ascii="Times New Roman" w:hAnsi="Times New Roman" w:cs="Times New Roman"/>
-        </w:rPr>
-        <w:t>Returns true only when every element of list2 is present in list1.</w:t>
-      </w:r>
-    </w:p>
-    <w:p>
-      <w:pPr>
-        <w:rPr>
-          <w:rFonts w:ascii="Times New Roman" w:hAnsi="Times New Roman" w:cs="Times New Roman"/>
-        </w:rPr>
-      </w:pPr>
-      <w:r>
-        <w:rPr>
-          <w:rFonts w:ascii="Times New Roman" w:hAnsi="Times New Roman" w:cs="Times New Roman"/>
-        </w:rPr>
-        <w:pict w14:anchorId="0078B457">
-          <v:rect id="_x0000_i1115" style="width:0;height:1.5pt" o:hralign="center" o:hrstd="t" o:hr="t" fillcolor="#a0a0a0" stroked="f"/>
-        </w:pict>
-      </w:r>
-    </w:p>
-    <w:p>
-      <w:pPr>
-        <w:rPr>
-          <w:rFonts w:ascii="Times New Roman" w:hAnsi="Times New Roman" w:cs="Times New Roman"/>
-          <w:b/>
-          <w:bCs/>
-        </w:rPr>
-      </w:pPr>
-      <w:r>
-        <w:rPr>
-          <w:rFonts w:ascii="Times New Roman" w:hAnsi="Times New Roman" w:cs="Times New Roman"/>
-          <w:b/>
-          <w:bCs/>
-        </w:rPr>
-        <w:t xml:space="preserve">8. </w:t>
-      </w:r>
-      <w:proofErr w:type="gramStart"/>
-      <w:r>
-        <w:rPr>
-          <w:rFonts w:ascii="Times New Roman" w:hAnsi="Times New Roman" w:cs="Times New Roman"/>
-          <w:b/>
-          <w:bCs/>
-        </w:rPr>
-        <w:t>size(</w:t>
-      </w:r>
-      <w:proofErr w:type="gramEnd"/>
-      <w:r>
-        <w:rPr>
-          <w:rFonts w:ascii="Times New Roman" w:hAnsi="Times New Roman" w:cs="Times New Roman"/>
-          <w:b/>
-          <w:bCs/>
-        </w:rPr>
-        <w:t>)</w:t>
-      </w:r>
-    </w:p>
-    <w:p>
-      <w:pPr>
-        <w:rPr>
-          <w:rFonts w:ascii="Times New Roman" w:hAnsi="Times New Roman" w:cs="Times New Roman"/>
-        </w:rPr>
-      </w:pPr>
-      <w:r>
-        <w:rPr>
-          <w:rFonts w:ascii="Times New Roman" w:hAnsi="Times New Roman" w:cs="Times New Roman"/>
-        </w:rPr>
-        <w:t xml:space="preserve">Returns the </w:t>
-      </w:r>
-      <w:r>
-        <w:rPr>
-          <w:rFonts w:ascii="Times New Roman" w:hAnsi="Times New Roman" w:cs="Times New Roman"/>
-          <w:b/>
-          <w:bCs/>
-        </w:rPr>
-        <w:t>number of elements</w:t>
-      </w:r>
-      <w:r>
-        <w:rPr>
-          <w:rFonts w:ascii="Times New Roman" w:hAnsi="Times New Roman" w:cs="Times New Roman"/>
-        </w:rPr>
-        <w:t xml:space="preserve"> present in the collection.</w:t>
-      </w:r>
-    </w:p>
-    <w:p>
-      <w:pPr>
+        </w:rPr>
+        <w:t>("Java");</w:t>
+      </w:r>
+    </w:p>
+    <w:p>
+      <w:pPr>
+        <w:numPr>
+          <w:ilvl w:val="0"/>
+          <w:numId w:val="51"/>
+        </w:numPr>
+        <w:spacing w:line="360" w:lineRule="auto"/>
+        <w:jc w:val="both"/>
         <w:rPr>
           <w:rFonts w:ascii="Times New Roman" w:hAnsi="Times New Roman" w:cs="Times New Roman"/>
         </w:rPr>
@@ -11706,7 +13637,67 @@
         <w:rPr>
           <w:rFonts w:ascii="Times New Roman" w:hAnsi="Times New Roman" w:cs="Times New Roman"/>
         </w:rPr>
-        <w:t>names.size</w:t>
+        <w:t>indexOf</w:t>
+      </w:r>
+      <w:proofErr w:type="spellEnd"/>
+      <w:r>
+        <w:rPr>
+          <w:rFonts w:ascii="Times New Roman" w:hAnsi="Times New Roman" w:cs="Times New Roman"/>
+        </w:rPr>
+        <w:t>(</w:t>
+      </w:r>
+      <w:proofErr w:type="gramEnd"/>
+      <w:r>
+        <w:rPr>
+          <w:rFonts w:ascii="Times New Roman" w:hAnsi="Times New Roman" w:cs="Times New Roman"/>
+        </w:rPr>
+        <w:t>Object o)</w:t>
+      </w:r>
+    </w:p>
+    <w:p>
+      <w:pPr>
+        <w:numPr>
+          <w:ilvl w:val="1"/>
+          <w:numId w:val="51"/>
+        </w:numPr>
+        <w:spacing w:line="360" w:lineRule="auto"/>
+        <w:jc w:val="both"/>
+        <w:rPr>
+          <w:rFonts w:ascii="Times New Roman" w:hAnsi="Times New Roman" w:cs="Times New Roman"/>
+        </w:rPr>
+      </w:pPr>
+      <w:r>
+        <w:rPr>
+          <w:rFonts w:ascii="Times New Roman" w:hAnsi="Times New Roman" w:cs="Times New Roman"/>
+        </w:rPr>
+        <w:t>Returns the index of the first occurrence of an element.</w:t>
+      </w:r>
+    </w:p>
+    <w:p>
+      <w:pPr>
+        <w:numPr>
+          <w:ilvl w:val="1"/>
+          <w:numId w:val="51"/>
+        </w:numPr>
+        <w:spacing w:line="360" w:lineRule="auto"/>
+        <w:jc w:val="both"/>
+        <w:rPr>
+          <w:rFonts w:ascii="Times New Roman" w:hAnsi="Times New Roman" w:cs="Times New Roman"/>
+        </w:rPr>
+      </w:pPr>
+      <w:r>
+        <w:rPr>
+          <w:rFonts w:ascii="Times New Roman" w:hAnsi="Times New Roman" w:cs="Times New Roman"/>
+        </w:rPr>
+        <w:t xml:space="preserve">Example: </w:t>
+      </w:r>
+      <w:proofErr w:type="spellStart"/>
+      <w:proofErr w:type="gramStart"/>
+      <w:r>
+        <w:rPr>
+          <w:rFonts w:ascii="Times New Roman" w:hAnsi="Times New Roman" w:cs="Times New Roman"/>
+        </w:rPr>
+        <w:t>list.indexOf</w:t>
       </w:r>
       <w:proofErr w:type="spellEnd"/>
       <w:proofErr w:type="gramEnd"/>
@@ -11714,82 +13705,33 @@
         <w:rPr>
           <w:rFonts w:ascii="Times New Roman" w:hAnsi="Times New Roman" w:cs="Times New Roman"/>
         </w:rPr>
-        <w:t>();</w:t>
-      </w:r>
-    </w:p>
-    <w:p>
-      <w:pPr>
-        <w:rPr>
-          <w:rFonts w:ascii="Times New Roman" w:hAnsi="Times New Roman" w:cs="Times New Roman"/>
-        </w:rPr>
-      </w:pPr>
-      <w:r>
-        <w:rPr>
-          <w:rFonts w:ascii="Times New Roman" w:hAnsi="Times New Roman" w:cs="Times New Roman"/>
-        </w:rPr>
-        <w:t>If the collection contains 3 elements, it returns:</w:t>
-      </w:r>
-    </w:p>
-    <w:p>
-      <w:pPr>
-        <w:rPr>
-          <w:rFonts w:ascii="Times New Roman" w:hAnsi="Times New Roman" w:cs="Times New Roman"/>
-        </w:rPr>
-      </w:pPr>
-      <w:r>
-        <w:rPr>
-          <w:rFonts w:ascii="Times New Roman" w:hAnsi="Times New Roman" w:cs="Times New Roman"/>
-        </w:rPr>
-        <w:t>3</w:t>
-      </w:r>
-    </w:p>
-    <w:p>
-      <w:pPr>
-        <w:rPr>
-          <w:rFonts w:ascii="Times New Roman" w:hAnsi="Times New Roman" w:cs="Times New Roman"/>
-        </w:rPr>
-      </w:pPr>
-      <w:r>
-        <w:rPr>
-          <w:rFonts w:ascii="Times New Roman" w:hAnsi="Times New Roman" w:cs="Times New Roman"/>
-        </w:rPr>
-        <w:pict w14:anchorId="31AB2667">
-          <v:rect id="_x0000_i1116" style="width:0;height:1.5pt" o:hralign="center" o:hrstd="t" o:hr="t" fillcolor="#a0a0a0" stroked="f"/>
-        </w:pict>
-      </w:r>
-    </w:p>
-    <w:p>
-      <w:pPr>
-        <w:rPr>
-          <w:rFonts w:ascii="Times New Roman" w:hAnsi="Times New Roman" w:cs="Times New Roman"/>
-          <w:b/>
-          <w:bCs/>
-        </w:rPr>
-      </w:pPr>
-      <w:r>
-        <w:rPr>
-          <w:rFonts w:ascii="Times New Roman" w:hAnsi="Times New Roman" w:cs="Times New Roman"/>
-          <w:b/>
-          <w:bCs/>
-        </w:rPr>
-        <w:t xml:space="preserve">9. </w:t>
-      </w:r>
+        <w:t>("Java");</w:t>
+      </w:r>
+    </w:p>
+    <w:p>
+      <w:pPr>
+        <w:numPr>
+          <w:ilvl w:val="0"/>
+          <w:numId w:val="51"/>
+        </w:numPr>
+        <w:spacing w:line="360" w:lineRule="auto"/>
+        <w:jc w:val="both"/>
+        <w:rPr>
+          <w:rFonts w:ascii="Times New Roman" w:hAnsi="Times New Roman" w:cs="Times New Roman"/>
+        </w:rPr>
+      </w:pPr>
       <w:proofErr w:type="spellStart"/>
       <w:proofErr w:type="gramStart"/>
       <w:r>
         <w:rPr>
           <w:rFonts w:ascii="Times New Roman" w:hAnsi="Times New Roman" w:cs="Times New Roman"/>
-          <w:b/>
-          <w:bCs/>
-        </w:rPr>
-        <w:t>isEmpty</w:t>
+        </w:rPr>
+        <w:t>lastIndexOf</w:t>
       </w:r>
       <w:proofErr w:type="spellEnd"/>
       <w:r>
         <w:rPr>
           <w:rFonts w:ascii="Times New Roman" w:hAnsi="Times New Roman" w:cs="Times New Roman"/>
-          <w:b/>
-          <w:bCs/>
         </w:rPr>
         <w:t>(</w:t>
       </w:r>
@@ -11797,38 +13739,54 @@
       <w:r>
         <w:rPr>
           <w:rFonts w:ascii="Times New Roman" w:hAnsi="Times New Roman" w:cs="Times New Roman"/>
-          <w:b/>
-          <w:bCs/>
-        </w:rPr>
-        <w:t>)</w:t>
-      </w:r>
-    </w:p>
-    <w:p>
-      <w:pPr>
-        <w:rPr>
-          <w:rFonts w:ascii="Times New Roman" w:hAnsi="Times New Roman" w:cs="Times New Roman"/>
-        </w:rPr>
-      </w:pPr>
-      <w:r>
-        <w:rPr>
-          <w:rFonts w:ascii="Times New Roman" w:hAnsi="Times New Roman" w:cs="Times New Roman"/>
-        </w:rPr>
-        <w:t>Checks whether the collection contains no elements.</w:t>
-      </w:r>
-    </w:p>
-    <w:p>
-      <w:pPr>
-        <w:rPr>
-          <w:rFonts w:ascii="Times New Roman" w:hAnsi="Times New Roman" w:cs="Times New Roman"/>
-        </w:rPr>
-      </w:pPr>
+        </w:rPr>
+        <w:t>Object o)</w:t>
+      </w:r>
+    </w:p>
+    <w:p>
+      <w:pPr>
+        <w:numPr>
+          <w:ilvl w:val="1"/>
+          <w:numId w:val="51"/>
+        </w:numPr>
+        <w:spacing w:line="360" w:lineRule="auto"/>
+        <w:jc w:val="both"/>
+        <w:rPr>
+          <w:rFonts w:ascii="Times New Roman" w:hAnsi="Times New Roman" w:cs="Times New Roman"/>
+        </w:rPr>
+      </w:pPr>
+      <w:r>
+        <w:rPr>
+          <w:rFonts w:ascii="Times New Roman" w:hAnsi="Times New Roman" w:cs="Times New Roman"/>
+        </w:rPr>
+        <w:t>Returns the index of the last occurrence of an element.</w:t>
+      </w:r>
+    </w:p>
+    <w:p>
+      <w:pPr>
+        <w:numPr>
+          <w:ilvl w:val="1"/>
+          <w:numId w:val="51"/>
+        </w:numPr>
+        <w:spacing w:line="360" w:lineRule="auto"/>
+        <w:jc w:val="both"/>
+        <w:rPr>
+          <w:rFonts w:ascii="Times New Roman" w:hAnsi="Times New Roman" w:cs="Times New Roman"/>
+        </w:rPr>
+      </w:pPr>
+      <w:r>
+        <w:rPr>
+          <w:rFonts w:ascii="Times New Roman" w:hAnsi="Times New Roman" w:cs="Times New Roman"/>
+        </w:rPr>
+        <w:t xml:space="preserve">Example: </w:t>
+      </w:r>
       <w:proofErr w:type="spellStart"/>
       <w:proofErr w:type="gramStart"/>
       <w:r>
         <w:rPr>
           <w:rFonts w:ascii="Times New Roman" w:hAnsi="Times New Roman" w:cs="Times New Roman"/>
         </w:rPr>
-        <w:t>names.isEmpty</w:t>
+        <w:t>list.lastIndexOf</w:t>
       </w:r>
       <w:proofErr w:type="spellEnd"/>
       <w:proofErr w:type="gramEnd"/>
@@ -11836,112 +13794,80 @@
         <w:rPr>
           <w:rFonts w:ascii="Times New Roman" w:hAnsi="Times New Roman" w:cs="Times New Roman"/>
         </w:rPr>
-        <w:t>();</w:t>
-      </w:r>
-    </w:p>
-    <w:p>
-      <w:pPr>
-        <w:rPr>
-          <w:rFonts w:ascii="Times New Roman" w:hAnsi="Times New Roman" w:cs="Times New Roman"/>
-        </w:rPr>
-      </w:pPr>
-      <w:r>
-        <w:rPr>
-          <w:rFonts w:ascii="Times New Roman" w:hAnsi="Times New Roman" w:cs="Times New Roman"/>
-        </w:rPr>
-        <w:t>Returns true when the collection is empty.</w:t>
-      </w:r>
-    </w:p>
-    <w:p>
-      <w:pPr>
-        <w:rPr>
-          <w:rFonts w:ascii="Times New Roman" w:hAnsi="Times New Roman" w:cs="Times New Roman"/>
-        </w:rPr>
-      </w:pPr>
-      <w:r>
-        <w:rPr>
-          <w:rFonts w:ascii="Times New Roman" w:hAnsi="Times New Roman" w:cs="Times New Roman"/>
-        </w:rPr>
-        <w:pict w14:anchorId="0DED0B20">
-          <v:rect id="_x0000_i1117" style="width:0;height:1.5pt" o:hralign="center" o:hrstd="t" o:hr="t" fillcolor="#a0a0a0" stroked="f"/>
-        </w:pict>
-      </w:r>
-    </w:p>
-    <w:p>
-      <w:pPr>
-        <w:rPr>
-          <w:rFonts w:ascii="Times New Roman" w:hAnsi="Times New Roman" w:cs="Times New Roman"/>
-          <w:b/>
-          <w:bCs/>
-        </w:rPr>
-      </w:pPr>
-      <w:r>
-        <w:rPr>
-          <w:rFonts w:ascii="Times New Roman" w:hAnsi="Times New Roman" w:cs="Times New Roman"/>
-          <w:b/>
-          <w:bCs/>
-        </w:rPr>
-        <w:t xml:space="preserve">10. </w:t>
-      </w:r>
+        <w:t>("Java");</w:t>
+      </w:r>
+    </w:p>
+    <w:p>
+      <w:pPr>
+        <w:numPr>
+          <w:ilvl w:val="0"/>
+          <w:numId w:val="51"/>
+        </w:numPr>
+        <w:spacing w:line="360" w:lineRule="auto"/>
+        <w:jc w:val="both"/>
+        <w:rPr>
+          <w:rFonts w:ascii="Times New Roman" w:hAnsi="Times New Roman" w:cs="Times New Roman"/>
+        </w:rPr>
+      </w:pPr>
       <w:proofErr w:type="gramStart"/>
       <w:r>
         <w:rPr>
           <w:rFonts w:ascii="Times New Roman" w:hAnsi="Times New Roman" w:cs="Times New Roman"/>
-          <w:b/>
-          <w:bCs/>
-        </w:rPr>
-        <w:t>clear(</w:t>
+        </w:rPr>
+        <w:t>size(</w:t>
       </w:r>
       <w:proofErr w:type="gramEnd"/>
       <w:r>
         <w:rPr>
           <w:rFonts w:ascii="Times New Roman" w:hAnsi="Times New Roman" w:cs="Times New Roman"/>
-          <w:b/>
-          <w:bCs/>
         </w:rPr>
         <w:t>)</w:t>
       </w:r>
     </w:p>
     <w:p>
       <w:pPr>
-        <w:rPr>
-          <w:rFonts w:ascii="Times New Roman" w:hAnsi="Times New Roman" w:cs="Times New Roman"/>
-        </w:rPr>
-      </w:pPr>
-      <w:r>
-        <w:rPr>
-          <w:rFonts w:ascii="Times New Roman" w:hAnsi="Times New Roman" w:cs="Times New Roman"/>
-        </w:rPr>
-        <w:t xml:space="preserve">Removes </w:t>
-      </w:r>
-      <w:r>
-        <w:rPr>
-          <w:rFonts w:ascii="Times New Roman" w:hAnsi="Times New Roman" w:cs="Times New Roman"/>
-          <w:b/>
-          <w:bCs/>
-        </w:rPr>
-        <w:t>all elements</w:t>
-      </w:r>
-      <w:r>
-        <w:rPr>
-          <w:rFonts w:ascii="Times New Roman" w:hAnsi="Times New Roman" w:cs="Times New Roman"/>
-        </w:rPr>
-        <w:t xml:space="preserve"> from the collection.</w:t>
-      </w:r>
-    </w:p>
-    <w:p>
-      <w:pPr>
-        <w:rPr>
-          <w:rFonts w:ascii="Times New Roman" w:hAnsi="Times New Roman" w:cs="Times New Roman"/>
-        </w:rPr>
-      </w:pPr>
+        <w:numPr>
+          <w:ilvl w:val="1"/>
+          <w:numId w:val="51"/>
+        </w:numPr>
+        <w:spacing w:line="360" w:lineRule="auto"/>
+        <w:jc w:val="both"/>
+        <w:rPr>
+          <w:rFonts w:ascii="Times New Roman" w:hAnsi="Times New Roman" w:cs="Times New Roman"/>
+        </w:rPr>
+      </w:pPr>
+      <w:r>
+        <w:rPr>
+          <w:rFonts w:ascii="Times New Roman" w:hAnsi="Times New Roman" w:cs="Times New Roman"/>
+        </w:rPr>
+        <w:t>Returns the number of elements in the list.</w:t>
+      </w:r>
+    </w:p>
+    <w:p>
+      <w:pPr>
+        <w:numPr>
+          <w:ilvl w:val="1"/>
+          <w:numId w:val="51"/>
+        </w:numPr>
+        <w:spacing w:line="360" w:lineRule="auto"/>
+        <w:jc w:val="both"/>
+        <w:rPr>
+          <w:rFonts w:ascii="Times New Roman" w:hAnsi="Times New Roman" w:cs="Times New Roman"/>
+        </w:rPr>
+      </w:pPr>
+      <w:r>
+        <w:rPr>
+          <w:rFonts w:ascii="Times New Roman" w:hAnsi="Times New Roman" w:cs="Times New Roman"/>
+        </w:rPr>
+        <w:t xml:space="preserve">Example: </w:t>
+      </w:r>
       <w:proofErr w:type="spellStart"/>
       <w:proofErr w:type="gramStart"/>
       <w:r>
         <w:rPr>
           <w:rFonts w:ascii="Times New Roman" w:hAnsi="Times New Roman" w:cs="Times New Roman"/>
         </w:rPr>
-        <w:t>names.clear</w:t>
+        <w:t>list.size</w:t>
       </w:r>
       <w:proofErr w:type="spellEnd"/>
       <w:proofErr w:type="gramEnd"/>
@@ -11954,113 +13880,83 @@
     </w:p>
     <w:p>
       <w:pPr>
-        <w:rPr>
-          <w:rFonts w:ascii="Times New Roman" w:hAnsi="Times New Roman" w:cs="Times New Roman"/>
-        </w:rPr>
-      </w:pPr>
-      <w:r>
-        <w:rPr>
-          <w:rFonts w:ascii="Times New Roman" w:hAnsi="Times New Roman" w:cs="Times New Roman"/>
-        </w:rPr>
-        <w:t xml:space="preserve">After calling </w:t>
-      </w:r>
-      <w:proofErr w:type="gramStart"/>
-      <w:r>
-        <w:rPr>
-          <w:rFonts w:ascii="Times New Roman" w:hAnsi="Times New Roman" w:cs="Times New Roman"/>
-        </w:rPr>
-        <w:t>clear(</w:t>
-      </w:r>
-      <w:proofErr w:type="gramEnd"/>
-      <w:r>
-        <w:rPr>
-          <w:rFonts w:ascii="Times New Roman" w:hAnsi="Times New Roman" w:cs="Times New Roman"/>
-        </w:rPr>
-        <w:t>), the collection becomes empty.</w:t>
-      </w:r>
-    </w:p>
-    <w:p>
-      <w:pPr>
-        <w:rPr>
-          <w:rFonts w:ascii="Times New Roman" w:hAnsi="Times New Roman" w:cs="Times New Roman"/>
-        </w:rPr>
-      </w:pPr>
-      <w:r>
-        <w:rPr>
-          <w:rFonts w:ascii="Times New Roman" w:hAnsi="Times New Roman" w:cs="Times New Roman"/>
-        </w:rPr>
-        <w:pict w14:anchorId="59D07119">
-          <v:rect id="_x0000_i1118" style="width:0;height:1.5pt" o:hralign="center" o:hrstd="t" o:hr="t" fillcolor="#a0a0a0" stroked="f"/>
-        </w:pict>
-      </w:r>
-    </w:p>
-    <w:p>
-      <w:pPr>
-        <w:rPr>
-          <w:rFonts w:ascii="Times New Roman" w:hAnsi="Times New Roman" w:cs="Times New Roman"/>
-          <w:b/>
-          <w:bCs/>
-        </w:rPr>
-      </w:pPr>
-      <w:r>
-        <w:rPr>
-          <w:rFonts w:ascii="Times New Roman" w:hAnsi="Times New Roman" w:cs="Times New Roman"/>
-          <w:b/>
-          <w:bCs/>
-        </w:rPr>
-        <w:t xml:space="preserve">11. </w:t>
-      </w:r>
-      <w:proofErr w:type="gramStart"/>
-      <w:r>
-        <w:rPr>
-          <w:rFonts w:ascii="Times New Roman" w:hAnsi="Times New Roman" w:cs="Times New Roman"/>
-          <w:b/>
-          <w:bCs/>
-        </w:rPr>
-        <w:t>iterator(</w:t>
-      </w:r>
-      <w:proofErr w:type="gramEnd"/>
-      <w:r>
-        <w:rPr>
-          <w:rFonts w:ascii="Times New Roman" w:hAnsi="Times New Roman" w:cs="Times New Roman"/>
-          <w:b/>
-          <w:bCs/>
-        </w:rPr>
-        <w:t>)</w:t>
-      </w:r>
-    </w:p>
-    <w:p>
-      <w:pPr>
-        <w:rPr>
-          <w:rFonts w:ascii="Times New Roman" w:hAnsi="Times New Roman" w:cs="Times New Roman"/>
-        </w:rPr>
-      </w:pPr>
-      <w:r>
-        <w:rPr>
-          <w:rFonts w:ascii="Times New Roman" w:hAnsi="Times New Roman" w:cs="Times New Roman"/>
-        </w:rPr>
-        <w:t>Returns an Iterator that can be used to traverse the elements of the collection.</w:t>
-      </w:r>
-    </w:p>
-    <w:p>
-      <w:pPr>
-        <w:rPr>
-          <w:rFonts w:ascii="Times New Roman" w:hAnsi="Times New Roman" w:cs="Times New Roman"/>
-        </w:rPr>
-      </w:pPr>
-      <w:r>
-        <w:rPr>
-          <w:rFonts w:ascii="Times New Roman" w:hAnsi="Times New Roman" w:cs="Times New Roman"/>
-        </w:rPr>
-        <w:t xml:space="preserve">Iterator&lt;String&gt; iterator = </w:t>
-      </w:r>
+        <w:numPr>
+          <w:ilvl w:val="0"/>
+          <w:numId w:val="51"/>
+        </w:numPr>
+        <w:spacing w:line="360" w:lineRule="auto"/>
+        <w:jc w:val="both"/>
+        <w:rPr>
+          <w:rFonts w:ascii="Times New Roman" w:hAnsi="Times New Roman" w:cs="Times New Roman"/>
+        </w:rPr>
+      </w:pPr>
       <w:proofErr w:type="spellStart"/>
       <w:proofErr w:type="gramStart"/>
       <w:r>
         <w:rPr>
           <w:rFonts w:ascii="Times New Roman" w:hAnsi="Times New Roman" w:cs="Times New Roman"/>
         </w:rPr>
-        <w:t>names.iterator</w:t>
+        <w:t>isEmpty</w:t>
+      </w:r>
+      <w:proofErr w:type="spellEnd"/>
+      <w:r>
+        <w:rPr>
+          <w:rFonts w:ascii="Times New Roman" w:hAnsi="Times New Roman" w:cs="Times New Roman"/>
+        </w:rPr>
+        <w:t>(</w:t>
+      </w:r>
+      <w:proofErr w:type="gramEnd"/>
+      <w:r>
+        <w:rPr>
+          <w:rFonts w:ascii="Times New Roman" w:hAnsi="Times New Roman" w:cs="Times New Roman"/>
+        </w:rPr>
+        <w:t>)</w:t>
+      </w:r>
+    </w:p>
+    <w:p>
+      <w:pPr>
+        <w:numPr>
+          <w:ilvl w:val="1"/>
+          <w:numId w:val="51"/>
+        </w:numPr>
+        <w:spacing w:line="360" w:lineRule="auto"/>
+        <w:jc w:val="both"/>
+        <w:rPr>
+          <w:rFonts w:ascii="Times New Roman" w:hAnsi="Times New Roman" w:cs="Times New Roman"/>
+        </w:rPr>
+      </w:pPr>
+      <w:r>
+        <w:rPr>
+          <w:rFonts w:ascii="Times New Roman" w:hAnsi="Times New Roman" w:cs="Times New Roman"/>
+        </w:rPr>
+        <w:t>Checks whether the list is empty.</w:t>
+      </w:r>
+    </w:p>
+    <w:p>
+      <w:pPr>
+        <w:numPr>
+          <w:ilvl w:val="1"/>
+          <w:numId w:val="51"/>
+        </w:numPr>
+        <w:spacing w:line="360" w:lineRule="auto"/>
+        <w:jc w:val="both"/>
+        <w:rPr>
+          <w:rFonts w:ascii="Times New Roman" w:hAnsi="Times New Roman" w:cs="Times New Roman"/>
+        </w:rPr>
+      </w:pPr>
+      <w:r>
+        <w:rPr>
+          <w:rFonts w:ascii="Times New Roman" w:hAnsi="Times New Roman" w:cs="Times New Roman"/>
+        </w:rPr>
+        <w:t xml:space="preserve">Example: </w:t>
+      </w:r>
+      <w:proofErr w:type="spellStart"/>
+      <w:proofErr w:type="gramStart"/>
+      <w:r>
+        <w:rPr>
+          <w:rFonts w:ascii="Times New Roman" w:hAnsi="Times New Roman" w:cs="Times New Roman"/>
+        </w:rPr>
+        <w:t>list.isEmpty</w:t>
       </w:r>
       <w:proofErr w:type="spellEnd"/>
       <w:proofErr w:type="gramEnd"/>
@@ -12073,22 +13969,67 @@
     </w:p>
     <w:p>
       <w:pPr>
-        <w:rPr>
-          <w:rFonts w:ascii="Times New Roman" w:hAnsi="Times New Roman" w:cs="Times New Roman"/>
-        </w:rPr>
-      </w:pPr>
-    </w:p>
-    <w:p>
-      <w:pPr>
-        <w:rPr>
-          <w:rFonts w:ascii="Times New Roman" w:hAnsi="Times New Roman" w:cs="Times New Roman"/>
-        </w:rPr>
-      </w:pPr>
-      <w:r>
-        <w:rPr>
-          <w:rFonts w:ascii="Times New Roman" w:hAnsi="Times New Roman" w:cs="Times New Roman"/>
-        </w:rPr>
-        <w:t>while (</w:t>
+        <w:numPr>
+          <w:ilvl w:val="0"/>
+          <w:numId w:val="51"/>
+        </w:numPr>
+        <w:spacing w:line="360" w:lineRule="auto"/>
+        <w:jc w:val="both"/>
+        <w:rPr>
+          <w:rFonts w:ascii="Times New Roman" w:hAnsi="Times New Roman" w:cs="Times New Roman"/>
+        </w:rPr>
+      </w:pPr>
+      <w:proofErr w:type="gramStart"/>
+      <w:r>
+        <w:rPr>
+          <w:rFonts w:ascii="Times New Roman" w:hAnsi="Times New Roman" w:cs="Times New Roman"/>
+        </w:rPr>
+        <w:t>clear(</w:t>
+      </w:r>
+      <w:proofErr w:type="gramEnd"/>
+      <w:r>
+        <w:rPr>
+          <w:rFonts w:ascii="Times New Roman" w:hAnsi="Times New Roman" w:cs="Times New Roman"/>
+        </w:rPr>
+        <w:t>)</w:t>
+      </w:r>
+    </w:p>
+    <w:p>
+      <w:pPr>
+        <w:numPr>
+          <w:ilvl w:val="1"/>
+          <w:numId w:val="51"/>
+        </w:numPr>
+        <w:spacing w:line="360" w:lineRule="auto"/>
+        <w:jc w:val="both"/>
+        <w:rPr>
+          <w:rFonts w:ascii="Times New Roman" w:hAnsi="Times New Roman" w:cs="Times New Roman"/>
+        </w:rPr>
+      </w:pPr>
+      <w:r>
+        <w:rPr>
+          <w:rFonts w:ascii="Times New Roman" w:hAnsi="Times New Roman" w:cs="Times New Roman"/>
+        </w:rPr>
+        <w:t>Removes all elements from the list.</w:t>
+      </w:r>
+    </w:p>
+    <w:p>
+      <w:pPr>
+        <w:numPr>
+          <w:ilvl w:val="1"/>
+          <w:numId w:val="51"/>
+        </w:numPr>
+        <w:spacing w:line="360" w:lineRule="auto"/>
+        <w:jc w:val="both"/>
+        <w:rPr>
+          <w:rFonts w:ascii="Times New Roman" w:hAnsi="Times New Roman" w:cs="Times New Roman"/>
+        </w:rPr>
+      </w:pPr>
+      <w:r>
+        <w:rPr>
+          <w:rFonts w:ascii="Times New Roman" w:hAnsi="Times New Roman" w:cs="Times New Roman"/>
+        </w:rPr>
+        <w:t xml:space="preserve">Example: </w:t>
       </w:r>
       <w:proofErr w:type="spellStart"/>
       <w:proofErr w:type="gramStart"/>
@@ -12096,7 +14037,7 @@
         <w:rPr>
           <w:rFonts w:ascii="Times New Roman" w:hAnsi="Times New Roman" w:cs="Times New Roman"/>
         </w:rPr>
-        <w:t>iterator.hasNext</w:t>
+        <w:t>list.clear</w:t>
       </w:r>
       <w:proofErr w:type="spellEnd"/>
       <w:proofErr w:type="gramEnd"/>
@@ -12104,42 +14045,116 @@
         <w:rPr>
           <w:rFonts w:ascii="Times New Roman" w:hAnsi="Times New Roman" w:cs="Times New Roman"/>
         </w:rPr>
-        <w:t>()) {</w:t>
-      </w:r>
-    </w:p>
-    <w:p>
-      <w:pPr>
-        <w:rPr>
-          <w:rFonts w:ascii="Times New Roman" w:hAnsi="Times New Roman" w:cs="Times New Roman"/>
-        </w:rPr>
-      </w:pPr>
-      <w:r>
-        <w:rPr>
-          <w:rFonts w:ascii="Times New Roman" w:hAnsi="Times New Roman" w:cs="Times New Roman"/>
-        </w:rPr>
-        <w:t xml:space="preserve">    </w:t>
-      </w:r>
-      <w:proofErr w:type="spellStart"/>
-      <w:r>
-        <w:rPr>
-          <w:rFonts w:ascii="Times New Roman" w:hAnsi="Times New Roman" w:cs="Times New Roman"/>
-        </w:rPr>
-        <w:t>System.out.println</w:t>
-      </w:r>
-      <w:proofErr w:type="spellEnd"/>
-      <w:r>
-        <w:rPr>
-          <w:rFonts w:ascii="Times New Roman" w:hAnsi="Times New Roman" w:cs="Times New Roman"/>
-        </w:rPr>
-        <w:t>(</w:t>
-      </w:r>
+        <w:t>();</w:t>
+      </w:r>
+    </w:p>
+    <w:p>
+      <w:pPr>
+        <w:numPr>
+          <w:ilvl w:val="0"/>
+          <w:numId w:val="51"/>
+        </w:numPr>
+        <w:spacing w:line="360" w:lineRule="auto"/>
+        <w:jc w:val="both"/>
+        <w:rPr>
+          <w:rFonts w:ascii="Times New Roman" w:hAnsi="Times New Roman" w:cs="Times New Roman"/>
+        </w:rPr>
+      </w:pPr>
       <w:proofErr w:type="spellStart"/>
       <w:proofErr w:type="gramStart"/>
       <w:r>
         <w:rPr>
           <w:rFonts w:ascii="Times New Roman" w:hAnsi="Times New Roman" w:cs="Times New Roman"/>
         </w:rPr>
-        <w:t>iterator.next</w:t>
+        <w:t>subList</w:t>
+      </w:r>
+      <w:proofErr w:type="spellEnd"/>
+      <w:r>
+        <w:rPr>
+          <w:rFonts w:ascii="Times New Roman" w:hAnsi="Times New Roman" w:cs="Times New Roman"/>
+        </w:rPr>
+        <w:t>(</w:t>
+      </w:r>
+      <w:proofErr w:type="gramEnd"/>
+      <w:r>
+        <w:rPr>
+          <w:rFonts w:ascii="Times New Roman" w:hAnsi="Times New Roman" w:cs="Times New Roman"/>
+        </w:rPr>
+        <w:t xml:space="preserve">int </w:t>
+      </w:r>
+      <w:proofErr w:type="spellStart"/>
+      <w:r>
+        <w:rPr>
+          <w:rFonts w:ascii="Times New Roman" w:hAnsi="Times New Roman" w:cs="Times New Roman"/>
+        </w:rPr>
+        <w:t>fromIndex</w:t>
+      </w:r>
+      <w:proofErr w:type="spellEnd"/>
+      <w:r>
+        <w:rPr>
+          <w:rFonts w:ascii="Times New Roman" w:hAnsi="Times New Roman" w:cs="Times New Roman"/>
+        </w:rPr>
+        <w:t xml:space="preserve">, int </w:t>
+      </w:r>
+      <w:proofErr w:type="spellStart"/>
+      <w:r>
+        <w:rPr>
+          <w:rFonts w:ascii="Times New Roman" w:hAnsi="Times New Roman" w:cs="Times New Roman"/>
+        </w:rPr>
+        <w:t>toIndex</w:t>
+      </w:r>
+      <w:proofErr w:type="spellEnd"/>
+      <w:r>
+        <w:rPr>
+          <w:rFonts w:ascii="Times New Roman" w:hAnsi="Times New Roman" w:cs="Times New Roman"/>
+        </w:rPr>
+        <w:t>)</w:t>
+      </w:r>
+    </w:p>
+    <w:p>
+      <w:pPr>
+        <w:numPr>
+          <w:ilvl w:val="1"/>
+          <w:numId w:val="51"/>
+        </w:numPr>
+        <w:spacing w:line="360" w:lineRule="auto"/>
+        <w:jc w:val="both"/>
+        <w:rPr>
+          <w:rFonts w:ascii="Times New Roman" w:hAnsi="Times New Roman" w:cs="Times New Roman"/>
+        </w:rPr>
+      </w:pPr>
+      <w:r>
+        <w:rPr>
+          <w:rFonts w:ascii="Times New Roman" w:hAnsi="Times New Roman" w:cs="Times New Roman"/>
+        </w:rPr>
+        <w:t>Returns a portion of the list.</w:t>
+      </w:r>
+    </w:p>
+    <w:p>
+      <w:pPr>
+        <w:numPr>
+          <w:ilvl w:val="1"/>
+          <w:numId w:val="51"/>
+        </w:numPr>
+        <w:spacing w:line="360" w:lineRule="auto"/>
+        <w:jc w:val="both"/>
+        <w:rPr>
+          <w:rFonts w:ascii="Times New Roman" w:hAnsi="Times New Roman" w:cs="Times New Roman"/>
+        </w:rPr>
+      </w:pPr>
+      <w:r>
+        <w:rPr>
+          <w:rFonts w:ascii="Times New Roman" w:hAnsi="Times New Roman" w:cs="Times New Roman"/>
+        </w:rPr>
+        <w:t xml:space="preserve">Example: </w:t>
+      </w:r>
+      <w:proofErr w:type="spellStart"/>
+      <w:proofErr w:type="gramStart"/>
+      <w:r>
+        <w:rPr>
+          <w:rFonts w:ascii="Times New Roman" w:hAnsi="Times New Roman" w:cs="Times New Roman"/>
+        </w:rPr>
+        <w:t>list.subList</w:t>
       </w:r>
       <w:proofErr w:type="spellEnd"/>
       <w:proofErr w:type="gramEnd"/>
@@ -12147,149 +14162,80 @@
         <w:rPr>
           <w:rFonts w:ascii="Times New Roman" w:hAnsi="Times New Roman" w:cs="Times New Roman"/>
         </w:rPr>
-        <w:t>());</w:t>
-      </w:r>
-    </w:p>
-    <w:p>
-      <w:pPr>
-        <w:rPr>
-          <w:rFonts w:ascii="Times New Roman" w:hAnsi="Times New Roman" w:cs="Times New Roman"/>
-        </w:rPr>
-      </w:pPr>
-      <w:r>
-        <w:rPr>
-          <w:rFonts w:ascii="Times New Roman" w:hAnsi="Times New Roman" w:cs="Times New Roman"/>
-        </w:rPr>
-        <w:t>}</w:t>
-      </w:r>
-    </w:p>
-    <w:p>
-      <w:pPr>
-        <w:rPr>
-          <w:rFonts w:ascii="Times New Roman" w:hAnsi="Times New Roman" w:cs="Times New Roman"/>
-        </w:rPr>
-      </w:pPr>
-      <w:r>
-        <w:rPr>
-          <w:rFonts w:ascii="Times New Roman" w:hAnsi="Times New Roman" w:cs="Times New Roman"/>
-        </w:rPr>
-        <w:t>Iterator is commonly used when we need to traverse a collection and safely remove elements during iteration.</w:t>
-      </w:r>
-    </w:p>
-    <w:p>
-      <w:pPr>
-        <w:rPr>
-          <w:rFonts w:ascii="Times New Roman" w:hAnsi="Times New Roman" w:cs="Times New Roman"/>
-        </w:rPr>
-      </w:pPr>
-      <w:r>
-        <w:rPr>
-          <w:rFonts w:ascii="Times New Roman" w:hAnsi="Times New Roman" w:cs="Times New Roman"/>
-        </w:rPr>
-        <w:pict w14:anchorId="2C8FC38F">
-          <v:rect id="_x0000_i1119" style="width:0;height:1.5pt" o:hralign="center" o:hrstd="t" o:hr="t" fillcolor="#a0a0a0" stroked="f"/>
-        </w:pict>
-      </w:r>
-    </w:p>
-    <w:p>
-      <w:pPr>
-        <w:rPr>
-          <w:rFonts w:ascii="Times New Roman" w:hAnsi="Times New Roman" w:cs="Times New Roman"/>
-          <w:b/>
-          <w:bCs/>
-        </w:rPr>
-      </w:pPr>
-      <w:r>
-        <w:rPr>
-          <w:rFonts w:ascii="Times New Roman" w:hAnsi="Times New Roman" w:cs="Times New Roman"/>
-          <w:b/>
-          <w:bCs/>
-        </w:rPr>
-        <w:t xml:space="preserve">12. </w:t>
+        <w:t>(1, 3);</w:t>
+      </w:r>
+    </w:p>
+    <w:p>
+      <w:pPr>
+        <w:numPr>
+          <w:ilvl w:val="0"/>
+          <w:numId w:val="51"/>
+        </w:numPr>
+        <w:spacing w:line="360" w:lineRule="auto"/>
+        <w:jc w:val="both"/>
+        <w:rPr>
+          <w:rFonts w:ascii="Times New Roman" w:hAnsi="Times New Roman" w:cs="Times New Roman"/>
+        </w:rPr>
+      </w:pPr>
+      <w:proofErr w:type="gramStart"/>
+      <w:r>
+        <w:rPr>
+          <w:rFonts w:ascii="Times New Roman" w:hAnsi="Times New Roman" w:cs="Times New Roman"/>
+        </w:rPr>
+        <w:t>sort(</w:t>
+      </w:r>
+      <w:proofErr w:type="gramEnd"/>
+      <w:r>
+        <w:rPr>
+          <w:rFonts w:ascii="Times New Roman" w:hAnsi="Times New Roman" w:cs="Times New Roman"/>
+        </w:rPr>
+        <w:t>Comparator c)</w:t>
+      </w:r>
+    </w:p>
+    <w:p>
+      <w:pPr>
+        <w:numPr>
+          <w:ilvl w:val="1"/>
+          <w:numId w:val="51"/>
+        </w:numPr>
+        <w:spacing w:line="360" w:lineRule="auto"/>
+        <w:jc w:val="both"/>
+        <w:rPr>
+          <w:rFonts w:ascii="Times New Roman" w:hAnsi="Times New Roman" w:cs="Times New Roman"/>
+        </w:rPr>
+      </w:pPr>
+      <w:r>
+        <w:rPr>
+          <w:rFonts w:ascii="Times New Roman" w:hAnsi="Times New Roman" w:cs="Times New Roman"/>
+        </w:rPr>
+        <w:t>Sorts the elements of the list.</w:t>
+      </w:r>
+    </w:p>
+    <w:p>
+      <w:pPr>
+        <w:numPr>
+          <w:ilvl w:val="1"/>
+          <w:numId w:val="51"/>
+        </w:numPr>
+        <w:spacing w:line="360" w:lineRule="auto"/>
+        <w:jc w:val="both"/>
+        <w:rPr>
+          <w:rFonts w:ascii="Times New Roman" w:hAnsi="Times New Roman" w:cs="Times New Roman"/>
+        </w:rPr>
+      </w:pPr>
+      <w:r>
+        <w:rPr>
+          <w:rFonts w:ascii="Times New Roman" w:hAnsi="Times New Roman" w:cs="Times New Roman"/>
+        </w:rPr>
+        <w:t xml:space="preserve">Example: </w:t>
       </w:r>
       <w:proofErr w:type="spellStart"/>
       <w:proofErr w:type="gramStart"/>
       <w:r>
         <w:rPr>
           <w:rFonts w:ascii="Times New Roman" w:hAnsi="Times New Roman" w:cs="Times New Roman"/>
-          <w:b/>
-          <w:bCs/>
-        </w:rPr>
-        <w:t>toArray</w:t>
-      </w:r>
-      <w:proofErr w:type="spellEnd"/>
-      <w:r>
-        <w:rPr>
-          <w:rFonts w:ascii="Times New Roman" w:hAnsi="Times New Roman" w:cs="Times New Roman"/>
-          <w:b/>
-          <w:bCs/>
-        </w:rPr>
-        <w:t>(</w:t>
-      </w:r>
-      <w:proofErr w:type="gramEnd"/>
-      <w:r>
-        <w:rPr>
-          <w:rFonts w:ascii="Times New Roman" w:hAnsi="Times New Roman" w:cs="Times New Roman"/>
-          <w:b/>
-          <w:bCs/>
-        </w:rPr>
-        <w:t>)</w:t>
-      </w:r>
-    </w:p>
-    <w:p>
-      <w:pPr>
-        <w:rPr>
-          <w:rFonts w:ascii="Times New Roman" w:hAnsi="Times New Roman" w:cs="Times New Roman"/>
-        </w:rPr>
-      </w:pPr>
-      <w:r>
-        <w:rPr>
-          <w:rFonts w:ascii="Times New Roman" w:hAnsi="Times New Roman" w:cs="Times New Roman"/>
-        </w:rPr>
-        <w:t>Converts the collection into an array.</w:t>
-      </w:r>
-    </w:p>
-    <w:p>
-      <w:pPr>
-        <w:rPr>
-          <w:rFonts w:ascii="Times New Roman" w:hAnsi="Times New Roman" w:cs="Times New Roman"/>
-        </w:rPr>
-      </w:pPr>
-      <w:proofErr w:type="gramStart"/>
-      <w:r>
-        <w:rPr>
-          <w:rFonts w:ascii="Times New Roman" w:hAnsi="Times New Roman" w:cs="Times New Roman"/>
-        </w:rPr>
-        <w:t>Object[</w:t>
-      </w:r>
-      <w:proofErr w:type="gramEnd"/>
-      <w:r>
-        <w:rPr>
-          <w:rFonts w:ascii="Times New Roman" w:hAnsi="Times New Roman" w:cs="Times New Roman"/>
-        </w:rPr>
-        <w:t xml:space="preserve">] </w:t>
-      </w:r>
-      <w:proofErr w:type="spellStart"/>
-      <w:r>
-        <w:rPr>
-          <w:rFonts w:ascii="Times New Roman" w:hAnsi="Times New Roman" w:cs="Times New Roman"/>
-        </w:rPr>
-        <w:t>arr</w:t>
-      </w:r>
-      <w:proofErr w:type="spellEnd"/>
-      <w:r>
-        <w:rPr>
-          <w:rFonts w:ascii="Times New Roman" w:hAnsi="Times New Roman" w:cs="Times New Roman"/>
-        </w:rPr>
-        <w:t xml:space="preserve"> = </w:t>
-      </w:r>
-      <w:proofErr w:type="spellStart"/>
-      <w:proofErr w:type="gramStart"/>
-      <w:r>
-        <w:rPr>
-          <w:rFonts w:ascii="Times New Roman" w:hAnsi="Times New Roman" w:cs="Times New Roman"/>
-        </w:rPr>
-        <w:t>names.toArray</w:t>
+        </w:rPr>
+        <w:t>list.sort</w:t>
       </w:r>
       <w:proofErr w:type="spellEnd"/>
       <w:proofErr w:type="gramEnd"/>
@@ -12297,777 +14243,122 @@
         <w:rPr>
           <w:rFonts w:ascii="Times New Roman" w:hAnsi="Times New Roman" w:cs="Times New Roman"/>
         </w:rPr>
-        <w:t>();</w:t>
-      </w:r>
-    </w:p>
-    <w:p>
-      <w:pPr>
-        <w:rPr>
-          <w:rFonts w:ascii="Times New Roman" w:hAnsi="Times New Roman" w:cs="Times New Roman"/>
-        </w:rPr>
-      </w:pPr>
-      <w:r>
-        <w:rPr>
-          <w:rFonts w:ascii="Times New Roman" w:hAnsi="Times New Roman" w:cs="Times New Roman"/>
-        </w:rPr>
-        <w:t>The returned array contains all elements of the collection.</w:t>
-      </w:r>
-    </w:p>
-    <w:p>
-      <w:pPr>
-        <w:rPr>
-          <w:rFonts w:ascii="Times New Roman" w:hAnsi="Times New Roman" w:cs="Times New Roman"/>
-        </w:rPr>
-      </w:pPr>
-      <w:r>
-        <w:rPr>
-          <w:rFonts w:ascii="Times New Roman" w:hAnsi="Times New Roman" w:cs="Times New Roman"/>
-        </w:rPr>
-        <w:pict w14:anchorId="224DFD4C">
-          <v:rect id="_x0000_i1120" style="width:0;height:1.5pt" o:hralign="center" o:hrstd="t" o:hr="t" fillcolor="#a0a0a0" stroked="f"/>
+        <w:t>(null);</w:t>
+      </w:r>
+    </w:p>
+    <w:p>
+      <w:pPr>
+        <w:numPr>
+          <w:ilvl w:val="0"/>
+          <w:numId w:val="51"/>
+        </w:numPr>
+        <w:spacing w:line="360" w:lineRule="auto"/>
+        <w:jc w:val="both"/>
+        <w:rPr>
+          <w:rFonts w:ascii="Times New Roman" w:hAnsi="Times New Roman" w:cs="Times New Roman"/>
+        </w:rPr>
+      </w:pPr>
+      <w:proofErr w:type="spellStart"/>
+      <w:r>
+        <w:rPr>
+          <w:rFonts w:ascii="Times New Roman" w:hAnsi="Times New Roman" w:cs="Times New Roman"/>
+        </w:rPr>
+        <w:t>Collections.reverse</w:t>
+      </w:r>
+      <w:proofErr w:type="spellEnd"/>
+      <w:r>
+        <w:rPr>
+          <w:rFonts w:ascii="Times New Roman" w:hAnsi="Times New Roman" w:cs="Times New Roman"/>
+        </w:rPr>
+        <w:t>(list)</w:t>
+      </w:r>
+    </w:p>
+    <w:p>
+      <w:pPr>
+        <w:numPr>
+          <w:ilvl w:val="1"/>
+          <w:numId w:val="51"/>
+        </w:numPr>
+        <w:spacing w:line="360" w:lineRule="auto"/>
+        <w:jc w:val="both"/>
+        <w:rPr>
+          <w:rFonts w:ascii="Times New Roman" w:hAnsi="Times New Roman" w:cs="Times New Roman"/>
+        </w:rPr>
+      </w:pPr>
+      <w:r>
+        <w:rPr>
+          <w:rFonts w:ascii="Times New Roman" w:hAnsi="Times New Roman" w:cs="Times New Roman"/>
+        </w:rPr>
+        <w:t>Reverses the order of elements.</w:t>
+      </w:r>
+    </w:p>
+    <w:p>
+      <w:pPr>
+        <w:numPr>
+          <w:ilvl w:val="1"/>
+          <w:numId w:val="51"/>
+        </w:numPr>
+        <w:spacing w:line="360" w:lineRule="auto"/>
+        <w:jc w:val="both"/>
+        <w:rPr>
+          <w:rFonts w:ascii="Times New Roman" w:hAnsi="Times New Roman" w:cs="Times New Roman"/>
+        </w:rPr>
+      </w:pPr>
+      <w:r>
+        <w:rPr>
+          <w:rFonts w:ascii="Times New Roman" w:hAnsi="Times New Roman" w:cs="Times New Roman"/>
+        </w:rPr>
+        <w:t xml:space="preserve">Example: </w:t>
+      </w:r>
+      <w:proofErr w:type="spellStart"/>
+      <w:r>
+        <w:rPr>
+          <w:rFonts w:ascii="Times New Roman" w:hAnsi="Times New Roman" w:cs="Times New Roman"/>
+        </w:rPr>
+        <w:t>Collections.reverse</w:t>
+      </w:r>
+      <w:proofErr w:type="spellEnd"/>
+      <w:r>
+        <w:rPr>
+          <w:rFonts w:ascii="Times New Roman" w:hAnsi="Times New Roman" w:cs="Times New Roman"/>
+        </w:rPr>
+        <w:t>(list);</w:t>
+      </w:r>
+    </w:p>
+    <w:p>
+      <w:pPr>
+        <w:spacing w:line="360" w:lineRule="auto"/>
+        <w:jc w:val="both"/>
+        <w:rPr>
+          <w:rFonts w:ascii="Times New Roman" w:hAnsi="Times New Roman" w:cs="Times New Roman"/>
+        </w:rPr>
+      </w:pPr>
+      <w:r>
+        <w:rPr>
+          <w:rFonts w:ascii="Times New Roman" w:hAnsi="Times New Roman" w:cs="Times New Roman"/>
+        </w:rPr>
+        <w:pict w14:anchorId="6EBD6D41">
+          <v:rect id="_x0000_i1045" style="width:468pt;height:1.2pt" o:hralign="center" o:hrstd="t" o:hr="t" fillcolor="#a0a0a0" stroked="f"/>
         </w:pict>
       </w:r>
     </w:p>
     <w:p>
       <w:pPr>
-        <w:rPr>
-          <w:rFonts w:ascii="Times New Roman" w:hAnsi="Times New Roman" w:cs="Times New Roman"/>
-          <w:b/>
-          <w:bCs/>
-        </w:rPr>
-      </w:pPr>
-      <w:r>
-        <w:rPr>
-          <w:rFonts w:ascii="Times New Roman" w:hAnsi="Times New Roman" w:cs="Times New Roman"/>
-          <w:b/>
-          <w:bCs/>
-        </w:rPr>
-        <w:t xml:space="preserve">13. </w:t>
-      </w:r>
-      <w:proofErr w:type="spellStart"/>
-      <w:r>
-        <w:rPr>
-          <w:rFonts w:ascii="Times New Roman" w:hAnsi="Times New Roman" w:cs="Times New Roman"/>
-          <w:b/>
-          <w:bCs/>
-        </w:rPr>
-        <w:t>toArray</w:t>
-      </w:r>
-      <w:proofErr w:type="spellEnd"/>
-      <w:r>
-        <w:rPr>
-          <w:rFonts w:ascii="Times New Roman" w:hAnsi="Times New Roman" w:cs="Times New Roman"/>
-          <w:b/>
-          <w:bCs/>
-        </w:rPr>
-        <w:t>(</w:t>
-      </w:r>
-      <w:proofErr w:type="gramStart"/>
-      <w:r>
-        <w:rPr>
-          <w:rFonts w:ascii="Times New Roman" w:hAnsi="Times New Roman" w:cs="Times New Roman"/>
-          <w:b/>
-          <w:bCs/>
-        </w:rPr>
-        <w:t>T[</w:t>
-      </w:r>
-      <w:proofErr w:type="gramEnd"/>
-      <w:r>
-        <w:rPr>
-          <w:rFonts w:ascii="Times New Roman" w:hAnsi="Times New Roman" w:cs="Times New Roman"/>
-          <w:b/>
-          <w:bCs/>
-        </w:rPr>
-        <w:t>] a)</w:t>
-      </w:r>
-    </w:p>
-    <w:p>
-      <w:pPr>
-        <w:rPr>
-          <w:rFonts w:ascii="Times New Roman" w:hAnsi="Times New Roman" w:cs="Times New Roman"/>
-        </w:rPr>
-      </w:pPr>
-      <w:r>
-        <w:rPr>
-          <w:rFonts w:ascii="Times New Roman" w:hAnsi="Times New Roman" w:cs="Times New Roman"/>
-        </w:rPr>
-        <w:t>Converts the collection into an array of a specified type.</w:t>
-      </w:r>
-    </w:p>
-    <w:p>
-      <w:pPr>
-        <w:rPr>
-          <w:rFonts w:ascii="Times New Roman" w:hAnsi="Times New Roman" w:cs="Times New Roman"/>
-        </w:rPr>
-      </w:pPr>
-      <w:proofErr w:type="gramStart"/>
-      <w:r>
-        <w:rPr>
-          <w:rFonts w:ascii="Times New Roman" w:hAnsi="Times New Roman" w:cs="Times New Roman"/>
-        </w:rPr>
-        <w:t>String[</w:t>
-      </w:r>
-      <w:proofErr w:type="gramEnd"/>
-      <w:r>
-        <w:rPr>
-          <w:rFonts w:ascii="Times New Roman" w:hAnsi="Times New Roman" w:cs="Times New Roman"/>
-        </w:rPr>
-        <w:t xml:space="preserve">] </w:t>
-      </w:r>
-      <w:proofErr w:type="spellStart"/>
-      <w:r>
-        <w:rPr>
-          <w:rFonts w:ascii="Times New Roman" w:hAnsi="Times New Roman" w:cs="Times New Roman"/>
-        </w:rPr>
-        <w:t>arr</w:t>
-      </w:r>
-      <w:proofErr w:type="spellEnd"/>
-      <w:r>
-        <w:rPr>
-          <w:rFonts w:ascii="Times New Roman" w:hAnsi="Times New Roman" w:cs="Times New Roman"/>
-        </w:rPr>
-        <w:t xml:space="preserve"> = </w:t>
-      </w:r>
-      <w:proofErr w:type="spellStart"/>
-      <w:proofErr w:type="gramStart"/>
-      <w:r>
-        <w:rPr>
-          <w:rFonts w:ascii="Times New Roman" w:hAnsi="Times New Roman" w:cs="Times New Roman"/>
-        </w:rPr>
-        <w:t>names.toArray</w:t>
-      </w:r>
-      <w:proofErr w:type="spellEnd"/>
-      <w:proofErr w:type="gramEnd"/>
-      <w:r>
-        <w:rPr>
-          <w:rFonts w:ascii="Times New Roman" w:hAnsi="Times New Roman" w:cs="Times New Roman"/>
-        </w:rPr>
-        <w:t xml:space="preserve">(new </w:t>
-      </w:r>
-      <w:proofErr w:type="gramStart"/>
-      <w:r>
-        <w:rPr>
-          <w:rFonts w:ascii="Times New Roman" w:hAnsi="Times New Roman" w:cs="Times New Roman"/>
-        </w:rPr>
-        <w:t>String[</w:t>
-      </w:r>
-      <w:proofErr w:type="gramEnd"/>
-      <w:r>
-        <w:rPr>
-          <w:rFonts w:ascii="Times New Roman" w:hAnsi="Times New Roman" w:cs="Times New Roman"/>
-        </w:rPr>
-        <w:t>0]);</w:t>
-      </w:r>
-    </w:p>
-    <w:p>
-      <w:pPr>
-        <w:rPr>
-          <w:rFonts w:ascii="Times New Roman" w:hAnsi="Times New Roman" w:cs="Times New Roman"/>
-        </w:rPr>
-      </w:pPr>
-      <w:r>
-        <w:rPr>
-          <w:rFonts w:ascii="Times New Roman" w:hAnsi="Times New Roman" w:cs="Times New Roman"/>
-        </w:rPr>
-        <w:t>This is useful when we need a strongly typed array.</w:t>
-      </w:r>
-    </w:p>
-    <w:p>
-      <w:pPr>
-        <w:rPr>
-          <w:rFonts w:ascii="Times New Roman" w:hAnsi="Times New Roman" w:cs="Times New Roman"/>
-        </w:rPr>
-      </w:pPr>
-      <w:r>
-        <w:rPr>
-          <w:rFonts w:ascii="Times New Roman" w:hAnsi="Times New Roman" w:cs="Times New Roman"/>
-        </w:rPr>
-        <w:pict w14:anchorId="24FB16DE">
-          <v:rect id="_x0000_i1121" style="width:0;height:1.5pt" o:hralign="center" o:hrstd="t" o:hr="t" fillcolor="#a0a0a0" stroked="f"/>
-        </w:pict>
-      </w:r>
-    </w:p>
-    <w:p>
-      <w:pPr>
-        <w:rPr>
-          <w:rFonts w:ascii="Times New Roman" w:hAnsi="Times New Roman" w:cs="Times New Roman"/>
-          <w:b/>
-          <w:bCs/>
-        </w:rPr>
-      </w:pPr>
-      <w:r>
-        <w:rPr>
-          <w:rFonts w:ascii="Times New Roman" w:hAnsi="Times New Roman" w:cs="Times New Roman"/>
-          <w:b/>
-          <w:bCs/>
-        </w:rPr>
-        <w:t xml:space="preserve">14. </w:t>
-      </w:r>
-      <w:proofErr w:type="spellStart"/>
-      <w:proofErr w:type="gramStart"/>
-      <w:r>
-        <w:rPr>
-          <w:rFonts w:ascii="Times New Roman" w:hAnsi="Times New Roman" w:cs="Times New Roman"/>
-          <w:b/>
-          <w:bCs/>
-        </w:rPr>
-        <w:t>retainAll</w:t>
-      </w:r>
-      <w:proofErr w:type="spellEnd"/>
-      <w:r>
-        <w:rPr>
-          <w:rFonts w:ascii="Times New Roman" w:hAnsi="Times New Roman" w:cs="Times New Roman"/>
-          <w:b/>
-          <w:bCs/>
-        </w:rPr>
-        <w:t>(</w:t>
-      </w:r>
-      <w:proofErr w:type="gramEnd"/>
-      <w:r>
-        <w:rPr>
-          <w:rFonts w:ascii="Times New Roman" w:hAnsi="Times New Roman" w:cs="Times New Roman"/>
-          <w:b/>
-          <w:bCs/>
-        </w:rPr>
-        <w:t>Collection&lt;?&gt; c)</w:t>
-      </w:r>
-    </w:p>
-    <w:p>
-      <w:pPr>
-        <w:rPr>
-          <w:rFonts w:ascii="Times New Roman" w:hAnsi="Times New Roman" w:cs="Times New Roman"/>
-        </w:rPr>
-      </w:pPr>
-      <w:r>
-        <w:rPr>
-          <w:rFonts w:ascii="Times New Roman" w:hAnsi="Times New Roman" w:cs="Times New Roman"/>
-        </w:rPr>
-        <w:t>Keeps only those elements that are also present in the specified collection.</w:t>
-      </w:r>
-    </w:p>
-    <w:p>
-      <w:pPr>
-        <w:rPr>
-          <w:rFonts w:ascii="Times New Roman" w:hAnsi="Times New Roman" w:cs="Times New Roman"/>
-        </w:rPr>
-      </w:pPr>
-      <w:r>
-        <w:rPr>
-          <w:rFonts w:ascii="Times New Roman" w:hAnsi="Times New Roman" w:cs="Times New Roman"/>
-        </w:rPr>
-        <w:t>list1.retainAll(list2);</w:t>
-      </w:r>
-    </w:p>
-    <w:p>
-      <w:pPr>
-        <w:rPr>
-          <w:rFonts w:ascii="Times New Roman" w:hAnsi="Times New Roman" w:cs="Times New Roman"/>
-        </w:rPr>
-      </w:pPr>
-      <w:r>
-        <w:rPr>
-          <w:rFonts w:ascii="Times New Roman" w:hAnsi="Times New Roman" w:cs="Times New Roman"/>
-        </w:rPr>
-        <w:t xml:space="preserve">In other words, it performs an </w:t>
-      </w:r>
-      <w:r>
-        <w:rPr>
-          <w:rFonts w:ascii="Times New Roman" w:hAnsi="Times New Roman" w:cs="Times New Roman"/>
-          <w:b/>
-          <w:bCs/>
-        </w:rPr>
-        <w:t>intersection-like operation</w:t>
-      </w:r>
-      <w:r>
-        <w:rPr>
-          <w:rFonts w:ascii="Times New Roman" w:hAnsi="Times New Roman" w:cs="Times New Roman"/>
-        </w:rPr>
-        <w:t xml:space="preserve"> between two collections.</w:t>
-      </w:r>
-    </w:p>
-    <w:p>
-      <w:pPr>
-        <w:rPr>
-          <w:rFonts w:ascii="Times New Roman" w:hAnsi="Times New Roman" w:cs="Times New Roman"/>
-        </w:rPr>
-      </w:pPr>
-      <w:r>
-        <w:rPr>
-          <w:rFonts w:ascii="Times New Roman" w:hAnsi="Times New Roman" w:cs="Times New Roman"/>
-        </w:rPr>
-        <w:t>For example:</w:t>
-      </w:r>
-    </w:p>
-    <w:p>
-      <w:pPr>
-        <w:rPr>
-          <w:rFonts w:ascii="Times New Roman" w:hAnsi="Times New Roman" w:cs="Times New Roman"/>
-        </w:rPr>
-      </w:pPr>
-      <w:r>
-        <w:rPr>
-          <w:rFonts w:ascii="Times New Roman" w:hAnsi="Times New Roman" w:cs="Times New Roman"/>
-        </w:rPr>
-        <w:t>list1 = [10, 20, 30, 40]</w:t>
-      </w:r>
-    </w:p>
-    <w:p>
-      <w:pPr>
-        <w:rPr>
-          <w:rFonts w:ascii="Times New Roman" w:hAnsi="Times New Roman" w:cs="Times New Roman"/>
-        </w:rPr>
-      </w:pPr>
-      <w:r>
-        <w:rPr>
-          <w:rFonts w:ascii="Times New Roman" w:hAnsi="Times New Roman" w:cs="Times New Roman"/>
-        </w:rPr>
-        <w:t>list2 = [20, 40, 50]</w:t>
-      </w:r>
-    </w:p>
-    <w:p>
-      <w:pPr>
-        <w:rPr>
-          <w:rFonts w:ascii="Times New Roman" w:hAnsi="Times New Roman" w:cs="Times New Roman"/>
-        </w:rPr>
-      </w:pPr>
-    </w:p>
-    <w:p>
-      <w:pPr>
-        <w:rPr>
-          <w:rFonts w:ascii="Times New Roman" w:hAnsi="Times New Roman" w:cs="Times New Roman"/>
-        </w:rPr>
-      </w:pPr>
-      <w:r>
-        <w:rPr>
-          <w:rFonts w:ascii="Times New Roman" w:hAnsi="Times New Roman" w:cs="Times New Roman"/>
-        </w:rPr>
-        <w:t xml:space="preserve">After </w:t>
-      </w:r>
-      <w:proofErr w:type="spellStart"/>
-      <w:r>
-        <w:rPr>
-          <w:rFonts w:ascii="Times New Roman" w:hAnsi="Times New Roman" w:cs="Times New Roman"/>
-        </w:rPr>
-        <w:t>retainAll</w:t>
-      </w:r>
-      <w:proofErr w:type="spellEnd"/>
-      <w:r>
-        <w:rPr>
-          <w:rFonts w:ascii="Times New Roman" w:hAnsi="Times New Roman" w:cs="Times New Roman"/>
-        </w:rPr>
-        <w:t>:</w:t>
-      </w:r>
-    </w:p>
-    <w:p>
-      <w:pPr>
-        <w:rPr>
-          <w:rFonts w:ascii="Times New Roman" w:hAnsi="Times New Roman" w:cs="Times New Roman"/>
-        </w:rPr>
-      </w:pPr>
-      <w:r>
-        <w:rPr>
-          <w:rFonts w:ascii="Times New Roman" w:hAnsi="Times New Roman" w:cs="Times New Roman"/>
-        </w:rPr>
-        <w:t>list1 = [20, 40]</w:t>
-      </w:r>
-    </w:p>
-    <w:p>
-      <w:pPr>
-        <w:rPr>
-          <w:rFonts w:ascii="Times New Roman" w:hAnsi="Times New Roman" w:cs="Times New Roman"/>
-        </w:rPr>
-      </w:pPr>
-      <w:r>
-        <w:rPr>
-          <w:rFonts w:ascii="Times New Roman" w:hAnsi="Times New Roman" w:cs="Times New Roman"/>
-        </w:rPr>
-        <w:pict w14:anchorId="4FA8F659">
-          <v:rect id="_x0000_i1122" style="width:0;height:1.5pt" o:hralign="center" o:hrstd="t" o:hr="t" fillcolor="#a0a0a0" stroked="f"/>
-        </w:pict>
-      </w:r>
-    </w:p>
-    <w:p>
-      <w:pPr>
-        <w:rPr>
-          <w:rFonts w:ascii="Times New Roman" w:hAnsi="Times New Roman" w:cs="Times New Roman"/>
-          <w:b/>
-          <w:bCs/>
-        </w:rPr>
-      </w:pPr>
-      <w:r>
-        <w:rPr>
-          <w:rFonts w:ascii="Times New Roman" w:hAnsi="Times New Roman" w:cs="Times New Roman"/>
-          <w:b/>
-          <w:bCs/>
-        </w:rPr>
-        <w:t xml:space="preserve">15. </w:t>
-      </w:r>
-      <w:proofErr w:type="spellStart"/>
-      <w:proofErr w:type="gramStart"/>
-      <w:r>
-        <w:rPr>
-          <w:rFonts w:ascii="Times New Roman" w:hAnsi="Times New Roman" w:cs="Times New Roman"/>
-          <w:b/>
-          <w:bCs/>
-        </w:rPr>
-        <w:t>removeIf</w:t>
-      </w:r>
-      <w:proofErr w:type="spellEnd"/>
-      <w:r>
-        <w:rPr>
-          <w:rFonts w:ascii="Times New Roman" w:hAnsi="Times New Roman" w:cs="Times New Roman"/>
-          <w:b/>
-          <w:bCs/>
-        </w:rPr>
-        <w:t>(</w:t>
-      </w:r>
-      <w:proofErr w:type="gramEnd"/>
-      <w:r>
-        <w:rPr>
-          <w:rFonts w:ascii="Times New Roman" w:hAnsi="Times New Roman" w:cs="Times New Roman"/>
-          <w:b/>
-          <w:bCs/>
-        </w:rPr>
-        <w:t>Predicate)</w:t>
-      </w:r>
-    </w:p>
-    <w:p>
-      <w:pPr>
-        <w:rPr>
-          <w:rFonts w:ascii="Times New Roman" w:hAnsi="Times New Roman" w:cs="Times New Roman"/>
-        </w:rPr>
-      </w:pPr>
-      <w:r>
-        <w:rPr>
-          <w:rFonts w:ascii="Times New Roman" w:hAnsi="Times New Roman" w:cs="Times New Roman"/>
-        </w:rPr>
-        <w:t>This method removes elements according to a condition.</w:t>
-      </w:r>
-    </w:p>
-    <w:p>
-      <w:pPr>
-        <w:rPr>
-          <w:rFonts w:ascii="Times New Roman" w:hAnsi="Times New Roman" w:cs="Times New Roman"/>
-        </w:rPr>
-      </w:pPr>
-      <w:r>
-        <w:rPr>
-          <w:rFonts w:ascii="Times New Roman" w:hAnsi="Times New Roman" w:cs="Times New Roman"/>
-        </w:rPr>
-        <w:t>Example:</w:t>
-      </w:r>
-    </w:p>
-    <w:p>
-      <w:pPr>
-        <w:rPr>
-          <w:rFonts w:ascii="Times New Roman" w:hAnsi="Times New Roman" w:cs="Times New Roman"/>
-        </w:rPr>
-      </w:pPr>
-      <w:proofErr w:type="spellStart"/>
-      <w:proofErr w:type="gramStart"/>
-      <w:r>
-        <w:rPr>
-          <w:rFonts w:ascii="Times New Roman" w:hAnsi="Times New Roman" w:cs="Times New Roman"/>
-        </w:rPr>
-        <w:t>numbers.removeIf</w:t>
-      </w:r>
-      <w:proofErr w:type="spellEnd"/>
-      <w:proofErr w:type="gramEnd"/>
-      <w:r>
-        <w:rPr>
-          <w:rFonts w:ascii="Times New Roman" w:hAnsi="Times New Roman" w:cs="Times New Roman"/>
-        </w:rPr>
-        <w:t>(n -&gt; n % 2 == 0);</w:t>
-      </w:r>
-    </w:p>
-    <w:p>
-      <w:pPr>
-        <w:rPr>
-          <w:rFonts w:ascii="Times New Roman" w:hAnsi="Times New Roman" w:cs="Times New Roman"/>
-        </w:rPr>
-      </w:pPr>
-      <w:r>
-        <w:rPr>
-          <w:rFonts w:ascii="Times New Roman" w:hAnsi="Times New Roman" w:cs="Times New Roman"/>
-        </w:rPr>
-        <w:t>It removes all even numbers.</w:t>
-      </w:r>
-    </w:p>
-    <w:p>
-      <w:pPr>
-        <w:rPr>
-          <w:rFonts w:ascii="Times New Roman" w:hAnsi="Times New Roman" w:cs="Times New Roman"/>
-        </w:rPr>
-      </w:pPr>
-      <w:r>
-        <w:rPr>
-          <w:rFonts w:ascii="Times New Roman" w:hAnsi="Times New Roman" w:cs="Times New Roman"/>
-          <w:b/>
-          <w:bCs/>
-        </w:rPr>
-        <w:t>Interview point:</w:t>
-      </w:r>
-      <w:r>
-        <w:rPr>
-          <w:rFonts w:ascii="Times New Roman" w:hAnsi="Times New Roman" w:cs="Times New Roman"/>
-        </w:rPr>
-        <w:t xml:space="preserve"> </w:t>
-      </w:r>
-      <w:proofErr w:type="spellStart"/>
-      <w:proofErr w:type="gramStart"/>
-      <w:r>
-        <w:rPr>
-          <w:rFonts w:ascii="Times New Roman" w:hAnsi="Times New Roman" w:cs="Times New Roman"/>
-        </w:rPr>
-        <w:t>removeIf</w:t>
-      </w:r>
-      <w:proofErr w:type="spellEnd"/>
-      <w:r>
-        <w:rPr>
-          <w:rFonts w:ascii="Times New Roman" w:hAnsi="Times New Roman" w:cs="Times New Roman"/>
-        </w:rPr>
-        <w:t>(</w:t>
-      </w:r>
-      <w:proofErr w:type="gramEnd"/>
-      <w:r>
-        <w:rPr>
-          <w:rFonts w:ascii="Times New Roman" w:hAnsi="Times New Roman" w:cs="Times New Roman"/>
-        </w:rPr>
-        <w:t xml:space="preserve">) was added in </w:t>
-      </w:r>
-      <w:r>
-        <w:rPr>
-          <w:rFonts w:ascii="Times New Roman" w:hAnsi="Times New Roman" w:cs="Times New Roman"/>
-          <w:b/>
-          <w:bCs/>
-        </w:rPr>
-        <w:t>Java 8</w:t>
-      </w:r>
-      <w:r>
-        <w:rPr>
-          <w:rFonts w:ascii="Times New Roman" w:hAnsi="Times New Roman" w:cs="Times New Roman"/>
-        </w:rPr>
-        <w:t xml:space="preserve"> and uses a functional interface called Predicate.</w:t>
-      </w:r>
-    </w:p>
-    <w:p>
-      <w:pPr>
-        <w:rPr>
-          <w:rFonts w:ascii="Times New Roman" w:hAnsi="Times New Roman" w:cs="Times New Roman"/>
-        </w:rPr>
-      </w:pPr>
-    </w:p>
-    <w:p>
-      <w:pPr>
-        <w:rPr>
-          <w:rFonts w:ascii="Times New Roman" w:hAnsi="Times New Roman" w:cs="Times New Roman"/>
-        </w:rPr>
-      </w:pPr>
-      <w:r>
-        <w:rPr>
-          <w:rFonts w:ascii="Times New Roman" w:hAnsi="Times New Roman" w:cs="Times New Roman"/>
-        </w:rPr>
-        <w:pict w14:anchorId="4C607760">
-          <v:rect id="_x0000_i1137" style="width:0;height:1.5pt" o:hralign="center" o:hrstd="t" o:hr="t" fillcolor="#a0a0a0" stroked="f"/>
-        </w:pict>
-      </w:r>
-    </w:p>
-    <w:p>
-      <w:pPr>
-        <w:rPr>
-          <w:rFonts w:ascii="Times New Roman" w:hAnsi="Times New Roman" w:cs="Times New Roman"/>
-        </w:rPr>
-      </w:pPr>
-    </w:p>
-    <w:p>
-      <w:pPr>
-        <w:rPr>
-          <w:rFonts w:ascii="Times New Roman" w:hAnsi="Times New Roman" w:cs="Times New Roman"/>
-          <w:b/>
-          <w:bCs/>
-        </w:rPr>
-      </w:pPr>
-      <w:r>
-        <w:rPr>
-          <w:rFonts w:ascii="Times New Roman" w:hAnsi="Times New Roman" w:cs="Times New Roman"/>
-          <w:b/>
-          <w:bCs/>
-        </w:rPr>
-        <w:t>Cursor in Java</w:t>
-      </w:r>
-    </w:p>
-    <w:p>
-      <w:pPr>
-        <w:rPr>
-          <w:rFonts w:ascii="Times New Roman" w:hAnsi="Times New Roman" w:cs="Times New Roman"/>
-        </w:rPr>
-      </w:pPr>
-      <w:r>
-        <w:rPr>
-          <w:rFonts w:ascii="Times New Roman" w:hAnsi="Times New Roman" w:cs="Times New Roman"/>
-        </w:rPr>
-        <w:t xml:space="preserve">In Java, a </w:t>
-      </w:r>
-      <w:r>
-        <w:rPr>
-          <w:rFonts w:ascii="Times New Roman" w:hAnsi="Times New Roman" w:cs="Times New Roman"/>
-          <w:b/>
-          <w:bCs/>
-        </w:rPr>
-        <w:t>Cursor</w:t>
-      </w:r>
-      <w:r>
-        <w:rPr>
-          <w:rFonts w:ascii="Times New Roman" w:hAnsi="Times New Roman" w:cs="Times New Roman"/>
-        </w:rPr>
-        <w:t xml:space="preserve"> is used to </w:t>
-      </w:r>
-      <w:r>
-        <w:rPr>
-          <w:rFonts w:ascii="Times New Roman" w:hAnsi="Times New Roman" w:cs="Times New Roman"/>
-          <w:b/>
-          <w:bCs/>
-        </w:rPr>
-        <w:t>traverse or iterate through the elements of a collection one by one</w:t>
-      </w:r>
-      <w:r>
-        <w:rPr>
-          <w:rFonts w:ascii="Times New Roman" w:hAnsi="Times New Roman" w:cs="Times New Roman"/>
-        </w:rPr>
-        <w:t>. It provides a way to access collection elements sequentially without directly accessing their indexes.</w:t>
-      </w:r>
-    </w:p>
-    <w:p>
-      <w:pPr>
-        <w:rPr>
-          <w:rFonts w:ascii="Times New Roman" w:hAnsi="Times New Roman" w:cs="Times New Roman"/>
-        </w:rPr>
-      </w:pPr>
-      <w:r>
-        <w:rPr>
-          <w:rFonts w:ascii="Times New Roman" w:hAnsi="Times New Roman" w:cs="Times New Roman"/>
-        </w:rPr>
-        <w:t xml:space="preserve">Java provides </w:t>
-      </w:r>
-      <w:r>
-        <w:rPr>
-          <w:rFonts w:ascii="Times New Roman" w:hAnsi="Times New Roman" w:cs="Times New Roman"/>
-          <w:b/>
-          <w:bCs/>
-        </w:rPr>
-        <w:t>three main types of cursors</w:t>
-      </w:r>
-      <w:r>
-        <w:rPr>
-          <w:rFonts w:ascii="Times New Roman" w:hAnsi="Times New Roman" w:cs="Times New Roman"/>
-        </w:rPr>
-        <w:t>:</w:t>
-      </w:r>
-    </w:p>
-    <w:p>
-      <w:pPr>
-        <w:numPr>
-          <w:ilvl w:val="0"/>
-          <w:numId w:val="43"/>
-        </w:numPr>
-        <w:rPr>
-          <w:rFonts w:ascii="Times New Roman" w:hAnsi="Times New Roman" w:cs="Times New Roman"/>
-        </w:rPr>
-      </w:pPr>
-      <w:r>
-        <w:rPr>
-          <w:rFonts w:ascii="Times New Roman" w:hAnsi="Times New Roman" w:cs="Times New Roman"/>
-          <w:b/>
-          <w:bCs/>
-        </w:rPr>
-        <w:t>Enumeration</w:t>
-      </w:r>
-      <w:r>
-        <w:rPr>
-          <w:rFonts w:ascii="Times New Roman" w:hAnsi="Times New Roman" w:cs="Times New Roman"/>
-        </w:rPr>
-        <w:t xml:space="preserve"> </w:t>
-      </w:r>
-    </w:p>
-    <w:p>
-      <w:pPr>
-        <w:numPr>
-          <w:ilvl w:val="0"/>
-          <w:numId w:val="43"/>
-        </w:numPr>
-        <w:rPr>
-          <w:rFonts w:ascii="Times New Roman" w:hAnsi="Times New Roman" w:cs="Times New Roman"/>
-        </w:rPr>
-      </w:pPr>
-      <w:r>
-        <w:rPr>
-          <w:rFonts w:ascii="Times New Roman" w:hAnsi="Times New Roman" w:cs="Times New Roman"/>
-          <w:b/>
-          <w:bCs/>
-        </w:rPr>
-        <w:t>Iterator</w:t>
-      </w:r>
-      <w:r>
-        <w:rPr>
-          <w:rFonts w:ascii="Times New Roman" w:hAnsi="Times New Roman" w:cs="Times New Roman"/>
-        </w:rPr>
-        <w:t xml:space="preserve"> </w:t>
-      </w:r>
-    </w:p>
-    <w:p>
-      <w:pPr>
-        <w:numPr>
-          <w:ilvl w:val="0"/>
-          <w:numId w:val="43"/>
-        </w:numPr>
-        <w:rPr>
-          <w:rFonts w:ascii="Times New Roman" w:hAnsi="Times New Roman" w:cs="Times New Roman"/>
-        </w:rPr>
-      </w:pPr>
-      <w:proofErr w:type="spellStart"/>
-      <w:r>
-        <w:rPr>
-          <w:rFonts w:ascii="Times New Roman" w:hAnsi="Times New Roman" w:cs="Times New Roman"/>
-          <w:b/>
-          <w:bCs/>
-        </w:rPr>
-        <w:t>ListIterator</w:t>
-      </w:r>
-      <w:proofErr w:type="spellEnd"/>
-      <w:r>
-        <w:rPr>
-          <w:rFonts w:ascii="Times New Roman" w:hAnsi="Times New Roman" w:cs="Times New Roman"/>
-        </w:rPr>
-        <w:t xml:space="preserve"> </w:t>
-      </w:r>
-    </w:p>
-    <w:p>
-      <w:pPr>
-        <w:rPr>
-          <w:rFonts w:ascii="Times New Roman" w:hAnsi="Times New Roman" w:cs="Times New Roman"/>
-        </w:rPr>
-      </w:pPr>
-      <w:r>
-        <w:rPr>
-          <w:rFonts w:ascii="Times New Roman" w:hAnsi="Times New Roman" w:cs="Times New Roman"/>
-        </w:rPr>
-        <w:t>These cursors differ in the collections they support, direction of traversal, and whether they allow modification of elements.</w:t>
-      </w:r>
-    </w:p>
-    <w:p>
-      <w:pPr>
-        <w:rPr>
-          <w:rFonts w:ascii="Times New Roman" w:hAnsi="Times New Roman" w:cs="Times New Roman"/>
-        </w:rPr>
-      </w:pPr>
-      <w:r>
-        <w:rPr>
-          <w:rFonts w:ascii="Times New Roman" w:hAnsi="Times New Roman" w:cs="Times New Roman"/>
-        </w:rPr>
-        <w:pict w14:anchorId="66CA4CD2">
-          <v:rect id="_x0000_i1144" style="width:468pt;height:1.2pt" o:hralign="center" o:hrstd="t" o:hr="t" fillcolor="#a0a0a0" stroked="f"/>
-        </w:pict>
-      </w:r>
+        <w:spacing w:line="360" w:lineRule="auto"/>
+        <w:jc w:val="both"/>
+        <w:rPr>
+          <w:rFonts w:ascii="Times New Roman" w:hAnsi="Times New Roman" w:cs="Times New Roman"/>
+        </w:rPr>
+      </w:pPr>
+    </w:p>
+    <w:p>
+      <w:pPr>
+        <w:spacing w:line="360" w:lineRule="auto"/>
+        <w:jc w:val="both"/>
+        <w:rPr>
+          <w:rFonts w:ascii="Times New Roman" w:hAnsi="Times New Roman" w:cs="Times New Roman"/>
+        </w:rPr>
+      </w:pPr>
     </w:p>
     <w:p>
       <w:pPr>
@@ -13112,13 +14403,6 @@
     </w:p>
     <w:p>
       <w:pPr>
-        <w:rPr>
-          <w:rFonts w:ascii="Times New Roman" w:hAnsi="Times New Roman" w:cs="Times New Roman"/>
-        </w:rPr>
-      </w:pPr>
-    </w:p>
-    <w:p>
-      <w:pPr>
         <w:pStyle w:val="ListParagraph"/>
         <w:numPr>
           <w:ilvl w:val="0"/>
@@ -13206,21 +14490,10 @@
         <w:rPr>
           <w:rFonts w:ascii="Times New Roman" w:hAnsi="Times New Roman" w:cs="Times New Roman"/>
         </w:rPr>
-        <w:pict w14:anchorId="13E0CA9E">
-          <v:rect id="_x0000_i1146" style="width:468pt;height:1.2pt" o:hralign="center" o:hrstd="t" o:hr="t" fillcolor="#a0a0a0" stroked="f"/>
+        <w:pict w14:anchorId="039DFA87">
+          <v:rect id="_x0000_i1043" style="width:468pt;height:1.2pt" o:hralign="center" o:hrstd="t" o:hr="t" fillcolor="#a0a0a0" stroked="f"/>
         </w:pict>
       </w:r>
-    </w:p>
-    <w:p>
-      <w:pPr>
-        <w:rPr>
-          <w:rFonts w:ascii="Times New Roman" w:hAnsi="Times New Roman" w:cs="Times New Roman"/>
-          <w:b/>
-          <w:bCs/>
-          <w:sz w:val="28"/>
-          <w:szCs w:val="28"/>
-        </w:rPr>
-      </w:pPr>
     </w:p>
     <w:p>
       <w:pPr>
@@ -16044,6 +17317,92 @@
     </w:lvl>
   </w:abstractNum>
   <w:abstractNum w:abstractNumId="3" w15:restartNumberingAfterBreak="0">
+    <w:nsid w:val="095B2BD1"/>
+    <w:multiLevelType w:val="hybridMultilevel"/>
+    <w:tmpl w:val="71600D76"/>
+    <w:lvl w:ilvl="0" w:tplc="FFFFFFFF">
+      <w:start w:val="1"/>
+      <w:numFmt w:val="decimal"/>
+      <w:lvlText w:val="%1."/>
+      <w:lvlJc w:val="left"/>
+      <w:pPr>
+        <w:ind w:left="360" w:hanging="360"/>
+      </w:pPr>
+    </w:lvl>
+    <w:lvl w:ilvl="1" w:tplc="FFFFFFFF" w:tentative="1">
+      <w:start w:val="1"/>
+      <w:numFmt w:val="lowerLetter"/>
+      <w:lvlText w:val="%2."/>
+      <w:lvlJc w:val="left"/>
+      <w:pPr>
+        <w:ind w:left="1080" w:hanging="360"/>
+      </w:pPr>
+    </w:lvl>
+    <w:lvl w:ilvl="2" w:tplc="FFFFFFFF" w:tentative="1">
+      <w:start w:val="1"/>
+      <w:numFmt w:val="lowerRoman"/>
+      <w:lvlText w:val="%3."/>
+      <w:lvlJc w:val="right"/>
+      <w:pPr>
+        <w:ind w:left="1800" w:hanging="180"/>
+      </w:pPr>
+    </w:lvl>
+    <w:lvl w:ilvl="3" w:tplc="FFFFFFFF" w:tentative="1">
+      <w:start w:val="1"/>
+      <w:numFmt w:val="decimal"/>
+      <w:lvlText w:val="%4."/>
+      <w:lvlJc w:val="left"/>
+      <w:pPr>
+        <w:ind w:left="2520" w:hanging="360"/>
+      </w:pPr>
+    </w:lvl>
+    <w:lvl w:ilvl="4" w:tplc="FFFFFFFF" w:tentative="1">
+      <w:start w:val="1"/>
+      <w:numFmt w:val="lowerLetter"/>
+      <w:lvlText w:val="%5."/>
+      <w:lvlJc w:val="left"/>
+      <w:pPr>
+        <w:ind w:left="3240" w:hanging="360"/>
+      </w:pPr>
+    </w:lvl>
+    <w:lvl w:ilvl="5" w:tplc="FFFFFFFF" w:tentative="1">
+      <w:start w:val="1"/>
+      <w:numFmt w:val="lowerRoman"/>
+      <w:lvlText w:val="%6."/>
+      <w:lvlJc w:val="right"/>
+      <w:pPr>
+        <w:ind w:left="3960" w:hanging="180"/>
+      </w:pPr>
+    </w:lvl>
+    <w:lvl w:ilvl="6" w:tplc="FFFFFFFF" w:tentative="1">
+      <w:start w:val="1"/>
+      <w:numFmt w:val="decimal"/>
+      <w:lvlText w:val="%7."/>
+      <w:lvlJc w:val="left"/>
+      <w:pPr>
+        <w:ind w:left="4680" w:hanging="360"/>
+      </w:pPr>
+    </w:lvl>
+    <w:lvl w:ilvl="7" w:tplc="FFFFFFFF" w:tentative="1">
+      <w:start w:val="1"/>
+      <w:numFmt w:val="lowerLetter"/>
+      <w:lvlText w:val="%8."/>
+      <w:lvlJc w:val="left"/>
+      <w:pPr>
+        <w:ind w:left="5400" w:hanging="360"/>
+      </w:pPr>
+    </w:lvl>
+    <w:lvl w:ilvl="8" w:tplc="FFFFFFFF" w:tentative="1">
+      <w:start w:val="1"/>
+      <w:numFmt w:val="lowerRoman"/>
+      <w:lvlText w:val="%9."/>
+      <w:lvlJc w:val="right"/>
+      <w:pPr>
+        <w:ind w:left="6120" w:hanging="180"/>
+      </w:pPr>
+    </w:lvl>
+  </w:abstractNum>
+  <w:abstractNum w:abstractNumId="4" w15:restartNumberingAfterBreak="0">
     <w:nsid w:val="14332419"/>
     <w:multiLevelType w:val="multilevel"/>
     <w:tmpl w:val="01E40924"/>
@@ -16192,7 +17551,7 @@
       </w:rPr>
     </w:lvl>
   </w:abstractNum>
-  <w:abstractNum w:abstractNumId="4" w15:restartNumberingAfterBreak="0">
+  <w:abstractNum w:abstractNumId="5" w15:restartNumberingAfterBreak="0">
     <w:nsid w:val="159F18B6"/>
     <w:multiLevelType w:val="multilevel"/>
     <w:tmpl w:val="5380C8EC"/>
@@ -16305,7 +17664,7 @@
       </w:pPr>
     </w:lvl>
   </w:abstractNum>
-  <w:abstractNum w:abstractNumId="5" w15:restartNumberingAfterBreak="0">
+  <w:abstractNum w:abstractNumId="6" w15:restartNumberingAfterBreak="0">
     <w:nsid w:val="175E2578"/>
     <w:multiLevelType w:val="multilevel"/>
     <w:tmpl w:val="295CFC80"/>
@@ -16454,7 +17813,7 @@
       </w:rPr>
     </w:lvl>
   </w:abstractNum>
-  <w:abstractNum w:abstractNumId="6" w15:restartNumberingAfterBreak="0">
+  <w:abstractNum w:abstractNumId="7" w15:restartNumberingAfterBreak="0">
     <w:nsid w:val="17F377CC"/>
     <w:multiLevelType w:val="multilevel"/>
     <w:tmpl w:val="20E20282"/>
@@ -16603,7 +17962,120 @@
       </w:rPr>
     </w:lvl>
   </w:abstractNum>
-  <w:abstractNum w:abstractNumId="7" w15:restartNumberingAfterBreak="0">
+  <w:abstractNum w:abstractNumId="8" w15:restartNumberingAfterBreak="0">
+    <w:nsid w:val="1DD47DAE"/>
+    <w:multiLevelType w:val="multilevel"/>
+    <w:tmpl w:val="B6C08AB2"/>
+    <w:lvl w:ilvl="0">
+      <w:start w:val="1"/>
+      <w:numFmt w:val="decimal"/>
+      <w:lvlText w:val="%1."/>
+      <w:lvlJc w:val="left"/>
+      <w:pPr>
+        <w:tabs>
+          <w:tab w:val="num" w:pos="720"/>
+        </w:tabs>
+        <w:ind w:left="720" w:hanging="360"/>
+      </w:pPr>
+    </w:lvl>
+    <w:lvl w:ilvl="1" w:tentative="1">
+      <w:start w:val="1"/>
+      <w:numFmt w:val="decimal"/>
+      <w:lvlText w:val="%2."/>
+      <w:lvlJc w:val="left"/>
+      <w:pPr>
+        <w:tabs>
+          <w:tab w:val="num" w:pos="1440"/>
+        </w:tabs>
+        <w:ind w:left="1440" w:hanging="360"/>
+      </w:pPr>
+    </w:lvl>
+    <w:lvl w:ilvl="2" w:tentative="1">
+      <w:start w:val="1"/>
+      <w:numFmt w:val="decimal"/>
+      <w:lvlText w:val="%3."/>
+      <w:lvlJc w:val="left"/>
+      <w:pPr>
+        <w:tabs>
+          <w:tab w:val="num" w:pos="2160"/>
+        </w:tabs>
+        <w:ind w:left="2160" w:hanging="360"/>
+      </w:pPr>
+    </w:lvl>
+    <w:lvl w:ilvl="3" w:tentative="1">
+      <w:start w:val="1"/>
+      <w:numFmt w:val="decimal"/>
+      <w:lvlText w:val="%4."/>
+      <w:lvlJc w:val="left"/>
+      <w:pPr>
+        <w:tabs>
+          <w:tab w:val="num" w:pos="2880"/>
+        </w:tabs>
+        <w:ind w:left="2880" w:hanging="360"/>
+      </w:pPr>
+    </w:lvl>
+    <w:lvl w:ilvl="4" w:tentative="1">
+      <w:start w:val="1"/>
+      <w:numFmt w:val="decimal"/>
+      <w:lvlText w:val="%5."/>
+      <w:lvlJc w:val="left"/>
+      <w:pPr>
+        <w:tabs>
+          <w:tab w:val="num" w:pos="3600"/>
+        </w:tabs>
+        <w:ind w:left="3600" w:hanging="360"/>
+      </w:pPr>
+    </w:lvl>
+    <w:lvl w:ilvl="5" w:tentative="1">
+      <w:start w:val="1"/>
+      <w:numFmt w:val="decimal"/>
+      <w:lvlText w:val="%6."/>
+      <w:lvlJc w:val="left"/>
+      <w:pPr>
+        <w:tabs>
+          <w:tab w:val="num" w:pos="4320"/>
+        </w:tabs>
+        <w:ind w:left="4320" w:hanging="360"/>
+      </w:pPr>
+    </w:lvl>
+    <w:lvl w:ilvl="6" w:tentative="1">
+      <w:start w:val="1"/>
+      <w:numFmt w:val="decimal"/>
+      <w:lvlText w:val="%7."/>
+      <w:lvlJc w:val="left"/>
+      <w:pPr>
+        <w:tabs>
+          <w:tab w:val="num" w:pos="5040"/>
+        </w:tabs>
+        <w:ind w:left="5040" w:hanging="360"/>
+      </w:pPr>
+    </w:lvl>
+    <w:lvl w:ilvl="7" w:tentative="1">
+      <w:start w:val="1"/>
+      <w:numFmt w:val="decimal"/>
+      <w:lvlText w:val="%8."/>
+      <w:lvlJc w:val="left"/>
+      <w:pPr>
+        <w:tabs>
+          <w:tab w:val="num" w:pos="5760"/>
+        </w:tabs>
+        <w:ind w:left="5760" w:hanging="360"/>
+      </w:pPr>
+    </w:lvl>
+    <w:lvl w:ilvl="8" w:tentative="1">
+      <w:start w:val="1"/>
+      <w:numFmt w:val="decimal"/>
+      <w:lvlText w:val="%9."/>
+      <w:lvlJc w:val="left"/>
+      <w:pPr>
+        <w:tabs>
+          <w:tab w:val="num" w:pos="6480"/>
+        </w:tabs>
+        <w:ind w:left="6480" w:hanging="360"/>
+      </w:pPr>
+    </w:lvl>
+  </w:abstractNum>
+  <w:abstractNum w:abstractNumId="9" w15:restartNumberingAfterBreak="0">
     <w:nsid w:val="215C0B87"/>
     <w:multiLevelType w:val="multilevel"/>
     <w:tmpl w:val="F246EE20"/>
@@ -16752,7 +18224,7 @@
       </w:rPr>
     </w:lvl>
   </w:abstractNum>
-  <w:abstractNum w:abstractNumId="8" w15:restartNumberingAfterBreak="0">
+  <w:abstractNum w:abstractNumId="10" w15:restartNumberingAfterBreak="0">
     <w:nsid w:val="249938EA"/>
     <w:multiLevelType w:val="hybridMultilevel"/>
     <w:tmpl w:val="A386C982"/>
@@ -16864,7 +18336,7 @@
       </w:rPr>
     </w:lvl>
   </w:abstractNum>
-  <w:abstractNum w:abstractNumId="9" w15:restartNumberingAfterBreak="0">
+  <w:abstractNum w:abstractNumId="11" w15:restartNumberingAfterBreak="0">
     <w:nsid w:val="266F291A"/>
     <w:multiLevelType w:val="hybridMultilevel"/>
     <w:tmpl w:val="01F0D16E"/>
@@ -16977,7 +18449,7 @@
       </w:rPr>
     </w:lvl>
   </w:abstractNum>
-  <w:abstractNum w:abstractNumId="10" w15:restartNumberingAfterBreak="0">
+  <w:abstractNum w:abstractNumId="12" w15:restartNumberingAfterBreak="0">
     <w:nsid w:val="26F13152"/>
     <w:multiLevelType w:val="hybridMultilevel"/>
     <w:tmpl w:val="AE86EF94"/>
@@ -17063,7 +18535,7 @@
       </w:pPr>
     </w:lvl>
   </w:abstractNum>
-  <w:abstractNum w:abstractNumId="11" w15:restartNumberingAfterBreak="0">
+  <w:abstractNum w:abstractNumId="13" w15:restartNumberingAfterBreak="0">
     <w:nsid w:val="27546E2D"/>
     <w:multiLevelType w:val="hybridMultilevel"/>
     <w:tmpl w:val="E9527762"/>
@@ -17149,7 +18621,7 @@
       </w:pPr>
     </w:lvl>
   </w:abstractNum>
-  <w:abstractNum w:abstractNumId="12" w15:restartNumberingAfterBreak="0">
+  <w:abstractNum w:abstractNumId="14" w15:restartNumberingAfterBreak="0">
     <w:nsid w:val="28057192"/>
     <w:multiLevelType w:val="hybridMultilevel"/>
     <w:tmpl w:val="86AE2E9A"/>
@@ -17262,7 +18734,120 @@
       </w:rPr>
     </w:lvl>
   </w:abstractNum>
-  <w:abstractNum w:abstractNumId="13" w15:restartNumberingAfterBreak="0">
+  <w:abstractNum w:abstractNumId="15" w15:restartNumberingAfterBreak="0">
+    <w:nsid w:val="2A1A69A6"/>
+    <w:multiLevelType w:val="multilevel"/>
+    <w:tmpl w:val="93663114"/>
+    <w:lvl w:ilvl="0">
+      <w:start w:val="1"/>
+      <w:numFmt w:val="decimal"/>
+      <w:lvlText w:val="%1."/>
+      <w:lvlJc w:val="left"/>
+      <w:pPr>
+        <w:tabs>
+          <w:tab w:val="num" w:pos="720"/>
+        </w:tabs>
+        <w:ind w:left="720" w:hanging="360"/>
+      </w:pPr>
+    </w:lvl>
+    <w:lvl w:ilvl="1" w:tentative="1">
+      <w:start w:val="1"/>
+      <w:numFmt w:val="decimal"/>
+      <w:lvlText w:val="%2."/>
+      <w:lvlJc w:val="left"/>
+      <w:pPr>
+        <w:tabs>
+          <w:tab w:val="num" w:pos="1440"/>
+        </w:tabs>
+        <w:ind w:left="1440" w:hanging="360"/>
+      </w:pPr>
+    </w:lvl>
+    <w:lvl w:ilvl="2" w:tentative="1">
+      <w:start w:val="1"/>
+      <w:numFmt w:val="decimal"/>
+      <w:lvlText w:val="%3."/>
+      <w:lvlJc w:val="left"/>
+      <w:pPr>
+        <w:tabs>
+          <w:tab w:val="num" w:pos="2160"/>
+        </w:tabs>
+        <w:ind w:left="2160" w:hanging="360"/>
+      </w:pPr>
+    </w:lvl>
+    <w:lvl w:ilvl="3" w:tentative="1">
+      <w:start w:val="1"/>
+      <w:numFmt w:val="decimal"/>
+      <w:lvlText w:val="%4."/>
+      <w:lvlJc w:val="left"/>
+      <w:pPr>
+        <w:tabs>
+          <w:tab w:val="num" w:pos="2880"/>
+        </w:tabs>
+        <w:ind w:left="2880" w:hanging="360"/>
+      </w:pPr>
+    </w:lvl>
+    <w:lvl w:ilvl="4" w:tentative="1">
+      <w:start w:val="1"/>
+      <w:numFmt w:val="decimal"/>
+      <w:lvlText w:val="%5."/>
+      <w:lvlJc w:val="left"/>
+      <w:pPr>
+        <w:tabs>
+          <w:tab w:val="num" w:pos="3600"/>
+        </w:tabs>
+        <w:ind w:left="3600" w:hanging="360"/>
+      </w:pPr>
+    </w:lvl>
+    <w:lvl w:ilvl="5" w:tentative="1">
+      <w:start w:val="1"/>
+      <w:numFmt w:val="decimal"/>
+      <w:lvlText w:val="%6."/>
+      <w:lvlJc w:val="left"/>
+      <w:pPr>
+        <w:tabs>
+          <w:tab w:val="num" w:pos="4320"/>
+        </w:tabs>
+        <w:ind w:left="4320" w:hanging="360"/>
+      </w:pPr>
+    </w:lvl>
+    <w:lvl w:ilvl="6" w:tentative="1">
+      <w:start w:val="1"/>
+      <w:numFmt w:val="decimal"/>
+      <w:lvlText w:val="%7."/>
+      <w:lvlJc w:val="left"/>
+      <w:pPr>
+        <w:tabs>
+          <w:tab w:val="num" w:pos="5040"/>
+        </w:tabs>
+        <w:ind w:left="5040" w:hanging="360"/>
+      </w:pPr>
+    </w:lvl>
+    <w:lvl w:ilvl="7" w:tentative="1">
+      <w:start w:val="1"/>
+      <w:numFmt w:val="decimal"/>
+      <w:lvlText w:val="%8."/>
+      <w:lvlJc w:val="left"/>
+      <w:pPr>
+        <w:tabs>
+          <w:tab w:val="num" w:pos="5760"/>
+        </w:tabs>
+        <w:ind w:left="5760" w:hanging="360"/>
+      </w:pPr>
+    </w:lvl>
+    <w:lvl w:ilvl="8" w:tentative="1">
+      <w:start w:val="1"/>
+      <w:numFmt w:val="decimal"/>
+      <w:lvlText w:val="%9."/>
+      <w:lvlJc w:val="left"/>
+      <w:pPr>
+        <w:tabs>
+          <w:tab w:val="num" w:pos="6480"/>
+        </w:tabs>
+        <w:ind w:left="6480" w:hanging="360"/>
+      </w:pPr>
+    </w:lvl>
+  </w:abstractNum>
+  <w:abstractNum w:abstractNumId="16" w15:restartNumberingAfterBreak="0">
     <w:nsid w:val="30543661"/>
     <w:multiLevelType w:val="multilevel"/>
     <w:tmpl w:val="BD12F0AE"/>
@@ -17411,7 +18996,7 @@
       </w:rPr>
     </w:lvl>
   </w:abstractNum>
-  <w:abstractNum w:abstractNumId="14" w15:restartNumberingAfterBreak="0">
+  <w:abstractNum w:abstractNumId="17" w15:restartNumberingAfterBreak="0">
     <w:nsid w:val="3AF9117A"/>
     <w:multiLevelType w:val="multilevel"/>
     <w:tmpl w:val="4D10AE0E"/>
@@ -17560,7 +19145,7 @@
       </w:rPr>
     </w:lvl>
   </w:abstractNum>
-  <w:abstractNum w:abstractNumId="15" w15:restartNumberingAfterBreak="0">
+  <w:abstractNum w:abstractNumId="18" w15:restartNumberingAfterBreak="0">
     <w:nsid w:val="3C3D2C78"/>
     <w:multiLevelType w:val="hybridMultilevel"/>
     <w:tmpl w:val="72E64EE6"/>
@@ -17646,7 +19231,7 @@
       </w:pPr>
     </w:lvl>
   </w:abstractNum>
-  <w:abstractNum w:abstractNumId="16" w15:restartNumberingAfterBreak="0">
+  <w:abstractNum w:abstractNumId="19" w15:restartNumberingAfterBreak="0">
     <w:nsid w:val="401A79CA"/>
     <w:multiLevelType w:val="hybridMultilevel"/>
     <w:tmpl w:val="465227AC"/>
@@ -17732,7 +19317,7 @@
       </w:pPr>
     </w:lvl>
   </w:abstractNum>
-  <w:abstractNum w:abstractNumId="17" w15:restartNumberingAfterBreak="0">
+  <w:abstractNum w:abstractNumId="20" w15:restartNumberingAfterBreak="0">
     <w:nsid w:val="41E240EF"/>
     <w:multiLevelType w:val="multilevel"/>
     <w:tmpl w:val="B0DEAE70"/>
@@ -17881,7 +19466,7 @@
       </w:rPr>
     </w:lvl>
   </w:abstractNum>
-  <w:abstractNum w:abstractNumId="18" w15:restartNumberingAfterBreak="0">
+  <w:abstractNum w:abstractNumId="21" w15:restartNumberingAfterBreak="0">
     <w:nsid w:val="420D1CC9"/>
     <w:multiLevelType w:val="multilevel"/>
     <w:tmpl w:val="15DE6E40"/>
@@ -18030,7 +19615,7 @@
       </w:rPr>
     </w:lvl>
   </w:abstractNum>
-  <w:abstractNum w:abstractNumId="19" w15:restartNumberingAfterBreak="0">
+  <w:abstractNum w:abstractNumId="22" w15:restartNumberingAfterBreak="0">
     <w:nsid w:val="44A5410B"/>
     <w:multiLevelType w:val="multilevel"/>
     <w:tmpl w:val="FEA00A9E"/>
@@ -18179,10 +19764,10 @@
       </w:rPr>
     </w:lvl>
   </w:abstractNum>
-  <w:abstractNum w:abstractNumId="20" w15:restartNumberingAfterBreak="0">
+  <w:abstractNum w:abstractNumId="23" w15:restartNumberingAfterBreak="0">
     <w:nsid w:val="4570249C"/>
     <w:multiLevelType w:val="hybridMultilevel"/>
-    <w:tmpl w:val="D0CE1474"/>
+    <w:tmpl w:val="7FC66D84"/>
     <w:lvl w:ilvl="0" w:tplc="4009000F">
       <w:start w:val="1"/>
       <w:numFmt w:val="decimal"/>
@@ -18265,7 +19850,7 @@
       </w:pPr>
     </w:lvl>
   </w:abstractNum>
-  <w:abstractNum w:abstractNumId="21" w15:restartNumberingAfterBreak="0">
+  <w:abstractNum w:abstractNumId="24" w15:restartNumberingAfterBreak="0">
     <w:nsid w:val="45DF3C58"/>
     <w:multiLevelType w:val="multilevel"/>
     <w:tmpl w:val="88F6AEBA"/>
@@ -18414,7 +19999,7 @@
       </w:rPr>
     </w:lvl>
   </w:abstractNum>
-  <w:abstractNum w:abstractNumId="22" w15:restartNumberingAfterBreak="0">
+  <w:abstractNum w:abstractNumId="25" w15:restartNumberingAfterBreak="0">
     <w:nsid w:val="466A1BC7"/>
     <w:multiLevelType w:val="hybridMultilevel"/>
     <w:tmpl w:val="0EECEF26"/>
@@ -18527,7 +20112,7 @@
       </w:rPr>
     </w:lvl>
   </w:abstractNum>
-  <w:abstractNum w:abstractNumId="23" w15:restartNumberingAfterBreak="0">
+  <w:abstractNum w:abstractNumId="26" w15:restartNumberingAfterBreak="0">
     <w:nsid w:val="48FF3160"/>
     <w:multiLevelType w:val="multilevel"/>
     <w:tmpl w:val="B9044096"/>
@@ -18676,7 +20261,7 @@
       </w:rPr>
     </w:lvl>
   </w:abstractNum>
-  <w:abstractNum w:abstractNumId="24" w15:restartNumberingAfterBreak="0">
+  <w:abstractNum w:abstractNumId="27" w15:restartNumberingAfterBreak="0">
     <w:nsid w:val="4A68362E"/>
     <w:multiLevelType w:val="multilevel"/>
     <w:tmpl w:val="6A023158"/>
@@ -18825,7 +20410,7 @@
       </w:rPr>
     </w:lvl>
   </w:abstractNum>
-  <w:abstractNum w:abstractNumId="25" w15:restartNumberingAfterBreak="0">
+  <w:abstractNum w:abstractNumId="28" w15:restartNumberingAfterBreak="0">
     <w:nsid w:val="4C052594"/>
     <w:multiLevelType w:val="hybridMultilevel"/>
     <w:tmpl w:val="F26C9D10"/>
@@ -18915,7 +20500,93 @@
       </w:pPr>
     </w:lvl>
   </w:abstractNum>
-  <w:abstractNum w:abstractNumId="26" w15:restartNumberingAfterBreak="0">
+  <w:abstractNum w:abstractNumId="29" w15:restartNumberingAfterBreak="0">
+    <w:nsid w:val="55F842FB"/>
+    <w:multiLevelType w:val="hybridMultilevel"/>
+    <w:tmpl w:val="BFCA4916"/>
+    <w:lvl w:ilvl="0" w:tplc="FFFFFFFF">
+      <w:start w:val="1"/>
+      <w:numFmt w:val="decimal"/>
+      <w:lvlText w:val="%1."/>
+      <w:lvlJc w:val="left"/>
+      <w:pPr>
+        <w:ind w:left="360" w:hanging="360"/>
+      </w:pPr>
+    </w:lvl>
+    <w:lvl w:ilvl="1" w:tplc="FFFFFFFF" w:tentative="1">
+      <w:start w:val="1"/>
+      <w:numFmt w:val="lowerLetter"/>
+      <w:lvlText w:val="%2."/>
+      <w:lvlJc w:val="left"/>
+      <w:pPr>
+        <w:ind w:left="1080" w:hanging="360"/>
+      </w:pPr>
+    </w:lvl>
+    <w:lvl w:ilvl="2" w:tplc="FFFFFFFF" w:tentative="1">
+      <w:start w:val="1"/>
+      <w:numFmt w:val="lowerRoman"/>
+      <w:lvlText w:val="%3."/>
+      <w:lvlJc w:val="right"/>
+      <w:pPr>
+        <w:ind w:left="1800" w:hanging="180"/>
+      </w:pPr>
+    </w:lvl>
+    <w:lvl w:ilvl="3" w:tplc="FFFFFFFF" w:tentative="1">
+      <w:start w:val="1"/>
+      <w:numFmt w:val="decimal"/>
+      <w:lvlText w:val="%4."/>
+      <w:lvlJc w:val="left"/>
+      <w:pPr>
+        <w:ind w:left="2520" w:hanging="360"/>
+      </w:pPr>
+    </w:lvl>
+    <w:lvl w:ilvl="4" w:tplc="FFFFFFFF" w:tentative="1">
+      <w:start w:val="1"/>
+      <w:numFmt w:val="lowerLetter"/>
+      <w:lvlText w:val="%5."/>
+      <w:lvlJc w:val="left"/>
+      <w:pPr>
+        <w:ind w:left="3240" w:hanging="360"/>
+      </w:pPr>
+    </w:lvl>
+    <w:lvl w:ilvl="5" w:tplc="FFFFFFFF" w:tentative="1">
+      <w:start w:val="1"/>
+      <w:numFmt w:val="lowerRoman"/>
+      <w:lvlText w:val="%6."/>
+      <w:lvlJc w:val="right"/>
+      <w:pPr>
+        <w:ind w:left="3960" w:hanging="180"/>
+      </w:pPr>
+    </w:lvl>
+    <w:lvl w:ilvl="6" w:tplc="FFFFFFFF" w:tentative="1">
+      <w:start w:val="1"/>
+      <w:numFmt w:val="decimal"/>
+      <w:lvlText w:val="%7."/>
+      <w:lvlJc w:val="left"/>
+      <w:pPr>
+        <w:ind w:left="4680" w:hanging="360"/>
+      </w:pPr>
+    </w:lvl>
+    <w:lvl w:ilvl="7" w:tplc="FFFFFFFF" w:tentative="1">
+      <w:start w:val="1"/>
+      <w:numFmt w:val="lowerLetter"/>
+      <w:lvlText w:val="%8."/>
+      <w:lvlJc w:val="left"/>
+      <w:pPr>
+        <w:ind w:left="5400" w:hanging="360"/>
+      </w:pPr>
+    </w:lvl>
+    <w:lvl w:ilvl="8" w:tplc="FFFFFFFF" w:tentative="1">
+      <w:start w:val="1"/>
+      <w:numFmt w:val="lowerRoman"/>
+      <w:lvlText w:val="%9."/>
+      <w:lvlJc w:val="right"/>
+      <w:pPr>
+        <w:ind w:left="6120" w:hanging="180"/>
+      </w:pPr>
+    </w:lvl>
+  </w:abstractNum>
+  <w:abstractNum w:abstractNumId="30" w15:restartNumberingAfterBreak="0">
     <w:nsid w:val="5A1D4573"/>
     <w:multiLevelType w:val="multilevel"/>
     <w:tmpl w:val="0F6620F6"/>
@@ -19064,7 +20735,7 @@
       </w:rPr>
     </w:lvl>
   </w:abstractNum>
-  <w:abstractNum w:abstractNumId="27" w15:restartNumberingAfterBreak="0">
+  <w:abstractNum w:abstractNumId="31" w15:restartNumberingAfterBreak="0">
     <w:nsid w:val="5AFF25D1"/>
     <w:multiLevelType w:val="multilevel"/>
     <w:tmpl w:val="D5FA94A8"/>
@@ -19177,7 +20848,7 @@
       </w:pPr>
     </w:lvl>
   </w:abstractNum>
-  <w:abstractNum w:abstractNumId="28" w15:restartNumberingAfterBreak="0">
+  <w:abstractNum w:abstractNumId="32" w15:restartNumberingAfterBreak="0">
     <w:nsid w:val="5B062DAC"/>
     <w:multiLevelType w:val="multilevel"/>
     <w:tmpl w:val="B82E5E52"/>
@@ -19326,7 +20997,7 @@
       </w:rPr>
     </w:lvl>
   </w:abstractNum>
-  <w:abstractNum w:abstractNumId="29" w15:restartNumberingAfterBreak="0">
+  <w:abstractNum w:abstractNumId="33" w15:restartNumberingAfterBreak="0">
     <w:nsid w:val="5BCC774C"/>
     <w:multiLevelType w:val="multilevel"/>
     <w:tmpl w:val="BFBC0C6C"/>
@@ -19439,7 +21110,7 @@
       </w:pPr>
     </w:lvl>
   </w:abstractNum>
-  <w:abstractNum w:abstractNumId="30" w15:restartNumberingAfterBreak="0">
+  <w:abstractNum w:abstractNumId="34" w15:restartNumberingAfterBreak="0">
     <w:nsid w:val="5E6346C3"/>
     <w:multiLevelType w:val="multilevel"/>
     <w:tmpl w:val="F29CEC78"/>
@@ -19588,7 +21259,124 @@
       </w:rPr>
     </w:lvl>
   </w:abstractNum>
-  <w:abstractNum w:abstractNumId="31" w15:restartNumberingAfterBreak="0">
+  <w:abstractNum w:abstractNumId="35" w15:restartNumberingAfterBreak="0">
+    <w:nsid w:val="5F4D6AD0"/>
+    <w:multiLevelType w:val="multilevel"/>
+    <w:tmpl w:val="1A4C424A"/>
+    <w:lvl w:ilvl="0">
+      <w:start w:val="1"/>
+      <w:numFmt w:val="decimal"/>
+      <w:lvlText w:val="%1."/>
+      <w:lvlJc w:val="left"/>
+      <w:pPr>
+        <w:tabs>
+          <w:tab w:val="num" w:pos="720"/>
+        </w:tabs>
+        <w:ind w:left="720" w:hanging="360"/>
+      </w:pPr>
+    </w:lvl>
+    <w:lvl w:ilvl="1">
+      <w:start w:val="1"/>
+      <w:numFmt w:val="bullet"/>
+      <w:lvlText w:val="o"/>
+      <w:lvlJc w:val="left"/>
+      <w:pPr>
+        <w:tabs>
+          <w:tab w:val="num" w:pos="1440"/>
+        </w:tabs>
+        <w:ind w:left="1440" w:hanging="360"/>
+      </w:pPr>
+      <w:rPr>
+        <w:rFonts w:ascii="Courier New" w:hAnsi="Courier New" w:hint="default"/>
+        <w:sz w:val="20"/>
+      </w:rPr>
+    </w:lvl>
+    <w:lvl w:ilvl="2" w:tentative="1">
+      <w:start w:val="1"/>
+      <w:numFmt w:val="decimal"/>
+      <w:lvlText w:val="%3."/>
+      <w:lvlJc w:val="left"/>
+      <w:pPr>
+        <w:tabs>
+          <w:tab w:val="num" w:pos="2160"/>
+        </w:tabs>
+        <w:ind w:left="2160" w:hanging="360"/>
+      </w:pPr>
+    </w:lvl>
+    <w:lvl w:ilvl="3" w:tentative="1">
+      <w:start w:val="1"/>
+      <w:numFmt w:val="decimal"/>
+      <w:lvlText w:val="%4."/>
+      <w:lvlJc w:val="left"/>
+      <w:pPr>
+        <w:tabs>
+          <w:tab w:val="num" w:pos="2880"/>
+        </w:tabs>
+        <w:ind w:left="2880" w:hanging="360"/>
+      </w:pPr>
+    </w:lvl>
+    <w:lvl w:ilvl="4" w:tentative="1">
+      <w:start w:val="1"/>
+      <w:numFmt w:val="decimal"/>
+      <w:lvlText w:val="%5."/>
+      <w:lvlJc w:val="left"/>
+      <w:pPr>
+        <w:tabs>
+          <w:tab w:val="num" w:pos="3600"/>
+        </w:tabs>
+        <w:ind w:left="3600" w:hanging="360"/>
+      </w:pPr>
+    </w:lvl>
+    <w:lvl w:ilvl="5" w:tentative="1">
+      <w:start w:val="1"/>
+      <w:numFmt w:val="decimal"/>
+      <w:lvlText w:val="%6."/>
+      <w:lvlJc w:val="left"/>
+      <w:pPr>
+        <w:tabs>
+          <w:tab w:val="num" w:pos="4320"/>
+        </w:tabs>
+        <w:ind w:left="4320" w:hanging="360"/>
+      </w:pPr>
+    </w:lvl>
+    <w:lvl w:ilvl="6" w:tentative="1">
+      <w:start w:val="1"/>
+      <w:numFmt w:val="decimal"/>
+      <w:lvlText w:val="%7."/>
+      <w:lvlJc w:val="left"/>
+      <w:pPr>
+        <w:tabs>
+          <w:tab w:val="num" w:pos="5040"/>
+        </w:tabs>
+        <w:ind w:left="5040" w:hanging="360"/>
+      </w:pPr>
+    </w:lvl>
+    <w:lvl w:ilvl="7" w:tentative="1">
+      <w:start w:val="1"/>
+      <w:numFmt w:val="decimal"/>
+      <w:lvlText w:val="%8."/>
+      <w:lvlJc w:val="left"/>
+      <w:pPr>
+        <w:tabs>
+          <w:tab w:val="num" w:pos="5760"/>
+        </w:tabs>
+        <w:ind w:left="5760" w:hanging="360"/>
+      </w:pPr>
+    </w:lvl>
+    <w:lvl w:ilvl="8" w:tentative="1">
+      <w:start w:val="1"/>
+      <w:numFmt w:val="decimal"/>
+      <w:lvlText w:val="%9."/>
+      <w:lvlJc w:val="left"/>
+      <w:pPr>
+        <w:tabs>
+          <w:tab w:val="num" w:pos="6480"/>
+        </w:tabs>
+        <w:ind w:left="6480" w:hanging="360"/>
+      </w:pPr>
+    </w:lvl>
+  </w:abstractNum>
+  <w:abstractNum w:abstractNumId="36" w15:restartNumberingAfterBreak="0">
     <w:nsid w:val="5F8C5489"/>
     <w:multiLevelType w:val="multilevel"/>
     <w:tmpl w:val="A588BBC4"/>
@@ -19701,7 +21489,7 @@
       </w:pPr>
     </w:lvl>
   </w:abstractNum>
-  <w:abstractNum w:abstractNumId="32" w15:restartNumberingAfterBreak="0">
+  <w:abstractNum w:abstractNumId="37" w15:restartNumberingAfterBreak="0">
     <w:nsid w:val="5FD657B1"/>
     <w:multiLevelType w:val="multilevel"/>
     <w:tmpl w:val="B826328C"/>
@@ -19850,7 +21638,120 @@
       </w:rPr>
     </w:lvl>
   </w:abstractNum>
-  <w:abstractNum w:abstractNumId="33" w15:restartNumberingAfterBreak="0">
+  <w:abstractNum w:abstractNumId="38" w15:restartNumberingAfterBreak="0">
+    <w:nsid w:val="64E14AFE"/>
+    <w:multiLevelType w:val="hybridMultilevel"/>
+    <w:tmpl w:val="8FF2D2A0"/>
+    <w:lvl w:ilvl="0" w:tplc="40090001">
+      <w:start w:val="1"/>
+      <w:numFmt w:val="bullet"/>
+      <w:lvlText w:val=""/>
+      <w:lvlJc w:val="left"/>
+      <w:pPr>
+        <w:ind w:left="720" w:hanging="360"/>
+      </w:pPr>
+      <w:rPr>
+        <w:rFonts w:ascii="Symbol" w:hAnsi="Symbol" w:hint="default"/>
+      </w:rPr>
+    </w:lvl>
+    <w:lvl w:ilvl="1" w:tplc="40090003" w:tentative="1">
+      <w:start w:val="1"/>
+      <w:numFmt w:val="bullet"/>
+      <w:lvlText w:val="o"/>
+      <w:lvlJc w:val="left"/>
+      <w:pPr>
+        <w:ind w:left="1440" w:hanging="360"/>
+      </w:pPr>
+      <w:rPr>
+        <w:rFonts w:ascii="Courier New" w:hAnsi="Courier New" w:cs="Courier New" w:hint="default"/>
+      </w:rPr>
+    </w:lvl>
+    <w:lvl w:ilvl="2" w:tplc="40090005" w:tentative="1">
+      <w:start w:val="1"/>
+      <w:numFmt w:val="bullet"/>
+      <w:lvlText w:val=""/>
+      <w:lvlJc w:val="left"/>
+      <w:pPr>
+        <w:ind w:left="2160" w:hanging="360"/>
+      </w:pPr>
+      <w:rPr>
+        <w:rFonts w:ascii="Wingdings" w:hAnsi="Wingdings" w:hint="default"/>
+      </w:rPr>
+    </w:lvl>
+    <w:lvl w:ilvl="3" w:tplc="40090001" w:tentative="1">
+      <w:start w:val="1"/>
+      <w:numFmt w:val="bullet"/>
+      <w:lvlText w:val=""/>
+      <w:lvlJc w:val="left"/>
+      <w:pPr>
+        <w:ind w:left="2880" w:hanging="360"/>
+      </w:pPr>
+      <w:rPr>
+        <w:rFonts w:ascii="Symbol" w:hAnsi="Symbol" w:hint="default"/>
+      </w:rPr>
+    </w:lvl>
+    <w:lvl w:ilvl="4" w:tplc="40090003" w:tentative="1">
+      <w:start w:val="1"/>
+      <w:numFmt w:val="bullet"/>
+      <w:lvlText w:val="o"/>
+      <w:lvlJc w:val="left"/>
+      <w:pPr>
+        <w:ind w:left="3600" w:hanging="360"/>
+      </w:pPr>
+      <w:rPr>
+        <w:rFonts w:ascii="Courier New" w:hAnsi="Courier New" w:cs="Courier New" w:hint="default"/>
+      </w:rPr>
+    </w:lvl>
+    <w:lvl w:ilvl="5" w:tplc="40090005" w:tentative="1">
+      <w:start w:val="1"/>
+      <w:numFmt w:val="bullet"/>
+      <w:lvlText w:val=""/>
+      <w:lvlJc w:val="left"/>
+      <w:pPr>
+        <w:ind w:left="4320" w:hanging="360"/>
+      </w:pPr>
+      <w:rPr>
+        <w:rFonts w:ascii="Wingdings" w:hAnsi="Wingdings" w:hint="default"/>
+      </w:rPr>
+    </w:lvl>
+    <w:lvl w:ilvl="6" w:tplc="40090001" w:tentative="1">
+      <w:start w:val="1"/>
+      <w:numFmt w:val="bullet"/>
+      <w:lvlText w:val=""/>
+      <w:lvlJc w:val="left"/>
+      <w:pPr>
+        <w:ind w:left="5040" w:hanging="360"/>
+      </w:pPr>
+      <w:rPr>
+        <w:rFonts w:ascii="Symbol" w:hAnsi="Symbol" w:hint="default"/>
+      </w:rPr>
+    </w:lvl>
+    <w:lvl w:ilvl="7" w:tplc="40090003" w:tentative="1">
+      <w:start w:val="1"/>
+      <w:numFmt w:val="bullet"/>
+      <w:lvlText w:val="o"/>
+      <w:lvlJc w:val="left"/>
+      <w:pPr>
+        <w:ind w:left="5760" w:hanging="360"/>
+      </w:pPr>
+      <w:rPr>
+        <w:rFonts w:ascii="Courier New" w:hAnsi="Courier New" w:cs="Courier New" w:hint="default"/>
+      </w:rPr>
+    </w:lvl>
+    <w:lvl w:ilvl="8" w:tplc="40090005" w:tentative="1">
+      <w:start w:val="1"/>
+      <w:numFmt w:val="bullet"/>
+      <w:lvlText w:val=""/>
+      <w:lvlJc w:val="left"/>
+      <w:pPr>
+        <w:ind w:left="6480" w:hanging="360"/>
+      </w:pPr>
+      <w:rPr>
+        <w:rFonts w:ascii="Wingdings" w:hAnsi="Wingdings" w:hint="default"/>
+      </w:rPr>
+    </w:lvl>
+  </w:abstractNum>
+  <w:abstractNum w:abstractNumId="39" w15:restartNumberingAfterBreak="0">
     <w:nsid w:val="69A658B7"/>
     <w:multiLevelType w:val="multilevel"/>
     <w:tmpl w:val="5402438C"/>
@@ -19999,7 +21900,7 @@
       </w:rPr>
     </w:lvl>
   </w:abstractNum>
-  <w:abstractNum w:abstractNumId="34" w15:restartNumberingAfterBreak="0">
+  <w:abstractNum w:abstractNumId="40" w15:restartNumberingAfterBreak="0">
     <w:nsid w:val="6B877B3C"/>
     <w:multiLevelType w:val="multilevel"/>
     <w:tmpl w:val="0A1ADB48"/>
@@ -20148,7 +22049,7 @@
       </w:rPr>
     </w:lvl>
   </w:abstractNum>
-  <w:abstractNum w:abstractNumId="35" w15:restartNumberingAfterBreak="0">
+  <w:abstractNum w:abstractNumId="41" w15:restartNumberingAfterBreak="0">
     <w:nsid w:val="6BA32D18"/>
     <w:multiLevelType w:val="multilevel"/>
     <w:tmpl w:val="5DEE0DE0"/>
@@ -20297,7 +22198,7 @@
       </w:rPr>
     </w:lvl>
   </w:abstractNum>
-  <w:abstractNum w:abstractNumId="36" w15:restartNumberingAfterBreak="0">
+  <w:abstractNum w:abstractNumId="42" w15:restartNumberingAfterBreak="0">
     <w:nsid w:val="6DA5155B"/>
     <w:multiLevelType w:val="hybridMultilevel"/>
     <w:tmpl w:val="4202D69E"/>
@@ -20383,7 +22284,7 @@
       </w:pPr>
     </w:lvl>
   </w:abstractNum>
-  <w:abstractNum w:abstractNumId="37" w15:restartNumberingAfterBreak="0">
+  <w:abstractNum w:abstractNumId="43" w15:restartNumberingAfterBreak="0">
     <w:nsid w:val="70455C5C"/>
     <w:multiLevelType w:val="multilevel"/>
     <w:tmpl w:val="D9228DA4"/>
@@ -20496,7 +22397,7 @@
       </w:pPr>
     </w:lvl>
   </w:abstractNum>
-  <w:abstractNum w:abstractNumId="38" w15:restartNumberingAfterBreak="0">
+  <w:abstractNum w:abstractNumId="44" w15:restartNumberingAfterBreak="0">
     <w:nsid w:val="79325413"/>
     <w:multiLevelType w:val="multilevel"/>
     <w:tmpl w:val="617893CA"/>
@@ -20645,7 +22546,7 @@
       </w:rPr>
     </w:lvl>
   </w:abstractNum>
-  <w:abstractNum w:abstractNumId="39" w15:restartNumberingAfterBreak="0">
+  <w:abstractNum w:abstractNumId="45" w15:restartNumberingAfterBreak="0">
     <w:nsid w:val="7B6E0302"/>
     <w:multiLevelType w:val="multilevel"/>
     <w:tmpl w:val="48A0AF20"/>
@@ -20794,7 +22695,7 @@
       </w:rPr>
     </w:lvl>
   </w:abstractNum>
-  <w:abstractNum w:abstractNumId="40" w15:restartNumberingAfterBreak="0">
+  <w:abstractNum w:abstractNumId="46" w15:restartNumberingAfterBreak="0">
     <w:nsid w:val="7E460CE1"/>
     <w:multiLevelType w:val="multilevel"/>
     <w:tmpl w:val="A5788C10"/>
@@ -20943,7 +22844,7 @@
       </w:rPr>
     </w:lvl>
   </w:abstractNum>
-  <w:abstractNum w:abstractNumId="41" w15:restartNumberingAfterBreak="0">
+  <w:abstractNum w:abstractNumId="47" w15:restartNumberingAfterBreak="0">
     <w:nsid w:val="7E5A082E"/>
     <w:multiLevelType w:val="multilevel"/>
     <w:tmpl w:val="E848D3CC"/>
@@ -21092,7 +22993,7 @@
       </w:rPr>
     </w:lvl>
   </w:abstractNum>
-  <w:abstractNum w:abstractNumId="42" w15:restartNumberingAfterBreak="0">
+  <w:abstractNum w:abstractNumId="48" w15:restartNumberingAfterBreak="0">
     <w:nsid w:val="7E724045"/>
     <w:multiLevelType w:val="multilevel"/>
     <w:tmpl w:val="BB706FE4"/>
@@ -21241,7 +23142,7 @@
       </w:rPr>
     </w:lvl>
   </w:abstractNum>
-  <w:abstractNum w:abstractNumId="43" w15:restartNumberingAfterBreak="0">
+  <w:abstractNum w:abstractNumId="49" w15:restartNumberingAfterBreak="0">
     <w:nsid w:val="7E9917C7"/>
     <w:multiLevelType w:val="multilevel"/>
     <w:tmpl w:val="D1788998"/>
@@ -21390,7 +23291,7 @@
       </w:rPr>
     </w:lvl>
   </w:abstractNum>
-  <w:abstractNum w:abstractNumId="44" w15:restartNumberingAfterBreak="0">
+  <w:abstractNum w:abstractNumId="50" w15:restartNumberingAfterBreak="0">
     <w:nsid w:val="7EBE1FB3"/>
     <w:multiLevelType w:val="multilevel"/>
     <w:tmpl w:val="883C04B0"/>
@@ -21504,139 +23405,157 @@
     </w:lvl>
   </w:abstractNum>
   <w:num w:numId="1" w16cid:durableId="246235914">
-    <w:abstractNumId w:val="8"/>
+    <w:abstractNumId w:val="10"/>
   </w:num>
   <w:num w:numId="2" w16cid:durableId="1082993030">
-    <w:abstractNumId w:val="10"/>
+    <w:abstractNumId w:val="12"/>
   </w:num>
   <w:num w:numId="3" w16cid:durableId="432824704">
-    <w:abstractNumId w:val="20"/>
+    <w:abstractNumId w:val="23"/>
   </w:num>
   <w:num w:numId="4" w16cid:durableId="1030493876">
-    <w:abstractNumId w:val="5"/>
+    <w:abstractNumId w:val="6"/>
   </w:num>
   <w:num w:numId="5" w16cid:durableId="1574510860">
-    <w:abstractNumId w:val="40"/>
+    <w:abstractNumId w:val="46"/>
   </w:num>
   <w:num w:numId="6" w16cid:durableId="1405490238">
-    <w:abstractNumId w:val="22"/>
+    <w:abstractNumId w:val="25"/>
   </w:num>
   <w:num w:numId="7" w16cid:durableId="529688229">
-    <w:abstractNumId w:val="9"/>
+    <w:abstractNumId w:val="11"/>
   </w:num>
   <w:num w:numId="8" w16cid:durableId="2040933327">
-    <w:abstractNumId w:val="11"/>
+    <w:abstractNumId w:val="13"/>
   </w:num>
   <w:num w:numId="9" w16cid:durableId="1239174985">
-    <w:abstractNumId w:val="36"/>
+    <w:abstractNumId w:val="42"/>
   </w:num>
   <w:num w:numId="10" w16cid:durableId="457644256">
-    <w:abstractNumId w:val="25"/>
+    <w:abstractNumId w:val="28"/>
   </w:num>
   <w:num w:numId="11" w16cid:durableId="1032878775">
+    <w:abstractNumId w:val="27"/>
+  </w:num>
+  <w:num w:numId="12" w16cid:durableId="1912426884">
+    <w:abstractNumId w:val="48"/>
+  </w:num>
+  <w:num w:numId="13" w16cid:durableId="1935479928">
+    <w:abstractNumId w:val="45"/>
+  </w:num>
+  <w:num w:numId="14" w16cid:durableId="1716857044">
+    <w:abstractNumId w:val="41"/>
+  </w:num>
+  <w:num w:numId="15" w16cid:durableId="209616549">
+    <w:abstractNumId w:val="44"/>
+  </w:num>
+  <w:num w:numId="16" w16cid:durableId="1246920466">
     <w:abstractNumId w:val="24"/>
   </w:num>
-  <w:num w:numId="12" w16cid:durableId="1912426884">
-    <w:abstractNumId w:val="42"/>
-  </w:num>
-  <w:num w:numId="13" w16cid:durableId="1935479928">
-    <w:abstractNumId w:val="39"/>
-  </w:num>
-  <w:num w:numId="14" w16cid:durableId="1716857044">
-    <w:abstractNumId w:val="35"/>
-  </w:num>
-  <w:num w:numId="15" w16cid:durableId="209616549">
-    <w:abstractNumId w:val="38"/>
-  </w:num>
-  <w:num w:numId="16" w16cid:durableId="1246920466">
-    <w:abstractNumId w:val="21"/>
-  </w:num>
   <w:num w:numId="17" w16cid:durableId="1936398246">
-    <w:abstractNumId w:val="13"/>
+    <w:abstractNumId w:val="16"/>
   </w:num>
   <w:num w:numId="18" w16cid:durableId="1391074885">
-    <w:abstractNumId w:val="32"/>
+    <w:abstractNumId w:val="37"/>
   </w:num>
   <w:num w:numId="19" w16cid:durableId="151527210">
     <w:abstractNumId w:val="0"/>
   </w:num>
   <w:num w:numId="20" w16cid:durableId="470831493">
-    <w:abstractNumId w:val="23"/>
+    <w:abstractNumId w:val="26"/>
   </w:num>
   <w:num w:numId="21" w16cid:durableId="908878302">
-    <w:abstractNumId w:val="6"/>
+    <w:abstractNumId w:val="7"/>
   </w:num>
   <w:num w:numId="22" w16cid:durableId="1932885903">
-    <w:abstractNumId w:val="26"/>
+    <w:abstractNumId w:val="30"/>
   </w:num>
   <w:num w:numId="23" w16cid:durableId="1877155620">
+    <w:abstractNumId w:val="40"/>
+  </w:num>
+  <w:num w:numId="24" w16cid:durableId="2128154556">
+    <w:abstractNumId w:val="32"/>
+  </w:num>
+  <w:num w:numId="25" w16cid:durableId="1730301979">
+    <w:abstractNumId w:val="22"/>
+  </w:num>
+  <w:num w:numId="26" w16cid:durableId="290207317">
+    <w:abstractNumId w:val="49"/>
+  </w:num>
+  <w:num w:numId="27" w16cid:durableId="1600485142">
+    <w:abstractNumId w:val="36"/>
+  </w:num>
+  <w:num w:numId="28" w16cid:durableId="1703477403">
+    <w:abstractNumId w:val="39"/>
+  </w:num>
+  <w:num w:numId="29" w16cid:durableId="1835140576">
+    <w:abstractNumId w:val="9"/>
+  </w:num>
+  <w:num w:numId="30" w16cid:durableId="1190334094">
+    <w:abstractNumId w:val="20"/>
+  </w:num>
+  <w:num w:numId="31" w16cid:durableId="1926914783">
+    <w:abstractNumId w:val="47"/>
+  </w:num>
+  <w:num w:numId="32" w16cid:durableId="1825658725">
+    <w:abstractNumId w:val="17"/>
+  </w:num>
+  <w:num w:numId="33" w16cid:durableId="792794633">
     <w:abstractNumId w:val="34"/>
   </w:num>
-  <w:num w:numId="24" w16cid:durableId="2128154556">
-    <w:abstractNumId w:val="28"/>
-  </w:num>
-  <w:num w:numId="25" w16cid:durableId="1730301979">
-    <w:abstractNumId w:val="19"/>
-  </w:num>
-  <w:num w:numId="26" w16cid:durableId="290207317">
-    <w:abstractNumId w:val="43"/>
-  </w:num>
-  <w:num w:numId="27" w16cid:durableId="1600485142">
-    <w:abstractNumId w:val="31"/>
-  </w:num>
-  <w:num w:numId="28" w16cid:durableId="1703477403">
-    <w:abstractNumId w:val="33"/>
-  </w:num>
-  <w:num w:numId="29" w16cid:durableId="1835140576">
-    <w:abstractNumId w:val="7"/>
-  </w:num>
-  <w:num w:numId="30" w16cid:durableId="1190334094">
-    <w:abstractNumId w:val="17"/>
-  </w:num>
-  <w:num w:numId="31" w16cid:durableId="1926914783">
-    <w:abstractNumId w:val="41"/>
-  </w:num>
-  <w:num w:numId="32" w16cid:durableId="1825658725">
-    <w:abstractNumId w:val="14"/>
-  </w:num>
-  <w:num w:numId="33" w16cid:durableId="792794633">
-    <w:abstractNumId w:val="30"/>
-  </w:num>
   <w:num w:numId="34" w16cid:durableId="401295055">
-    <w:abstractNumId w:val="18"/>
+    <w:abstractNumId w:val="21"/>
   </w:num>
   <w:num w:numId="35" w16cid:durableId="546138303">
     <w:abstractNumId w:val="1"/>
   </w:num>
   <w:num w:numId="36" w16cid:durableId="757210514">
-    <w:abstractNumId w:val="27"/>
+    <w:abstractNumId w:val="31"/>
   </w:num>
   <w:num w:numId="37" w16cid:durableId="1972128238">
     <w:abstractNumId w:val="2"/>
   </w:num>
   <w:num w:numId="38" w16cid:durableId="901403820">
-    <w:abstractNumId w:val="37"/>
+    <w:abstractNumId w:val="43"/>
   </w:num>
   <w:num w:numId="39" w16cid:durableId="730543133">
-    <w:abstractNumId w:val="44"/>
+    <w:abstractNumId w:val="50"/>
   </w:num>
   <w:num w:numId="40" w16cid:durableId="233399459">
+    <w:abstractNumId w:val="4"/>
+  </w:num>
+  <w:num w:numId="41" w16cid:durableId="747582193">
+    <w:abstractNumId w:val="18"/>
+  </w:num>
+  <w:num w:numId="42" w16cid:durableId="259997569">
+    <w:abstractNumId w:val="19"/>
+  </w:num>
+  <w:num w:numId="43" w16cid:durableId="1657371187">
+    <w:abstractNumId w:val="33"/>
+  </w:num>
+  <w:num w:numId="44" w16cid:durableId="445655480">
+    <w:abstractNumId w:val="14"/>
+  </w:num>
+  <w:num w:numId="45" w16cid:durableId="1633369576">
+    <w:abstractNumId w:val="5"/>
+  </w:num>
+  <w:num w:numId="46" w16cid:durableId="360325384">
+    <w:abstractNumId w:val="38"/>
+  </w:num>
+  <w:num w:numId="47" w16cid:durableId="1289967602">
+    <w:abstractNumId w:val="29"/>
+  </w:num>
+  <w:num w:numId="48" w16cid:durableId="1017853374">
+    <w:abstractNumId w:val="8"/>
+  </w:num>
+  <w:num w:numId="49" w16cid:durableId="658852932">
+    <w:abstractNumId w:val="15"/>
+  </w:num>
+  <w:num w:numId="50" w16cid:durableId="565144344">
     <w:abstractNumId w:val="3"/>
   </w:num>
-  <w:num w:numId="41" w16cid:durableId="747582193">
-    <w:abstractNumId w:val="15"/>
-  </w:num>
-  <w:num w:numId="42" w16cid:durableId="259997569">
-    <w:abstractNumId w:val="16"/>
-  </w:num>
-  <w:num w:numId="43" w16cid:durableId="1657371187">
-    <w:abstractNumId w:val="29"/>
-  </w:num>
-  <w:num w:numId="44" w16cid:durableId="445655480">
-    <w:abstractNumId w:val="12"/>
-  </w:num>
-  <w:num w:numId="45" w16cid:durableId="1633369576">
-    <w:abstractNumId w:val="4"/>
+  <w:num w:numId="51" w16cid:durableId="1028063425">
+    <w:abstractNumId w:val="35"/>
   </w:num>
   <w:numIdMacAtCleanup w:val="45"/>
 </w:numbering>
@@ -22093,7 +24012,6 @@
     <w:next w:val="Normal"/>
     <w:link w:val="Heading3Char"/>
     <w:uiPriority w:val="9"/>
-    <w:semiHidden/>
     <w:unhideWhenUsed/>
     <w:qFormat/>
     <w:rsid w:val="00783CB8"/>
@@ -22299,7 +24217,6 @@
     <w:basedOn w:val="DefaultParagraphFont"/>
     <w:link w:val="Heading3"/>
     <w:uiPriority w:val="9"/>
-    <w:semiHidden/>
     <w:rsid w:val="00783CB8"/>
     <w:rPr>
       <w:rFonts w:eastAsiaTheme="majorEastAsia" w:cstheme="majorBidi"/>
@@ -22582,6 +24499,61 @@
     <w:rPr>
       <w:b/>
       <w:bCs/>
+    </w:rPr>
+  </w:style>
+  <w:style w:type="character" w:styleId="Hyperlink">
+    <w:name w:val="Hyperlink"/>
+    <w:basedOn w:val="DefaultParagraphFont"/>
+    <w:uiPriority w:val="99"/>
+    <w:unhideWhenUsed/>
+    <w:rsid w:val="000E4A57"/>
+    <w:rPr>
+      <w:color w:val="0563C1" w:themeColor="hyperlink"/>
+      <w:u w:val="single"/>
+    </w:rPr>
+  </w:style>
+  <w:style w:type="character" w:styleId="UnresolvedMention">
+    <w:name w:val="Unresolved Mention"/>
+    <w:basedOn w:val="DefaultParagraphFont"/>
+    <w:uiPriority w:val="99"/>
+    <w:semiHidden/>
+    <w:unhideWhenUsed/>
+    <w:rsid w:val="000E4A57"/>
+    <w:rPr>
+      <w:color w:val="605E5C"/>
+      <w:shd w:val="clear" w:color="auto" w:fill="E1DFDD"/>
+    </w:rPr>
+  </w:style>
+  <w:style w:type="table" w:styleId="TableGrid">
+    <w:name w:val="Table Grid"/>
+    <w:basedOn w:val="TableNormal"/>
+    <w:uiPriority w:val="39"/>
+    <w:rsid w:val="00E57B15"/>
+    <w:pPr>
+      <w:spacing w:after="0" w:line="240" w:lineRule="auto"/>
+    </w:pPr>
+    <w:tblPr>
+      <w:tblBorders>
+        <w:top w:val="single" w:sz="4" w:space="0" w:color="auto"/>
+        <w:left w:val="single" w:sz="4" w:space="0" w:color="auto"/>
+        <w:bottom w:val="single" w:sz="4" w:space="0" w:color="auto"/>
+        <w:right w:val="single" w:sz="4" w:space="0" w:color="auto"/>
+        <w:insideH w:val="single" w:sz="4" w:space="0" w:color="auto"/>
+        <w:insideV w:val="single" w:sz="4" w:space="0" w:color="auto"/>
+      </w:tblBorders>
+    </w:tblPr>
+  </w:style>
+  <w:style w:type="character" w:styleId="HTMLCode">
+    <w:name w:val="HTML Code"/>
+    <w:basedOn w:val="DefaultParagraphFont"/>
+    <w:uiPriority w:val="99"/>
+    <w:semiHidden/>
+    <w:unhideWhenUsed/>
+    <w:rsid w:val="001A5A11"/>
+    <w:rPr>
+      <w:rFonts w:ascii="Courier New" w:eastAsia="Times New Roman" w:hAnsi="Courier New" w:cs="Courier New"/>
+      <w:sz w:val="20"/>
+      <w:szCs w:val="20"/>
     </w:rPr>
   </w:style>
 </w:styles>
